--- a/public/resume/Howard_Sun-Resume-2026.docx
+++ b/public/resume/Howard_Sun-Resume-2026.docx
@@ -337,7 +337,25 @@
           <w:sz w:val="16"/>
           <w:szCs w:val="16"/>
         </w:rPr>
-        <w:t>Full-stack software engineer with a background in TypeScript, React, and Node.js. Spent the last few years contributing to Swell, an open-source API testing tool, with a focus on security hardening, test infrastructure, and modernizing legacy architecture. Previously co-founded and led engineering at Mission Coders, building a children's coding education platform from the ground up. Focused on shipping things that are reliable, well-tested, and easy for other engineers to work in. Currently on a health-related career break while continuing technical projects and preparing to return to engineering work.</w:t>
+        <w:t xml:space="preserve">Full-stack software engineer </w:t>
+      </w:r>
+      <w:proofErr w:type="gramStart"/>
+      <w:r>
+        <w:rPr>
+          <w:rFonts w:ascii="Aptos" w:hAnsi="Aptos"/>
+          <w:sz w:val="16"/>
+          <w:szCs w:val="16"/>
+        </w:rPr>
+        <w:t>focused</w:t>
+      </w:r>
+      <w:proofErr w:type="gramEnd"/>
+      <w:r>
+        <w:rPr>
+          <w:rFonts w:ascii="Aptos" w:hAnsi="Aptos"/>
+          <w:sz w:val="16"/>
+          <w:szCs w:val="16"/>
+        </w:rPr>
+        <w:t xml:space="preserve"> on building reliable, well-tested applications with TypeScript, React, Node.js, and modern web tooling. Recent experience contributing to Swell, an open-source API testing platform, with work spanning security hardening, test infrastructure, Redux modernization, and frontend architecture. Previously co-founded and led engineering for a children’s coding education platform, building production systems across AWS, Node.js, TypeScript, and database infrastructure.</w:t>
       </w:r>
       <w:r>
         <w:rPr>
@@ -1093,7 +1111,25 @@
           <w:sz w:val="16"/>
           <w:szCs w:val="16"/>
         </w:rPr>
-        <w:t>Transitioned from an on-premise monolithic server to a scalable AWS infrastructure with Elastic Load Balancing (ELB-ALB) and Elastic Compute Cloud (EC2), reducing resource overhead by 40%, enabling auto-scaling based on traffic patterns, and improving reliability and cost-efficiency across multiple regions</w:t>
+        <w:t xml:space="preserve">Transitioned from an </w:t>
+      </w:r>
+      <w:proofErr w:type="gramStart"/>
+      <w:r>
+        <w:rPr>
+          <w:rFonts w:ascii="Aptos" w:hAnsi="Aptos"/>
+          <w:sz w:val="16"/>
+          <w:szCs w:val="16"/>
+        </w:rPr>
+        <w:t>on-premise</w:t>
+      </w:r>
+      <w:proofErr w:type="gramEnd"/>
+      <w:r>
+        <w:rPr>
+          <w:rFonts w:ascii="Aptos" w:hAnsi="Aptos"/>
+          <w:sz w:val="16"/>
+          <w:szCs w:val="16"/>
+        </w:rPr>
+        <w:t xml:space="preserve"> monolithic server to a scalable AWS infrastructure with Elastic Load Balancing (ELB-ALB) and Elastic Compute Cloud (EC2), reducing resource overhead by 40%, enabling auto-scaling based on traffic patterns, and improving reliability and cost-efficiency across multiple regions</w:t>
       </w:r>
     </w:p>
     <w:p>
@@ -1346,6 +1382,7 @@
           <w:szCs w:val="16"/>
         </w:rPr>
       </w:pPr>
+      <w:proofErr w:type="gramStart"/>
       <w:r>
         <w:rPr>
           <w:rFonts w:ascii="Aptos" w:hAnsi="Aptos" w:cstheme="minorHAnsi"/>
@@ -1354,6 +1391,7 @@
         </w:rPr>
         <w:t>Drove</w:t>
       </w:r>
+      <w:proofErr w:type="gramEnd"/>
       <w:r>
         <w:rPr>
           <w:rFonts w:ascii="Aptos" w:hAnsi="Aptos" w:cstheme="minorHAnsi"/>
@@ -1408,15 +1446,33 @@
           <w:sz w:val="16"/>
           <w:szCs w:val="16"/>
         </w:rPr>
-        <w:t>, and establish</w:t>
-      </w:r>
+        <w:t xml:space="preserve">, and </w:t>
+      </w:r>
+      <w:proofErr w:type="gramStart"/>
       <w:r>
         <w:rPr>
           <w:rFonts w:ascii="Aptos" w:hAnsi="Aptos" w:cstheme="minorHAnsi"/>
           <w:sz w:val="16"/>
           <w:szCs w:val="16"/>
         </w:rPr>
-        <w:t>ed an</w:t>
+        <w:t>establish</w:t>
+      </w:r>
+      <w:r>
+        <w:rPr>
+          <w:rFonts w:ascii="Aptos" w:hAnsi="Aptos" w:cstheme="minorHAnsi"/>
+          <w:sz w:val="16"/>
+          <w:szCs w:val="16"/>
+        </w:rPr>
+        <w:t>ed</w:t>
+      </w:r>
+      <w:proofErr w:type="gramEnd"/>
+      <w:r>
+        <w:rPr>
+          <w:rFonts w:ascii="Aptos" w:hAnsi="Aptos" w:cstheme="minorHAnsi"/>
+          <w:sz w:val="16"/>
+          <w:szCs w:val="16"/>
+        </w:rPr>
+        <w:t xml:space="preserve"> an</w:t>
       </w:r>
       <w:r>
         <w:rPr>

--- a/public/resume/Howard_Sun-Resume-2026.docx
+++ b/public/resume/Howard_Sun-Resume-2026.docx
@@ -407,274 +407,110 @@
         </w:rPr>
         <w:t>Languages:</w:t>
       </w:r>
-      <w:r>
-        <w:rPr>
-          <w:rFonts w:ascii="Aptos" w:hAnsi="Aptos"/>
-          <w:sz w:val="16"/>
-          <w:szCs w:val="16"/>
-        </w:rPr>
-        <w:t xml:space="preserve"> TypeScript, JavaScript (ES6), Python</w:t>
-      </w:r>
-      <w:r>
-        <w:rPr>
-          <w:rFonts w:ascii="Aptos" w:hAnsi="Aptos"/>
-          <w:sz w:val="16"/>
-          <w:szCs w:val="16"/>
-        </w:rPr>
-        <w:t xml:space="preserve"> </w:t>
-      </w:r>
-      <w:r>
-        <w:rPr>
-          <w:rFonts w:ascii="Aptos" w:hAnsi="Aptos"/>
-          <w:sz w:val="16"/>
-          <w:szCs w:val="16"/>
-        </w:rPr>
+      <w:proofErr w:type="spellStart"/>
+      <w:proofErr w:type="spellEnd"/>
+      <w:proofErr w:type="spellStart"/>
+      <w:proofErr w:type="spellEnd"/>
+      <w:proofErr w:type="spellStart"/>
+      <w:proofErr w:type="spellEnd"/>
+      <w:proofErr w:type="spellStart"/>
+      <w:proofErr w:type="spellEnd"/>
+      <w:r>
+        <w:rPr>
+          <w:b w:val="0"/>
+        </w:rPr>
+        <w:t xml:space="preserve"> TypeScript, JavaScript (ES6), Python, C++</w:t>
+      </w:r>
+      <w:r>
         <w:br/>
       </w:r>
       <w:r>
         <w:rPr>
-          <w:rFonts w:ascii="Aptos" w:hAnsi="Aptos"/>
           <w:b/>
-          <w:bCs/>
-          <w:sz w:val="16"/>
-          <w:szCs w:val="16"/>
         </w:rPr>
         <w:t>Frontend:</w:t>
       </w:r>
       <w:r>
         <w:rPr>
-          <w:rFonts w:ascii="Aptos" w:hAnsi="Aptos"/>
-          <w:sz w:val="16"/>
-          <w:szCs w:val="16"/>
-        </w:rPr>
-        <w:t xml:space="preserve"> React, Redux, </w:t>
-      </w:r>
-      <w:proofErr w:type="spellStart"/>
-      <w:r>
-        <w:rPr>
-          <w:rFonts w:ascii="Aptos" w:hAnsi="Aptos"/>
-          <w:sz w:val="16"/>
-          <w:szCs w:val="16"/>
-        </w:rPr>
-        <w:t>Zustand</w:t>
-      </w:r>
-      <w:proofErr w:type="spellEnd"/>
-      <w:r>
-        <w:rPr>
-          <w:rFonts w:ascii="Aptos" w:hAnsi="Aptos"/>
-          <w:sz w:val="16"/>
-          <w:szCs w:val="16"/>
-        </w:rPr>
-        <w:t xml:space="preserve">, HTML5, CSS (Sass), Tailwind CSS, Material UI, </w:t>
-      </w:r>
-      <w:proofErr w:type="spellStart"/>
-      <w:r>
-        <w:rPr>
-          <w:rFonts w:ascii="Aptos" w:hAnsi="Aptos"/>
-          <w:sz w:val="16"/>
-          <w:szCs w:val="16"/>
-        </w:rPr>
-        <w:t>DaisyUI</w:t>
-      </w:r>
-      <w:proofErr w:type="spellEnd"/>
-      <w:r>
-        <w:rPr>
-          <w:rFonts w:ascii="Aptos" w:hAnsi="Aptos"/>
-          <w:sz w:val="16"/>
-          <w:szCs w:val="16"/>
-        </w:rPr>
-        <w:t>, Solid.js, Electron.js, webpack, Vite</w:t>
-      </w:r>
-      <w:r>
-        <w:rPr>
-          <w:rFonts w:ascii="Aptos" w:hAnsi="Aptos"/>
-          <w:sz w:val="16"/>
-          <w:szCs w:val="16"/>
-        </w:rPr>
-        <w:t xml:space="preserve"> </w:t>
-      </w:r>
-      <w:r>
-        <w:rPr>
-          <w:rFonts w:ascii="Aptos" w:hAnsi="Aptos"/>
-          <w:sz w:val="16"/>
-          <w:szCs w:val="16"/>
-        </w:rPr>
+          <w:b w:val="0"/>
+        </w:rPr>
+        <w:t xml:space="preserve"> React, Redux, Zustand, HTML5, CSS3/Sass, Tailwind CSS, Material UI, DaisyUI, Solid.js, React Router, TanStack Router, Vite, webpack</w:t>
+      </w:r>
+      <w:r>
         <w:br/>
       </w:r>
       <w:r>
         <w:rPr>
-          <w:rFonts w:ascii="Aptos" w:hAnsi="Aptos"/>
           <w:b/>
-          <w:bCs/>
-          <w:sz w:val="16"/>
-          <w:szCs w:val="16"/>
-        </w:rPr>
-        <w:t>Backend:</w:t>
-      </w:r>
-      <w:r>
-        <w:rPr>
-          <w:rFonts w:ascii="Aptos" w:hAnsi="Aptos"/>
-          <w:sz w:val="16"/>
-          <w:szCs w:val="16"/>
-        </w:rPr>
-        <w:t xml:space="preserve"> Node.js, Express, WebSocket</w:t>
-      </w:r>
-      <w:r>
-        <w:rPr>
-          <w:rFonts w:ascii="Aptos" w:hAnsi="Aptos"/>
-          <w:sz w:val="16"/>
-          <w:szCs w:val="16"/>
-        </w:rPr>
-        <w:t xml:space="preserve"> </w:t>
-      </w:r>
-      <w:r>
-        <w:rPr>
-          <w:rFonts w:ascii="Aptos" w:hAnsi="Aptos"/>
-          <w:sz w:val="16"/>
-          <w:szCs w:val="16"/>
-        </w:rPr>
+        </w:rPr>
+        <w:t>Backend &amp; APIs:</w:t>
+      </w:r>
+      <w:r>
+        <w:rPr>
+          <w:b w:val="0"/>
+        </w:rPr>
+        <w:t xml:space="preserve"> Node.js, Express, WebSocket, Socket.IO, REST APIs, JWT/Auth, Cloudinary, Arcjet</w:t>
+      </w:r>
+      <w:r>
         <w:br/>
       </w:r>
       <w:r>
         <w:rPr>
-          <w:rFonts w:ascii="Aptos" w:hAnsi="Aptos"/>
           <w:b/>
-          <w:bCs/>
-          <w:sz w:val="16"/>
-          <w:szCs w:val="16"/>
+        </w:rPr>
+        <w:t>Desktop &amp; Tooling:</w:t>
+      </w:r>
+      <w:r>
+        <w:rPr>
+          <w:b w:val="0"/>
+        </w:rPr>
+        <w:t xml:space="preserve"> Electron, electron-builder, CLI tools, Git</w:t>
+      </w:r>
+      <w:r>
+        <w:br/>
+      </w:r>
+      <w:r>
+        <w:rPr>
+          <w:b/>
         </w:rPr>
         <w:t>Databases:</w:t>
       </w:r>
       <w:r>
         <w:rPr>
-          <w:rFonts w:ascii="Aptos" w:hAnsi="Aptos"/>
-          <w:sz w:val="16"/>
-          <w:szCs w:val="16"/>
-        </w:rPr>
-        <w:t xml:space="preserve"> PostgreSQL, MongoDB</w:t>
-      </w:r>
-      <w:r>
-        <w:rPr>
-          <w:rFonts w:ascii="Aptos" w:hAnsi="Aptos"/>
-          <w:sz w:val="16"/>
-          <w:szCs w:val="16"/>
-        </w:rPr>
-        <w:t xml:space="preserve"> </w:t>
-      </w:r>
-      <w:r>
-        <w:rPr>
-          <w:rFonts w:ascii="Aptos" w:hAnsi="Aptos"/>
-          <w:sz w:val="16"/>
-          <w:szCs w:val="16"/>
-        </w:rPr>
+          <w:b w:val="0"/>
+        </w:rPr>
+        <w:t xml:space="preserve"> PostgreSQL, MongoDB, Amazon Aurora</w:t>
+      </w:r>
+      <w:r>
         <w:br/>
       </w:r>
       <w:r>
         <w:rPr>
-          <w:rFonts w:ascii="Aptos" w:hAnsi="Aptos"/>
           <w:b/>
-          <w:bCs/>
-          <w:sz w:val="16"/>
-          <w:szCs w:val="16"/>
-        </w:rPr>
-        <w:t>Infrastructure &amp; Cloud:</w:t>
-      </w:r>
-      <w:r>
-        <w:rPr>
-          <w:rFonts w:ascii="Aptos" w:hAnsi="Aptos"/>
-          <w:sz w:val="16"/>
-          <w:szCs w:val="16"/>
-        </w:rPr>
-        <w:t xml:space="preserve"> AWS (EC2, S3, Aurora, Elastic Beanstalk, VPC), Docker, Kubernetes, GitHub Actions</w:t>
-      </w:r>
-      <w:r>
-        <w:rPr>
-          <w:rFonts w:ascii="Aptos" w:hAnsi="Aptos"/>
-          <w:sz w:val="16"/>
-          <w:szCs w:val="16"/>
-        </w:rPr>
-        <w:t xml:space="preserve"> </w:t>
-      </w:r>
-      <w:r>
-        <w:rPr>
-          <w:rFonts w:ascii="Aptos" w:hAnsi="Aptos"/>
-          <w:sz w:val="16"/>
-          <w:szCs w:val="16"/>
-        </w:rPr>
+        </w:rPr>
+        <w:t>Cloud &amp; DevOps:</w:t>
+      </w:r>
+      <w:r>
+        <w:rPr>
+          <w:b w:val="0"/>
+        </w:rPr>
+        <w:t xml:space="preserve"> AWS EC2, AWS S3, AWS Elastic Beanstalk, AWS VPC, CloudFront, ELB/ALB, Docker, Kubernetes, GitHub Actions</w:t>
+      </w:r>
+      <w:r>
         <w:br/>
       </w:r>
       <w:r>
         <w:rPr>
-          <w:rFonts w:ascii="Aptos" w:hAnsi="Aptos"/>
           <w:b/>
-          <w:bCs/>
-          <w:sz w:val="16"/>
-          <w:szCs w:val="16"/>
         </w:rPr>
         <w:t>Testing:</w:t>
       </w:r>
       <w:r>
         <w:rPr>
-          <w:rFonts w:ascii="Aptos" w:hAnsi="Aptos"/>
-          <w:sz w:val="16"/>
-          <w:szCs w:val="16"/>
-        </w:rPr>
-        <w:t xml:space="preserve"> Jest, Playwright, Mocha, Chai, </w:t>
-      </w:r>
-      <w:proofErr w:type="spellStart"/>
-      <w:r>
-        <w:rPr>
-          <w:rFonts w:ascii="Aptos" w:hAnsi="Aptos"/>
-          <w:sz w:val="16"/>
-          <w:szCs w:val="16"/>
-        </w:rPr>
-        <w:t>Vitest</w:t>
-      </w:r>
-      <w:proofErr w:type="spellEnd"/>
-      <w:r>
-        <w:rPr>
-          <w:rFonts w:ascii="Aptos" w:hAnsi="Aptos"/>
-          <w:sz w:val="16"/>
-          <w:szCs w:val="16"/>
-        </w:rPr>
-        <w:t xml:space="preserve"> </w:t>
-      </w:r>
-      <w:r>
-        <w:rPr>
-          <w:rFonts w:ascii="Aptos" w:hAnsi="Aptos"/>
-          <w:sz w:val="16"/>
-          <w:szCs w:val="16"/>
-        </w:rPr>
-        <w:br/>
-      </w:r>
-      <w:r>
-        <w:rPr>
-          <w:rFonts w:ascii="Aptos" w:hAnsi="Aptos"/>
-          <w:b/>
-          <w:bCs/>
-          <w:sz w:val="16"/>
-          <w:szCs w:val="16"/>
-        </w:rPr>
-        <w:t>Tools:</w:t>
-      </w:r>
-      <w:r>
-        <w:rPr>
-          <w:rFonts w:ascii="Aptos" w:hAnsi="Aptos"/>
-          <w:sz w:val="16"/>
-          <w:szCs w:val="16"/>
-        </w:rPr>
-        <w:t xml:space="preserve"> Git, </w:t>
-      </w:r>
-      <w:proofErr w:type="spellStart"/>
-      <w:r>
-        <w:rPr>
-          <w:rFonts w:ascii="Aptos" w:hAnsi="Aptos"/>
-          <w:sz w:val="16"/>
-          <w:szCs w:val="16"/>
-        </w:rPr>
-        <w:t>Cloudinary</w:t>
-      </w:r>
-      <w:proofErr w:type="spellEnd"/>
+          <w:b w:val="0"/>
+        </w:rPr>
+        <w:t xml:space="preserve"> Jest, Playwright, Mocha, Chai, Vitest</w:t>
+      </w:r>
     </w:p>
     <w:p>
       <w:pPr>

--- a/public/resume/Howard_Sun-Resume-2026.docx
+++ b/public/resume/Howard_Sun-Resume-2026.docx
@@ -172,7 +172,7 @@
         <w:t xml:space="preserve"> </w:t>
       </w:r>
       <w:r>
-        <w:t xml:space="preserve">                       </w:t>
+        <w:t xml:space="preserve">                      </w:t>
       </w:r>
       <w:hyperlink r:id="rId7" w:history="1">
         <w:r>
@@ -182,7 +182,40 @@
             <w:sz w:val="16"/>
             <w:szCs w:val="16"/>
           </w:rPr>
-          <w:t>github.com/</w:t>
+          <w:t>howardsun.me</w:t>
+        </w:r>
+      </w:hyperlink>
+      <w:r>
+        <w:t xml:space="preserve"> </w:t>
+      </w:r>
+      <w:r>
+        <w:rPr>
+          <w:rFonts w:ascii="Aptos" w:hAnsi="Aptos"/>
+          <w:sz w:val="16"/>
+          <w:szCs w:val="16"/>
+        </w:rPr>
+        <w:t xml:space="preserve">| </w:t>
+      </w:r>
+      <w:hyperlink r:id="rId8" w:history="1">
+        <w:proofErr w:type="spellStart"/>
+        <w:r>
+          <w:rPr>
+            <w:rStyle w:val="Hyperlink"/>
+            <w:rFonts w:ascii="Aptos" w:hAnsi="Aptos"/>
+            <w:sz w:val="16"/>
+            <w:szCs w:val="16"/>
+          </w:rPr>
+          <w:t>github</w:t>
+        </w:r>
+        <w:proofErr w:type="spellEnd"/>
+        <w:r>
+          <w:rPr>
+            <w:rStyle w:val="Hyperlink"/>
+            <w:rFonts w:ascii="Aptos" w:hAnsi="Aptos"/>
+            <w:sz w:val="16"/>
+            <w:szCs w:val="16"/>
+          </w:rPr>
+          <w:t>/</w:t>
         </w:r>
         <w:proofErr w:type="spellStart"/>
         <w:r>
@@ -230,7 +263,7 @@
         </w:rPr>
         <w:t xml:space="preserve"> </w:t>
       </w:r>
-      <w:hyperlink r:id="rId8" w:history="1">
+      <w:hyperlink r:id="rId9" w:history="1">
         <w:proofErr w:type="spellStart"/>
         <w:r>
           <w:rPr>
@@ -337,25 +370,7 @@
           <w:sz w:val="16"/>
           <w:szCs w:val="16"/>
         </w:rPr>
-        <w:t xml:space="preserve">Full-stack software engineer </w:t>
-      </w:r>
-      <w:proofErr w:type="gramStart"/>
-      <w:r>
-        <w:rPr>
-          <w:rFonts w:ascii="Aptos" w:hAnsi="Aptos"/>
-          <w:sz w:val="16"/>
-          <w:szCs w:val="16"/>
-        </w:rPr>
-        <w:t>focused</w:t>
-      </w:r>
-      <w:proofErr w:type="gramEnd"/>
-      <w:r>
-        <w:rPr>
-          <w:rFonts w:ascii="Aptos" w:hAnsi="Aptos"/>
-          <w:sz w:val="16"/>
-          <w:szCs w:val="16"/>
-        </w:rPr>
-        <w:t xml:space="preserve"> on building reliable, well-tested applications with TypeScript, React, Node.js, and modern web tooling. Recent experience contributing to Swell, an open-source API testing platform, with work spanning security hardening, test infrastructure, Redux modernization, and frontend architecture. Previously co-founded and led engineering for a children’s coding education platform, building production systems across AWS, Node.js, TypeScript, and database infrastructure.</w:t>
+        <w:t>Full-stack software engineer focused on building reliable, well-tested applications with TypeScript, React, Node.js, and modern web tooling. Recent experience contributing to Swell, an open-source API testing platform, with work spanning security hardening, test infrastructure, Redux modernization, and frontend architecture. Previously co-founded and led engineering for a children’s coding education platform, building production systems across AWS, Node.js, TypeScript, and database infrastructure.</w:t>
       </w:r>
       <w:r>
         <w:rPr>
@@ -407,109 +422,459 @@
         </w:rPr>
         <w:t>Languages:</w:t>
       </w:r>
+      <w:r>
+        <w:rPr>
+          <w:rFonts w:ascii="Aptos" w:hAnsi="Aptos"/>
+          <w:sz w:val="16"/>
+          <w:szCs w:val="16"/>
+        </w:rPr>
+        <w:t xml:space="preserve"> TypeScript, JavaScript (ES6), Python</w:t>
+      </w:r>
+      <w:r>
+        <w:rPr>
+          <w:rFonts w:ascii="Aptos" w:hAnsi="Aptos"/>
+          <w:sz w:val="16"/>
+          <w:szCs w:val="16"/>
+        </w:rPr>
+        <w:t>, C++</w:t>
+      </w:r>
+      <w:r>
+        <w:rPr>
+          <w:rFonts w:ascii="Aptos" w:hAnsi="Aptos"/>
+          <w:sz w:val="16"/>
+          <w:szCs w:val="16"/>
+        </w:rPr>
+        <w:br/>
+      </w:r>
+      <w:r>
+        <w:rPr>
+          <w:rFonts w:ascii="Aptos" w:hAnsi="Aptos"/>
+          <w:b/>
+          <w:bCs/>
+          <w:sz w:val="16"/>
+          <w:szCs w:val="16"/>
+        </w:rPr>
+        <w:t>Frontend:</w:t>
+      </w:r>
+      <w:r>
+        <w:rPr>
+          <w:rFonts w:ascii="Aptos" w:hAnsi="Aptos"/>
+          <w:sz w:val="16"/>
+          <w:szCs w:val="16"/>
+        </w:rPr>
+        <w:t xml:space="preserve"> React, Redux</w:t>
+      </w:r>
+      <w:r>
+        <w:rPr>
+          <w:rFonts w:ascii="Aptos" w:hAnsi="Aptos"/>
+          <w:sz w:val="16"/>
+          <w:szCs w:val="16"/>
+        </w:rPr>
+        <w:t xml:space="preserve"> Toolkit</w:t>
+      </w:r>
+      <w:r>
+        <w:rPr>
+          <w:rFonts w:ascii="Aptos" w:hAnsi="Aptos"/>
+          <w:sz w:val="16"/>
+          <w:szCs w:val="16"/>
+        </w:rPr>
+        <w:t xml:space="preserve">, </w:t>
+      </w:r>
       <w:proofErr w:type="spellStart"/>
+      <w:r>
+        <w:rPr>
+          <w:rFonts w:ascii="Aptos" w:hAnsi="Aptos"/>
+          <w:sz w:val="16"/>
+          <w:szCs w:val="16"/>
+        </w:rPr>
+        <w:t>Zustand</w:t>
+      </w:r>
       <w:proofErr w:type="spellEnd"/>
+      <w:r>
+        <w:rPr>
+          <w:rFonts w:ascii="Aptos" w:hAnsi="Aptos"/>
+          <w:sz w:val="16"/>
+          <w:szCs w:val="16"/>
+        </w:rPr>
+        <w:t>,</w:t>
+      </w:r>
+      <w:r>
+        <w:rPr>
+          <w:rFonts w:ascii="Aptos" w:hAnsi="Aptos"/>
+          <w:sz w:val="16"/>
+          <w:szCs w:val="16"/>
+        </w:rPr>
+        <w:t xml:space="preserve"> </w:t>
+      </w:r>
       <w:proofErr w:type="spellStart"/>
+      <w:r>
+        <w:rPr>
+          <w:rFonts w:ascii="Aptos" w:hAnsi="Aptos"/>
+          <w:sz w:val="16"/>
+          <w:szCs w:val="16"/>
+        </w:rPr>
+        <w:t>TanStack</w:t>
+      </w:r>
       <w:proofErr w:type="spellEnd"/>
+      <w:r>
+        <w:rPr>
+          <w:rFonts w:ascii="Aptos" w:hAnsi="Aptos"/>
+          <w:sz w:val="16"/>
+          <w:szCs w:val="16"/>
+        </w:rPr>
+        <w:t xml:space="preserve"> Router, React Router,</w:t>
+      </w:r>
+      <w:r>
+        <w:rPr>
+          <w:rFonts w:ascii="Aptos" w:hAnsi="Aptos"/>
+          <w:sz w:val="16"/>
+          <w:szCs w:val="16"/>
+        </w:rPr>
+        <w:t xml:space="preserve"> HTML5, CSS</w:t>
+      </w:r>
+      <w:r>
+        <w:rPr>
+          <w:rFonts w:ascii="Aptos" w:hAnsi="Aptos"/>
+          <w:sz w:val="16"/>
+          <w:szCs w:val="16"/>
+        </w:rPr>
+        <w:t>3</w:t>
+      </w:r>
+      <w:r>
+        <w:rPr>
+          <w:rFonts w:ascii="Aptos" w:hAnsi="Aptos"/>
+          <w:sz w:val="16"/>
+          <w:szCs w:val="16"/>
+        </w:rPr>
+        <w:t xml:space="preserve"> (Sass), Tailwind CSS, Material UI, </w:t>
+      </w:r>
       <w:proofErr w:type="spellStart"/>
+      <w:r>
+        <w:rPr>
+          <w:rFonts w:ascii="Aptos" w:hAnsi="Aptos"/>
+          <w:sz w:val="16"/>
+          <w:szCs w:val="16"/>
+        </w:rPr>
+        <w:t>DaisyUI</w:t>
+      </w:r>
       <w:proofErr w:type="spellEnd"/>
+      <w:r>
+        <w:rPr>
+          <w:rFonts w:ascii="Aptos" w:hAnsi="Aptos"/>
+          <w:sz w:val="16"/>
+          <w:szCs w:val="16"/>
+        </w:rPr>
+        <w:t>, Chart.js</w:t>
+      </w:r>
+      <w:r>
+        <w:rPr>
+          <w:rFonts w:ascii="Aptos" w:hAnsi="Aptos"/>
+          <w:sz w:val="16"/>
+          <w:szCs w:val="16"/>
+        </w:rPr>
+        <w:t>, webpack, Vite</w:t>
+      </w:r>
+      <w:r>
+        <w:rPr>
+          <w:rFonts w:ascii="Aptos" w:hAnsi="Aptos"/>
+          <w:sz w:val="16"/>
+          <w:szCs w:val="16"/>
+        </w:rPr>
+        <w:t xml:space="preserve"> </w:t>
+      </w:r>
+      <w:r>
+        <w:rPr>
+          <w:rFonts w:ascii="Aptos" w:hAnsi="Aptos"/>
+          <w:sz w:val="16"/>
+          <w:szCs w:val="16"/>
+        </w:rPr>
+        <w:br/>
+      </w:r>
+      <w:r>
+        <w:rPr>
+          <w:rFonts w:ascii="Aptos" w:hAnsi="Aptos"/>
+          <w:b/>
+          <w:bCs/>
+          <w:sz w:val="16"/>
+          <w:szCs w:val="16"/>
+        </w:rPr>
+        <w:t>Backend:</w:t>
+      </w:r>
+      <w:r>
+        <w:rPr>
+          <w:rFonts w:ascii="Aptos" w:hAnsi="Aptos"/>
+          <w:sz w:val="16"/>
+          <w:szCs w:val="16"/>
+        </w:rPr>
+        <w:t xml:space="preserve"> Node.js, Express, </w:t>
+      </w:r>
+      <w:r>
+        <w:rPr>
+          <w:rFonts w:ascii="Aptos" w:hAnsi="Aptos"/>
+          <w:sz w:val="16"/>
+          <w:szCs w:val="16"/>
+        </w:rPr>
+        <w:t>WebSocket, Socket.IO</w:t>
+      </w:r>
+      <w:r>
+        <w:rPr>
+          <w:rFonts w:ascii="Aptos" w:hAnsi="Aptos"/>
+          <w:sz w:val="16"/>
+          <w:szCs w:val="16"/>
+        </w:rPr>
+        <w:t>, REST APIs</w:t>
+      </w:r>
+      <w:r>
+        <w:rPr>
+          <w:rFonts w:ascii="Aptos" w:hAnsi="Aptos"/>
+          <w:sz w:val="16"/>
+          <w:szCs w:val="16"/>
+        </w:rPr>
+        <w:t xml:space="preserve">, JWT/Auth, </w:t>
+      </w:r>
       <w:proofErr w:type="spellStart"/>
+      <w:r>
+        <w:rPr>
+          <w:rFonts w:ascii="Aptos" w:hAnsi="Aptos"/>
+          <w:sz w:val="16"/>
+          <w:szCs w:val="16"/>
+        </w:rPr>
+        <w:t>Cloundinary</w:t>
+      </w:r>
       <w:proofErr w:type="spellEnd"/>
       <w:r>
         <w:rPr>
-          <w:b w:val="0"/>
-        </w:rPr>
-        <w:t xml:space="preserve"> TypeScript, JavaScript (ES6), Python, C++</w:t>
-      </w:r>
-      <w:r>
+          <w:rFonts w:ascii="Aptos" w:hAnsi="Aptos"/>
+          <w:sz w:val="16"/>
+          <w:szCs w:val="16"/>
+        </w:rPr>
+        <w:t xml:space="preserve">, </w:t>
+      </w:r>
+      <w:proofErr w:type="spellStart"/>
+      <w:r>
+        <w:rPr>
+          <w:rFonts w:ascii="Aptos" w:hAnsi="Aptos"/>
+          <w:sz w:val="16"/>
+          <w:szCs w:val="16"/>
+        </w:rPr>
+        <w:t>Arcjet</w:t>
+      </w:r>
+      <w:proofErr w:type="spellEnd"/>
+      <w:r>
+        <w:rPr>
+          <w:rFonts w:ascii="Aptos" w:hAnsi="Aptos"/>
+          <w:sz w:val="16"/>
+          <w:szCs w:val="16"/>
+        </w:rPr>
         <w:br/>
       </w:r>
       <w:r>
         <w:rPr>
+          <w:rFonts w:ascii="Aptos" w:hAnsi="Aptos"/>
           <w:b/>
-        </w:rPr>
-        <w:t>Frontend:</w:t>
-      </w:r>
-      <w:r>
-        <w:rPr>
-          <w:b w:val="0"/>
-        </w:rPr>
-        <w:t xml:space="preserve"> React, Redux, Zustand, HTML5, CSS3/Sass, Tailwind CSS, Material UI, DaisyUI, Solid.js, React Router, TanStack Router, Vite, webpack</w:t>
-      </w:r>
-      <w:r>
+          <w:bCs/>
+          <w:sz w:val="16"/>
+          <w:szCs w:val="16"/>
+        </w:rPr>
+        <w:t xml:space="preserve">Desktop &amp; </w:t>
+      </w:r>
+      <w:r>
+        <w:rPr>
+          <w:rFonts w:ascii="Aptos" w:hAnsi="Aptos"/>
+          <w:b/>
+          <w:bCs/>
+          <w:sz w:val="16"/>
+          <w:szCs w:val="16"/>
+        </w:rPr>
+        <w:t>Tool</w:t>
+      </w:r>
+      <w:r>
+        <w:rPr>
+          <w:rFonts w:ascii="Aptos" w:hAnsi="Aptos"/>
+          <w:b/>
+          <w:bCs/>
+          <w:sz w:val="16"/>
+          <w:szCs w:val="16"/>
+        </w:rPr>
+        <w:t>ing</w:t>
+      </w:r>
+      <w:r>
+        <w:rPr>
+          <w:rFonts w:ascii="Aptos" w:hAnsi="Aptos"/>
+          <w:b/>
+          <w:bCs/>
+          <w:sz w:val="16"/>
+          <w:szCs w:val="16"/>
+        </w:rPr>
+        <w:t>:</w:t>
+      </w:r>
+      <w:r>
+        <w:rPr>
+          <w:rFonts w:ascii="Aptos" w:hAnsi="Aptos"/>
+          <w:sz w:val="16"/>
+          <w:szCs w:val="16"/>
+        </w:rPr>
+        <w:t xml:space="preserve"> </w:t>
+      </w:r>
+      <w:r>
+        <w:rPr>
+          <w:rFonts w:ascii="Aptos" w:hAnsi="Aptos"/>
+          <w:sz w:val="16"/>
+          <w:szCs w:val="16"/>
+        </w:rPr>
+        <w:t xml:space="preserve">Electron, electron-builder, </w:t>
+      </w:r>
+      <w:r>
+        <w:rPr>
+          <w:rFonts w:ascii="Aptos" w:hAnsi="Aptos"/>
+          <w:sz w:val="16"/>
+          <w:szCs w:val="16"/>
+        </w:rPr>
+        <w:t>CLI tools, Git</w:t>
+      </w:r>
+      <w:r>
+        <w:rPr>
+          <w:rFonts w:ascii="Aptos" w:hAnsi="Aptos"/>
+          <w:sz w:val="16"/>
+          <w:szCs w:val="16"/>
+        </w:rPr>
+        <w:t>, Figma</w:t>
+      </w:r>
+      <w:r>
+        <w:rPr>
+          <w:rFonts w:ascii="Aptos" w:hAnsi="Aptos"/>
+          <w:sz w:val="16"/>
+          <w:szCs w:val="16"/>
+        </w:rPr>
         <w:br/>
       </w:r>
       <w:r>
         <w:rPr>
+          <w:rFonts w:ascii="Aptos" w:hAnsi="Aptos"/>
           <w:b/>
-        </w:rPr>
-        <w:t>Backend &amp; APIs:</w:t>
-      </w:r>
-      <w:r>
-        <w:rPr>
-          <w:b w:val="0"/>
-        </w:rPr>
-        <w:t xml:space="preserve"> Node.js, Express, WebSocket, Socket.IO, REST APIs, JWT/Auth, Cloudinary, Arcjet</w:t>
-      </w:r>
-      <w:r>
+          <w:bCs/>
+          <w:sz w:val="16"/>
+          <w:szCs w:val="16"/>
+        </w:rPr>
+        <w:t>Databases:</w:t>
+      </w:r>
+      <w:r>
+        <w:rPr>
+          <w:rFonts w:ascii="Aptos" w:hAnsi="Aptos"/>
+          <w:sz w:val="16"/>
+          <w:szCs w:val="16"/>
+        </w:rPr>
+        <w:t xml:space="preserve"> PostgreSQL, MongoDB</w:t>
+      </w:r>
+      <w:r>
+        <w:rPr>
+          <w:rFonts w:ascii="Aptos" w:hAnsi="Aptos"/>
+          <w:sz w:val="16"/>
+          <w:szCs w:val="16"/>
+        </w:rPr>
+        <w:t xml:space="preserve"> </w:t>
+      </w:r>
+      <w:r>
+        <w:rPr>
+          <w:rFonts w:ascii="Aptos" w:hAnsi="Aptos"/>
+          <w:sz w:val="16"/>
+          <w:szCs w:val="16"/>
+        </w:rPr>
+        <w:t>, Amazon Aurora</w:t>
+      </w:r>
+      <w:r>
+        <w:rPr>
+          <w:rFonts w:ascii="Aptos" w:hAnsi="Aptos"/>
+          <w:sz w:val="16"/>
+          <w:szCs w:val="16"/>
+        </w:rPr>
         <w:br/>
       </w:r>
       <w:r>
         <w:rPr>
+          <w:rFonts w:ascii="Aptos" w:hAnsi="Aptos"/>
           <w:b/>
-        </w:rPr>
-        <w:t>Desktop &amp; Tooling:</w:t>
-      </w:r>
-      <w:r>
-        <w:rPr>
-          <w:b w:val="0"/>
-        </w:rPr>
-        <w:t xml:space="preserve"> Electron, electron-builder, CLI tools, Git</w:t>
-      </w:r>
-      <w:r>
+          <w:bCs/>
+          <w:sz w:val="16"/>
+          <w:szCs w:val="16"/>
+        </w:rPr>
+        <w:t>Infrastructure &amp; Cloud:</w:t>
+      </w:r>
+      <w:r>
+        <w:rPr>
+          <w:rFonts w:ascii="Aptos" w:hAnsi="Aptos"/>
+          <w:sz w:val="16"/>
+          <w:szCs w:val="16"/>
+        </w:rPr>
+        <w:t xml:space="preserve"> AWS</w:t>
+      </w:r>
+      <w:r>
+        <w:rPr>
+          <w:rFonts w:ascii="Aptos" w:hAnsi="Aptos"/>
+          <w:sz w:val="16"/>
+          <w:szCs w:val="16"/>
+        </w:rPr>
+        <w:t xml:space="preserve"> EC2, AWS S3, AWS Elastic Beanstalk, AWS VPC, CloudFront, ELB/ALB</w:t>
+      </w:r>
+      <w:r>
+        <w:rPr>
+          <w:rFonts w:ascii="Aptos" w:hAnsi="Aptos"/>
+          <w:sz w:val="16"/>
+          <w:szCs w:val="16"/>
+        </w:rPr>
+        <w:t>, Docker, GitHub Actions</w:t>
+      </w:r>
+      <w:r>
+        <w:rPr>
+          <w:rFonts w:ascii="Aptos" w:hAnsi="Aptos"/>
+          <w:sz w:val="16"/>
+          <w:szCs w:val="16"/>
+        </w:rPr>
+        <w:t xml:space="preserve"> </w:t>
+      </w:r>
+      <w:r>
+        <w:rPr>
+          <w:rFonts w:ascii="Aptos" w:hAnsi="Aptos"/>
+          <w:sz w:val="16"/>
+          <w:szCs w:val="16"/>
+        </w:rPr>
         <w:br/>
       </w:r>
       <w:r>
         <w:rPr>
+          <w:rFonts w:ascii="Aptos" w:hAnsi="Aptos"/>
           <w:b/>
-        </w:rPr>
-        <w:t>Databases:</w:t>
-      </w:r>
-      <w:r>
-        <w:rPr>
-          <w:b w:val="0"/>
-        </w:rPr>
-        <w:t xml:space="preserve"> PostgreSQL, MongoDB, Amazon Aurora</w:t>
-      </w:r>
-      <w:r>
-        <w:br/>
-      </w:r>
-      <w:r>
-        <w:rPr>
-          <w:b/>
-        </w:rPr>
-        <w:t>Cloud &amp; DevOps:</w:t>
-      </w:r>
-      <w:r>
-        <w:rPr>
-          <w:b w:val="0"/>
-        </w:rPr>
-        <w:t xml:space="preserve"> AWS EC2, AWS S3, AWS Elastic Beanstalk, AWS VPC, CloudFront, ELB/ALB, Docker, Kubernetes, GitHub Actions</w:t>
-      </w:r>
-      <w:r>
-        <w:br/>
-      </w:r>
-      <w:r>
-        <w:rPr>
-          <w:b/>
+          <w:bCs/>
+          <w:sz w:val="16"/>
+          <w:szCs w:val="16"/>
         </w:rPr>
         <w:t>Testing:</w:t>
       </w:r>
       <w:r>
         <w:rPr>
-          <w:b w:val="0"/>
-        </w:rPr>
-        <w:t xml:space="preserve"> Jest, Playwright, Mocha, Chai, Vitest</w:t>
+          <w:rFonts w:ascii="Aptos" w:hAnsi="Aptos"/>
+          <w:sz w:val="16"/>
+          <w:szCs w:val="16"/>
+        </w:rPr>
+        <w:t xml:space="preserve"> Jest, Playwright, Mocha, Chai, </w:t>
+      </w:r>
+      <w:proofErr w:type="spellStart"/>
+      <w:r>
+        <w:rPr>
+          <w:rFonts w:ascii="Aptos" w:hAnsi="Aptos"/>
+          <w:sz w:val="16"/>
+          <w:szCs w:val="16"/>
+        </w:rPr>
+        <w:t>Vitest</w:t>
+      </w:r>
+      <w:proofErr w:type="spellEnd"/>
+      <w:r>
+        <w:rPr>
+          <w:rFonts w:ascii="Aptos" w:hAnsi="Aptos"/>
+          <w:sz w:val="16"/>
+          <w:szCs w:val="16"/>
+        </w:rPr>
+        <w:t xml:space="preserve"> </w:t>
       </w:r>
     </w:p>
     <w:p>
@@ -947,25 +1312,7 @@
           <w:sz w:val="16"/>
           <w:szCs w:val="16"/>
         </w:rPr>
-        <w:t xml:space="preserve">Transitioned from an </w:t>
-      </w:r>
-      <w:proofErr w:type="gramStart"/>
-      <w:r>
-        <w:rPr>
-          <w:rFonts w:ascii="Aptos" w:hAnsi="Aptos"/>
-          <w:sz w:val="16"/>
-          <w:szCs w:val="16"/>
-        </w:rPr>
-        <w:t>on-premise</w:t>
-      </w:r>
-      <w:proofErr w:type="gramEnd"/>
-      <w:r>
-        <w:rPr>
-          <w:rFonts w:ascii="Aptos" w:hAnsi="Aptos"/>
-          <w:sz w:val="16"/>
-          <w:szCs w:val="16"/>
-        </w:rPr>
-        <w:t xml:space="preserve"> monolithic server to a scalable AWS infrastructure with Elastic Load Balancing (ELB-ALB) and Elastic Compute Cloud (EC2), reducing resource overhead by 40%, enabling auto-scaling based on traffic patterns, and improving reliability and cost-efficiency across multiple regions</w:t>
+        <w:t>Transitioned from an on-premise monolithic server to a scalable AWS infrastructure with Elastic Load Balancing (ELB-ALB) and Elastic Compute Cloud (EC2), reducing resource overhead by 40%, enabling auto-scaling based on traffic patterns, and improving reliability and cost-efficiency across multiple regions</w:t>
       </w:r>
     </w:p>
     <w:p>
@@ -1205,162 +1552,6 @@
     </w:p>
     <w:p>
       <w:pPr>
-        <w:pStyle w:val="ListParagraph"/>
-        <w:numPr>
-          <w:ilvl w:val="0"/>
-          <w:numId w:val="6"/>
-        </w:numPr>
-        <w:spacing w:line="259" w:lineRule="auto"/>
-        <w:ind w:left="270" w:hanging="180"/>
-        <w:rPr>
-          <w:rFonts w:ascii="Aptos" w:hAnsi="Aptos" w:cstheme="minorHAnsi"/>
-          <w:sz w:val="16"/>
-          <w:szCs w:val="16"/>
-        </w:rPr>
-      </w:pPr>
-      <w:proofErr w:type="gramStart"/>
-      <w:r>
-        <w:rPr>
-          <w:rFonts w:ascii="Aptos" w:hAnsi="Aptos" w:cstheme="minorHAnsi"/>
-          <w:sz w:val="16"/>
-          <w:szCs w:val="16"/>
-        </w:rPr>
-        <w:t>Drove</w:t>
-      </w:r>
-      <w:proofErr w:type="gramEnd"/>
-      <w:r>
-        <w:rPr>
-          <w:rFonts w:ascii="Aptos" w:hAnsi="Aptos" w:cstheme="minorHAnsi"/>
-          <w:sz w:val="16"/>
-          <w:szCs w:val="16"/>
-        </w:rPr>
-        <w:t xml:space="preserve"> </w:t>
-      </w:r>
-      <w:r>
-        <w:rPr>
-          <w:rFonts w:ascii="Aptos" w:hAnsi="Aptos" w:cstheme="minorHAnsi"/>
-          <w:sz w:val="16"/>
-          <w:szCs w:val="16"/>
-        </w:rPr>
-        <w:t>SEO strategy by conducting keyword research, optimiz</w:t>
-      </w:r>
-      <w:r>
-        <w:rPr>
-          <w:rFonts w:ascii="Aptos" w:hAnsi="Aptos" w:cstheme="minorHAnsi"/>
-          <w:sz w:val="16"/>
-          <w:szCs w:val="16"/>
-        </w:rPr>
-        <w:t>ing</w:t>
-      </w:r>
-      <w:r>
-        <w:rPr>
-          <w:rFonts w:ascii="Aptos" w:hAnsi="Aptos" w:cstheme="minorHAnsi"/>
-          <w:sz w:val="16"/>
-          <w:szCs w:val="16"/>
-        </w:rPr>
-        <w:t xml:space="preserve"> on-page elements</w:t>
-      </w:r>
-      <w:r>
-        <w:rPr>
-          <w:rFonts w:ascii="Aptos" w:hAnsi="Aptos" w:cstheme="minorHAnsi"/>
-          <w:sz w:val="16"/>
-          <w:szCs w:val="16"/>
-        </w:rPr>
-        <w:t xml:space="preserve"> (</w:t>
-      </w:r>
-      <w:r>
-        <w:rPr>
-          <w:rFonts w:ascii="Aptos" w:hAnsi="Aptos" w:cstheme="minorHAnsi"/>
-          <w:sz w:val="16"/>
-          <w:szCs w:val="16"/>
-        </w:rPr>
-        <w:t>title tags, meta descriptions, header tags, content)</w:t>
-      </w:r>
-      <w:r>
-        <w:rPr>
-          <w:rFonts w:ascii="Aptos" w:hAnsi="Aptos" w:cstheme="minorHAnsi"/>
-          <w:sz w:val="16"/>
-          <w:szCs w:val="16"/>
-        </w:rPr>
-        <w:t xml:space="preserve">, and </w:t>
-      </w:r>
-      <w:proofErr w:type="gramStart"/>
-      <w:r>
-        <w:rPr>
-          <w:rFonts w:ascii="Aptos" w:hAnsi="Aptos" w:cstheme="minorHAnsi"/>
-          <w:sz w:val="16"/>
-          <w:szCs w:val="16"/>
-        </w:rPr>
-        <w:t>establish</w:t>
-      </w:r>
-      <w:r>
-        <w:rPr>
-          <w:rFonts w:ascii="Aptos" w:hAnsi="Aptos" w:cstheme="minorHAnsi"/>
-          <w:sz w:val="16"/>
-          <w:szCs w:val="16"/>
-        </w:rPr>
-        <w:t>ed</w:t>
-      </w:r>
-      <w:proofErr w:type="gramEnd"/>
-      <w:r>
-        <w:rPr>
-          <w:rFonts w:ascii="Aptos" w:hAnsi="Aptos" w:cstheme="minorHAnsi"/>
-          <w:sz w:val="16"/>
-          <w:szCs w:val="16"/>
-        </w:rPr>
-        <w:t xml:space="preserve"> an</w:t>
-      </w:r>
-      <w:r>
-        <w:rPr>
-          <w:rFonts w:ascii="Aptos" w:hAnsi="Aptos" w:cstheme="minorHAnsi"/>
-          <w:sz w:val="16"/>
-          <w:szCs w:val="16"/>
-        </w:rPr>
-        <w:t xml:space="preserve"> off-page backlink campaign</w:t>
-      </w:r>
-      <w:r>
-        <w:rPr>
-          <w:rFonts w:ascii="Aptos" w:hAnsi="Aptos" w:cstheme="minorHAnsi"/>
-          <w:sz w:val="16"/>
-          <w:szCs w:val="16"/>
-        </w:rPr>
-        <w:t xml:space="preserve"> </w:t>
-      </w:r>
-      <w:r>
-        <w:rPr>
-          <w:rFonts w:ascii="Aptos" w:hAnsi="Aptos" w:cstheme="minorHAnsi"/>
-          <w:sz w:val="16"/>
-          <w:szCs w:val="16"/>
-        </w:rPr>
-        <w:t>driving 35% organic traffic growth</w:t>
-      </w:r>
-    </w:p>
-    <w:p>
-      <w:pPr>
-        <w:pStyle w:val="ListParagraph"/>
-        <w:numPr>
-          <w:ilvl w:val="0"/>
-          <w:numId w:val="6"/>
-        </w:numPr>
-        <w:spacing w:line="259" w:lineRule="auto"/>
-        <w:ind w:left="270" w:hanging="180"/>
-        <w:rPr>
-          <w:rFonts w:ascii="Aptos" w:hAnsi="Aptos" w:cstheme="minorHAnsi"/>
-          <w:sz w:val="16"/>
-          <w:szCs w:val="16"/>
-        </w:rPr>
-      </w:pPr>
-      <w:r>
-        <w:rPr>
-          <w:rFonts w:ascii="Aptos" w:hAnsi="Aptos" w:cstheme="minorHAnsi"/>
-          <w:sz w:val="16"/>
-          <w:szCs w:val="16"/>
-        </w:rPr>
-        <w:t>Increased conversion rate by 5% through SEO efforts by monitoring performance via Google Analytics, contributing to revenue growth and business objectives</w:t>
-      </w:r>
-    </w:p>
-    <w:p>
-      <w:pPr>
         <w:pBdr>
           <w:bottom w:val="single" w:sz="6" w:space="1" w:color="auto"/>
         </w:pBdr>
@@ -1412,7 +1603,6 @@
           <w:lang w:eastAsia="ko-KR"/>
         </w:rPr>
       </w:pPr>
-      <w:proofErr w:type="spellStart"/>
       <w:r>
         <w:rPr>
           <w:rFonts w:ascii="Aptos" w:eastAsia="Malgun Gothic" w:hAnsi="Aptos" w:cstheme="minorHAnsi"/>
@@ -1422,9 +1612,8 @@
           <w:szCs w:val="16"/>
           <w:lang w:eastAsia="ko-KR"/>
         </w:rPr>
-        <w:t>QuickChat</w:t>
-      </w:r>
-      <w:proofErr w:type="spellEnd"/>
+        <w:t>LANShare (Web</w:t>
+      </w:r>
       <w:r>
         <w:rPr>
           <w:rFonts w:ascii="Aptos" w:eastAsia="Malgun Gothic" w:hAnsi="Aptos" w:cstheme="minorHAnsi"/>
@@ -1445,7 +1634,7 @@
           <w:szCs w:val="16"/>
           <w:lang w:eastAsia="ko-KR"/>
         </w:rPr>
-        <w:t>–</w:t>
+        <w:t>&amp; Electron</w:t>
       </w:r>
       <w:r>
         <w:rPr>
@@ -1456,7 +1645,16 @@
           <w:szCs w:val="16"/>
           <w:lang w:eastAsia="ko-KR"/>
         </w:rPr>
-        <w:t xml:space="preserve"> Real-time chat </w:t>
+        <w:t>)</w:t>
+      </w:r>
+      <w:r>
+        <w:rPr>
+          <w:rFonts w:ascii="Aptos" w:eastAsia="Malgun Gothic" w:hAnsi="Aptos" w:cstheme="minorHAnsi"/>
+          <w:sz w:val="16"/>
+          <w:szCs w:val="16"/>
+          <w:lang w:eastAsia="ko-KR"/>
+        </w:rPr>
+        <w:t xml:space="preserve"> |</w:t>
       </w:r>
       <w:r>
         <w:rPr>
@@ -1467,68 +1665,20 @@
           <w:szCs w:val="16"/>
           <w:lang w:eastAsia="ko-KR"/>
         </w:rPr>
-        <w:t>platform</w:t>
-      </w:r>
-      <w:r>
-        <w:rPr>
-          <w:rFonts w:ascii="Aptos" w:eastAsia="Malgun Gothic" w:hAnsi="Aptos" w:cstheme="minorHAnsi"/>
-          <w:b/>
-          <w:bCs/>
-          <w:sz w:val="16"/>
-          <w:szCs w:val="16"/>
-          <w:lang w:eastAsia="ko-KR"/>
-        </w:rPr>
         <w:t xml:space="preserve"> </w:t>
       </w:r>
-      <w:r>
-        <w:rPr>
-          <w:rFonts w:ascii="Aptos" w:hAnsi="Aptos"/>
-          <w:color w:val="000000"/>
-          <w:sz w:val="16"/>
-          <w:szCs w:val="16"/>
-        </w:rPr>
-        <w:t xml:space="preserve">| </w:t>
-      </w:r>
-      <w:r>
-        <w:rPr>
-          <w:rFonts w:ascii="Aptos" w:hAnsi="Aptos"/>
-          <w:color w:val="000000"/>
-          <w:sz w:val="16"/>
-          <w:szCs w:val="16"/>
-        </w:rPr>
-        <w:t>github.com/</w:t>
-      </w:r>
-      <w:proofErr w:type="spellStart"/>
-      <w:r>
-        <w:rPr>
-          <w:rFonts w:ascii="Aptos" w:hAnsi="Aptos"/>
-          <w:color w:val="000000"/>
-          <w:sz w:val="16"/>
-          <w:szCs w:val="16"/>
-        </w:rPr>
-        <w:t>howardsun</w:t>
-      </w:r>
-      <w:proofErr w:type="spellEnd"/>
-      <w:r>
-        <w:rPr>
-          <w:rFonts w:ascii="Aptos" w:hAnsi="Aptos"/>
-          <w:color w:val="000000"/>
-          <w:sz w:val="16"/>
-          <w:szCs w:val="16"/>
-        </w:rPr>
-        <w:t>-dev/</w:t>
-      </w:r>
-      <w:proofErr w:type="spellStart"/>
-      <w:r>
-        <w:rPr>
-          <w:rFonts w:ascii="Aptos" w:hAnsi="Aptos"/>
-          <w:color w:val="000000"/>
-          <w:sz w:val="16"/>
-          <w:szCs w:val="16"/>
-        </w:rPr>
-        <w:t>quickchat</w:t>
-      </w:r>
-      <w:proofErr w:type="spellEnd"/>
+      <w:hyperlink r:id="rId10" w:history="1">
+        <w:r>
+          <w:rPr>
+            <w:rStyle w:val="Hyperlink"/>
+            <w:rFonts w:ascii="Aptos" w:eastAsia="Malgun Gothic" w:hAnsi="Aptos" w:cstheme="minorHAnsi"/>
+            <w:sz w:val="16"/>
+            <w:szCs w:val="16"/>
+            <w:lang w:eastAsia="ko-KR"/>
+          </w:rPr>
+          <w:t>https://github.com/howardsun-dev/lanshare-electron</w:t>
+        </w:r>
+      </w:hyperlink>
     </w:p>
     <w:p>
       <w:pPr>
@@ -1548,132 +1698,102 @@
       </w:pPr>
       <w:r>
         <w:rPr>
-          <w:rFonts w:ascii="Aptos" w:eastAsia="Malgun Gothic" w:hAnsi="Aptos" w:cstheme="minorHAnsi"/>
-          <w:sz w:val="16"/>
-          <w:szCs w:val="16"/>
-          <w:lang w:eastAsia="ko-KR"/>
-        </w:rPr>
-        <w:t xml:space="preserve">Built a real-time messaging platform using React, Node.js/Express, MongoDB, and Socket.IO with authentication. Implemented </w:t>
-      </w:r>
-      <w:proofErr w:type="spellStart"/>
-      <w:r>
-        <w:rPr>
-          <w:rFonts w:ascii="Aptos" w:eastAsia="Malgun Gothic" w:hAnsi="Aptos" w:cstheme="minorHAnsi"/>
-          <w:sz w:val="16"/>
-          <w:szCs w:val="16"/>
-          <w:lang w:eastAsia="ko-KR"/>
-        </w:rPr>
-        <w:t>Zustand</w:t>
-      </w:r>
-      <w:proofErr w:type="spellEnd"/>
-      <w:r>
-        <w:rPr>
-          <w:rFonts w:ascii="Aptos" w:eastAsia="Malgun Gothic" w:hAnsi="Aptos" w:cstheme="minorHAnsi"/>
-          <w:sz w:val="16"/>
-          <w:szCs w:val="16"/>
-          <w:lang w:eastAsia="ko-KR"/>
-        </w:rPr>
-        <w:t xml:space="preserve"> for state management, optimistic UI updates, online/offline presence detection and secure media upload</w:t>
-      </w:r>
-      <w:r>
-        <w:rPr>
-          <w:rFonts w:ascii="Aptos" w:eastAsia="Malgun Gothic" w:hAnsi="Aptos" w:cstheme="minorHAnsi"/>
-          <w:sz w:val="16"/>
-          <w:szCs w:val="16"/>
-          <w:lang w:eastAsia="ko-KR"/>
-        </w:rPr>
-        <w:t>s</w:t>
-      </w:r>
-      <w:r>
-        <w:rPr>
-          <w:rFonts w:ascii="Aptos" w:eastAsia="Malgun Gothic" w:hAnsi="Aptos" w:cstheme="minorHAnsi"/>
-          <w:sz w:val="16"/>
-          <w:szCs w:val="16"/>
-          <w:lang w:eastAsia="ko-KR"/>
-        </w:rPr>
-        <w:t xml:space="preserve"> </w:t>
-      </w:r>
-      <w:r>
-        <w:rPr>
-          <w:rFonts w:ascii="Aptos" w:eastAsia="Malgun Gothic" w:hAnsi="Aptos" w:cstheme="minorHAnsi"/>
-          <w:sz w:val="16"/>
-          <w:szCs w:val="16"/>
-          <w:lang w:eastAsia="ko-KR"/>
-        </w:rPr>
-        <w:t xml:space="preserve">via </w:t>
-      </w:r>
-      <w:proofErr w:type="spellStart"/>
-      <w:r>
-        <w:rPr>
-          <w:rFonts w:ascii="Aptos" w:eastAsia="Malgun Gothic" w:hAnsi="Aptos" w:cstheme="minorHAnsi"/>
-          <w:sz w:val="16"/>
-          <w:szCs w:val="16"/>
-          <w:lang w:eastAsia="ko-KR"/>
-        </w:rPr>
-        <w:t>Cloudinary</w:t>
-      </w:r>
-      <w:proofErr w:type="spellEnd"/>
-      <w:r>
-        <w:rPr>
-          <w:rFonts w:ascii="Aptos" w:eastAsia="Malgun Gothic" w:hAnsi="Aptos" w:cstheme="minorHAnsi"/>
-          <w:sz w:val="16"/>
-          <w:szCs w:val="16"/>
-          <w:lang w:eastAsia="ko-KR"/>
-        </w:rPr>
-        <w:t xml:space="preserve">. Added request protection and rate limiting with </w:t>
-      </w:r>
-      <w:proofErr w:type="spellStart"/>
-      <w:r>
-        <w:rPr>
-          <w:rFonts w:ascii="Aptos" w:eastAsia="Malgun Gothic" w:hAnsi="Aptos" w:cstheme="minorHAnsi"/>
-          <w:sz w:val="16"/>
-          <w:szCs w:val="16"/>
-          <w:lang w:eastAsia="ko-KR"/>
-        </w:rPr>
-        <w:t>Arcjet</w:t>
-      </w:r>
-      <w:proofErr w:type="spellEnd"/>
-      <w:r>
-        <w:rPr>
-          <w:rFonts w:ascii="Aptos" w:eastAsia="Malgun Gothic" w:hAnsi="Aptos" w:cstheme="minorHAnsi"/>
-          <w:sz w:val="16"/>
-          <w:szCs w:val="16"/>
-          <w:lang w:eastAsia="ko-KR"/>
-        </w:rPr>
-        <w:t xml:space="preserve"> and built a responsive UI with Tailwind CSS and </w:t>
-      </w:r>
-      <w:proofErr w:type="spellStart"/>
-      <w:r>
-        <w:rPr>
-          <w:rFonts w:ascii="Aptos" w:eastAsia="Malgun Gothic" w:hAnsi="Aptos" w:cstheme="minorHAnsi"/>
-          <w:sz w:val="16"/>
-          <w:szCs w:val="16"/>
-          <w:lang w:eastAsia="ko-KR"/>
-        </w:rPr>
-        <w:t>DaisyUI</w:t>
-      </w:r>
-      <w:proofErr w:type="spellEnd"/>
+          <w:rFonts w:ascii="Aptos" w:eastAsia="Times New Roman" w:hAnsi="Aptos" w:cs="Arial"/>
+          <w:color w:val="000000"/>
+          <w:kern w:val="0"/>
+          <w:sz w:val="16"/>
+          <w:szCs w:val="16"/>
+          <w14:ligatures w14:val="none"/>
+        </w:rPr>
+        <w:t>Built a TypeScript/Node.js LAN file-sharing application with Electron and Express, featuring secure traversal-safe file serving, browser-based controls, CLI support, automated CI testing pipelines, and lightweight local-network deployment for trusted environments.</w:t>
+      </w:r>
     </w:p>
     <w:p>
       <w:pPr>
         <w:spacing w:line="259" w:lineRule="auto"/>
         <w:rPr>
-          <w:rFonts w:ascii="Aptos" w:hAnsi="Aptos"/>
-          <w:color w:val="000000"/>
-          <w:sz w:val="16"/>
-          <w:szCs w:val="16"/>
-        </w:rPr>
-      </w:pPr>
-      <w:r>
-        <w:rPr>
-          <w:rFonts w:ascii="Aptos" w:hAnsi="Aptos"/>
+          <w:rFonts w:ascii="Aptos" w:eastAsia="Malgun Gothic" w:hAnsi="Aptos" w:cstheme="minorHAnsi"/>
+          <w:sz w:val="16"/>
+          <w:szCs w:val="16"/>
+          <w:lang w:eastAsia="ko-KR"/>
+        </w:rPr>
+      </w:pPr>
+      <w:proofErr w:type="spellStart"/>
+      <w:r>
+        <w:rPr>
+          <w:rFonts w:ascii="Aptos" w:eastAsia="Malgun Gothic" w:hAnsi="Aptos" w:cstheme="minorHAnsi"/>
           <w:b/>
           <w:bCs/>
+          <w:sz w:val="16"/>
+          <w:szCs w:val="16"/>
+          <w:lang w:eastAsia="ko-KR"/>
+        </w:rPr>
+        <w:t>QuickChat</w:t>
+      </w:r>
+      <w:proofErr w:type="spellEnd"/>
+      <w:r>
+        <w:rPr>
+          <w:rFonts w:ascii="Aptos" w:eastAsia="Malgun Gothic" w:hAnsi="Aptos" w:cstheme="minorHAnsi"/>
+          <w:b/>
+          <w:bCs/>
+          <w:sz w:val="16"/>
+          <w:szCs w:val="16"/>
+          <w:lang w:eastAsia="ko-KR"/>
+        </w:rPr>
+        <w:t xml:space="preserve"> </w:t>
+      </w:r>
+      <w:r>
+        <w:rPr>
+          <w:rFonts w:ascii="Aptos" w:eastAsia="Malgun Gothic" w:hAnsi="Aptos" w:cstheme="minorHAnsi"/>
+          <w:b/>
+          <w:bCs/>
+          <w:sz w:val="16"/>
+          <w:szCs w:val="16"/>
+          <w:lang w:eastAsia="ko-KR"/>
+        </w:rPr>
+        <w:t>–</w:t>
+      </w:r>
+      <w:r>
+        <w:rPr>
+          <w:rFonts w:ascii="Aptos" w:eastAsia="Malgun Gothic" w:hAnsi="Aptos" w:cstheme="minorHAnsi"/>
+          <w:b/>
+          <w:bCs/>
+          <w:sz w:val="16"/>
+          <w:szCs w:val="16"/>
+          <w:lang w:eastAsia="ko-KR"/>
+        </w:rPr>
+        <w:t xml:space="preserve"> Real-time chat </w:t>
+      </w:r>
+      <w:r>
+        <w:rPr>
+          <w:rFonts w:ascii="Aptos" w:eastAsia="Malgun Gothic" w:hAnsi="Aptos" w:cstheme="minorHAnsi"/>
+          <w:b/>
+          <w:bCs/>
+          <w:sz w:val="16"/>
+          <w:szCs w:val="16"/>
+          <w:lang w:eastAsia="ko-KR"/>
+        </w:rPr>
+        <w:t>platform</w:t>
+      </w:r>
+      <w:r>
+        <w:rPr>
+          <w:rFonts w:ascii="Aptos" w:eastAsia="Malgun Gothic" w:hAnsi="Aptos" w:cstheme="minorHAnsi"/>
+          <w:b/>
+          <w:bCs/>
+          <w:sz w:val="16"/>
+          <w:szCs w:val="16"/>
+          <w:lang w:eastAsia="ko-KR"/>
+        </w:rPr>
+        <w:t xml:space="preserve"> </w:t>
+      </w:r>
+      <w:r>
+        <w:rPr>
+          <w:rFonts w:ascii="Aptos" w:hAnsi="Aptos"/>
           <w:color w:val="000000"/>
           <w:sz w:val="16"/>
           <w:szCs w:val="16"/>
         </w:rPr>
-        <w:t>Home Automation</w:t>
+        <w:t xml:space="preserve">| </w:t>
       </w:r>
       <w:r>
         <w:rPr>
@@ -1682,17 +1802,9 @@
           <w:sz w:val="16"/>
           <w:szCs w:val="16"/>
         </w:rPr>
-        <w:t xml:space="preserve"> – </w:t>
-      </w:r>
-      <w:r>
-        <w:rPr>
-          <w:rFonts w:ascii="Aptos" w:eastAsia="Malgun Gothic" w:hAnsi="Aptos" w:cstheme="minorHAnsi"/>
-          <w:sz w:val="16"/>
-          <w:szCs w:val="16"/>
-          <w:lang w:eastAsia="ko-KR"/>
-        </w:rPr>
-        <w:t xml:space="preserve">Engineering </w:t>
-      </w:r>
+        <w:t>github.com/</w:t>
+      </w:r>
+      <w:proofErr w:type="spellStart"/>
       <w:r>
         <w:rPr>
           <w:rFonts w:ascii="Aptos" w:hAnsi="Aptos"/>
@@ -1700,8 +1812,29 @@
           <w:sz w:val="16"/>
           <w:szCs w:val="16"/>
         </w:rPr>
-        <w:t>Project</w:t>
-      </w:r>
+        <w:t>howardsun</w:t>
+      </w:r>
+      <w:proofErr w:type="spellEnd"/>
+      <w:r>
+        <w:rPr>
+          <w:rFonts w:ascii="Aptos" w:hAnsi="Aptos"/>
+          <w:color w:val="000000"/>
+          <w:sz w:val="16"/>
+          <w:szCs w:val="16"/>
+        </w:rPr>
+        <w:t>-dev/</w:t>
+      </w:r>
+      <w:proofErr w:type="spellStart"/>
+      <w:r>
+        <w:rPr>
+          <w:rFonts w:ascii="Aptos" w:hAnsi="Aptos"/>
+          <w:color w:val="000000"/>
+          <w:sz w:val="16"/>
+          <w:szCs w:val="16"/>
+        </w:rPr>
+        <w:t>quickchat</w:t>
+      </w:r>
+      <w:proofErr w:type="spellEnd"/>
     </w:p>
     <w:p>
       <w:pPr>
@@ -1721,6 +1854,161 @@
       </w:pPr>
       <w:r>
         <w:rPr>
+          <w:rFonts w:ascii="Aptos" w:eastAsia="Malgun Gothic" w:hAnsi="Aptos" w:cstheme="minorHAnsi"/>
+          <w:sz w:val="16"/>
+          <w:szCs w:val="16"/>
+          <w:lang w:eastAsia="ko-KR"/>
+        </w:rPr>
+        <w:t xml:space="preserve">Built a deployed real-time messaging platform using React, Node.js, Express, MongoDB, and Socket.IO with authentication, persistent chat data, and online/offline presence detection. Implemented </w:t>
+      </w:r>
+      <w:proofErr w:type="spellStart"/>
+      <w:r>
+        <w:rPr>
+          <w:rFonts w:ascii="Aptos" w:eastAsia="Malgun Gothic" w:hAnsi="Aptos" w:cstheme="minorHAnsi"/>
+          <w:sz w:val="16"/>
+          <w:szCs w:val="16"/>
+          <w:lang w:eastAsia="ko-KR"/>
+        </w:rPr>
+        <w:t>Zustand</w:t>
+      </w:r>
+      <w:proofErr w:type="spellEnd"/>
+      <w:r>
+        <w:rPr>
+          <w:rFonts w:ascii="Aptos" w:eastAsia="Malgun Gothic" w:hAnsi="Aptos" w:cstheme="minorHAnsi"/>
+          <w:sz w:val="16"/>
+          <w:szCs w:val="16"/>
+          <w:lang w:eastAsia="ko-KR"/>
+        </w:rPr>
+        <w:t xml:space="preserve"> for state management, optimistic UI updates, secure media uploads through </w:t>
+      </w:r>
+      <w:proofErr w:type="spellStart"/>
+      <w:r>
+        <w:rPr>
+          <w:rFonts w:ascii="Aptos" w:eastAsia="Malgun Gothic" w:hAnsi="Aptos" w:cstheme="minorHAnsi"/>
+          <w:sz w:val="16"/>
+          <w:szCs w:val="16"/>
+          <w:lang w:eastAsia="ko-KR"/>
+        </w:rPr>
+        <w:t>Cloudinary</w:t>
+      </w:r>
+      <w:proofErr w:type="spellEnd"/>
+      <w:r>
+        <w:rPr>
+          <w:rFonts w:ascii="Aptos" w:eastAsia="Malgun Gothic" w:hAnsi="Aptos" w:cstheme="minorHAnsi"/>
+          <w:sz w:val="16"/>
+          <w:szCs w:val="16"/>
+          <w:lang w:eastAsia="ko-KR"/>
+        </w:rPr>
+        <w:t xml:space="preserve">, and request protection/rate limiting with </w:t>
+      </w:r>
+      <w:proofErr w:type="spellStart"/>
+      <w:r>
+        <w:rPr>
+          <w:rFonts w:ascii="Aptos" w:eastAsia="Malgun Gothic" w:hAnsi="Aptos" w:cstheme="minorHAnsi"/>
+          <w:sz w:val="16"/>
+          <w:szCs w:val="16"/>
+          <w:lang w:eastAsia="ko-KR"/>
+        </w:rPr>
+        <w:t>Arcjet</w:t>
+      </w:r>
+      <w:proofErr w:type="spellEnd"/>
+      <w:r>
+        <w:rPr>
+          <w:rFonts w:ascii="Aptos" w:eastAsia="Malgun Gothic" w:hAnsi="Aptos" w:cstheme="minorHAnsi"/>
+          <w:sz w:val="16"/>
+          <w:szCs w:val="16"/>
+          <w:lang w:eastAsia="ko-KR"/>
+        </w:rPr>
+        <w:t>. Designed a responsive Tailwind CSS/</w:t>
+      </w:r>
+      <w:proofErr w:type="spellStart"/>
+      <w:r>
+        <w:rPr>
+          <w:rFonts w:ascii="Aptos" w:eastAsia="Malgun Gothic" w:hAnsi="Aptos" w:cstheme="minorHAnsi"/>
+          <w:sz w:val="16"/>
+          <w:szCs w:val="16"/>
+          <w:lang w:eastAsia="ko-KR"/>
+        </w:rPr>
+        <w:t>DaisyUI</w:t>
+      </w:r>
+      <w:proofErr w:type="spellEnd"/>
+      <w:r>
+        <w:rPr>
+          <w:rFonts w:ascii="Aptos" w:eastAsia="Malgun Gothic" w:hAnsi="Aptos" w:cstheme="minorHAnsi"/>
+          <w:sz w:val="16"/>
+          <w:szCs w:val="16"/>
+          <w:lang w:eastAsia="ko-KR"/>
+        </w:rPr>
+        <w:t xml:space="preserve"> interface for desktop and mobile users.</w:t>
+      </w:r>
+    </w:p>
+    <w:p>
+      <w:pPr>
+        <w:spacing w:line="259" w:lineRule="auto"/>
+        <w:rPr>
+          <w:rFonts w:ascii="Aptos" w:hAnsi="Aptos"/>
+          <w:color w:val="000000"/>
+          <w:sz w:val="16"/>
+          <w:szCs w:val="16"/>
+        </w:rPr>
+      </w:pPr>
+      <w:r>
+        <w:rPr>
+          <w:rFonts w:ascii="Aptos" w:hAnsi="Aptos"/>
+          <w:b/>
+          <w:bCs/>
+          <w:color w:val="000000"/>
+          <w:sz w:val="16"/>
+          <w:szCs w:val="16"/>
+        </w:rPr>
+        <w:t>Home Automation</w:t>
+      </w:r>
+      <w:r>
+        <w:rPr>
+          <w:rFonts w:ascii="Aptos" w:hAnsi="Aptos"/>
+          <w:color w:val="000000"/>
+          <w:sz w:val="16"/>
+          <w:szCs w:val="16"/>
+        </w:rPr>
+        <w:t xml:space="preserve"> – </w:t>
+      </w:r>
+      <w:r>
+        <w:rPr>
+          <w:rFonts w:ascii="Aptos" w:eastAsia="Malgun Gothic" w:hAnsi="Aptos" w:cstheme="minorHAnsi"/>
+          <w:sz w:val="16"/>
+          <w:szCs w:val="16"/>
+          <w:lang w:eastAsia="ko-KR"/>
+        </w:rPr>
+        <w:t xml:space="preserve">Engineering </w:t>
+      </w:r>
+      <w:r>
+        <w:rPr>
+          <w:rFonts w:ascii="Aptos" w:hAnsi="Aptos"/>
+          <w:color w:val="000000"/>
+          <w:sz w:val="16"/>
+          <w:szCs w:val="16"/>
+        </w:rPr>
+        <w:t>Project</w:t>
+      </w:r>
+    </w:p>
+    <w:p>
+      <w:pPr>
+        <w:pStyle w:val="ListParagraph"/>
+        <w:numPr>
+          <w:ilvl w:val="0"/>
+          <w:numId w:val="14"/>
+        </w:numPr>
+        <w:spacing w:line="259" w:lineRule="auto"/>
+        <w:ind w:left="270" w:hanging="180"/>
+        <w:rPr>
+          <w:rFonts w:ascii="Aptos" w:eastAsia="Malgun Gothic" w:hAnsi="Aptos" w:cstheme="minorHAnsi"/>
+          <w:sz w:val="16"/>
+          <w:szCs w:val="16"/>
+          <w:lang w:eastAsia="ko-KR"/>
+        </w:rPr>
+      </w:pPr>
+      <w:r>
+        <w:rPr>
           <w:rFonts w:ascii="Aptos" w:eastAsia="Times New Roman" w:hAnsi="Aptos" w:cs="Arial"/>
           <w:color w:val="000000"/>
           <w:kern w:val="0"/>
@@ -1728,7 +2016,7 @@
           <w:szCs w:val="16"/>
           <w14:ligatures w14:val="none"/>
         </w:rPr>
-        <w:t>Engineered a home automation system using Raspberry Pi and Arduino, programmed in C++ for low-level control and performance. Integrated subsystems like automatic blind control with precise timing and PWM. Optimized memory and code execution for smooth operation, increasing home energy efficiency by 10%</w:t>
+        <w:t>Built a Raspberry Pi and Arduino-based home automation system using C++ for low-level device control. Integrated subsystems for automated blind control, timing-based routines, and PWM-driven hardware behavior. Optimized memory usage and control logic for reliable long-running operation.</w:t>
       </w:r>
     </w:p>
     <w:p>

--- a/public/resume/Howard_Sun-Resume-2026.docx
+++ b/public/resume/Howard_Sun-Resume-2026.docx
@@ -197,7 +197,6 @@
         <w:t xml:space="preserve">| </w:t>
       </w:r>
       <w:hyperlink r:id="rId8" w:history="1">
-        <w:proofErr w:type="spellStart"/>
         <w:r>
           <w:rPr>
             <w:rStyle w:val="Hyperlink"/>
@@ -205,9 +204,53 @@
             <w:sz w:val="16"/>
             <w:szCs w:val="16"/>
           </w:rPr>
-          <w:t>github</w:t>
+          <w:t>github/</w:t>
         </w:r>
-        <w:proofErr w:type="spellEnd"/>
+        <w:r>
+          <w:rPr>
+            <w:rStyle w:val="Hyperlink"/>
+            <w:rFonts w:ascii="Aptos" w:hAnsi="Aptos"/>
+            <w:sz w:val="16"/>
+            <w:szCs w:val="16"/>
+          </w:rPr>
+          <w:t>howardsun-dev</w:t>
+        </w:r>
+      </w:hyperlink>
+      <w:r>
+        <w:rPr>
+          <w:rStyle w:val="Hyperlink"/>
+          <w:rFonts w:ascii="Aptos" w:hAnsi="Aptos"/>
+          <w:sz w:val="16"/>
+          <w:szCs w:val="16"/>
+        </w:rPr>
+        <w:t xml:space="preserve"> </w:t>
+      </w:r>
+      <w:r>
+        <w:rPr>
+          <w:rFonts w:ascii="Aptos" w:hAnsi="Aptos"/>
+          <w:sz w:val="16"/>
+          <w:szCs w:val="16"/>
+        </w:rPr>
+        <w:t>|</w:t>
+      </w:r>
+      <w:r>
+        <w:rPr>
+          <w:rFonts w:ascii="Aptos" w:hAnsi="Aptos"/>
+          <w:sz w:val="16"/>
+          <w:szCs w:val="16"/>
+        </w:rPr>
+        <w:t xml:space="preserve"> </w:t>
+      </w:r>
+      <w:hyperlink r:id="rId9" w:history="1">
+        <w:r>
+          <w:rPr>
+            <w:rStyle w:val="Hyperlink"/>
+            <w:rFonts w:ascii="Aptos" w:hAnsi="Aptos"/>
+            <w:sz w:val="16"/>
+            <w:szCs w:val="16"/>
+          </w:rPr>
+          <w:t>linkedin</w:t>
+        </w:r>
         <w:r>
           <w:rPr>
             <w:rStyle w:val="Hyperlink"/>
@@ -217,74 +260,6 @@
           </w:rPr>
           <w:t>/</w:t>
         </w:r>
-        <w:proofErr w:type="spellStart"/>
-        <w:r>
-          <w:rPr>
-            <w:rStyle w:val="Hyperlink"/>
-            <w:rFonts w:ascii="Aptos" w:hAnsi="Aptos"/>
-            <w:sz w:val="16"/>
-            <w:szCs w:val="16"/>
-          </w:rPr>
-          <w:t>howardsun</w:t>
-        </w:r>
-        <w:proofErr w:type="spellEnd"/>
-        <w:r>
-          <w:rPr>
-            <w:rStyle w:val="Hyperlink"/>
-            <w:rFonts w:ascii="Aptos" w:hAnsi="Aptos"/>
-            <w:sz w:val="16"/>
-            <w:szCs w:val="16"/>
-          </w:rPr>
-          <w:t>-dev</w:t>
-        </w:r>
-      </w:hyperlink>
-      <w:r>
-        <w:rPr>
-          <w:rStyle w:val="Hyperlink"/>
-          <w:rFonts w:ascii="Aptos" w:hAnsi="Aptos"/>
-          <w:sz w:val="16"/>
-          <w:szCs w:val="16"/>
-        </w:rPr>
-        <w:t xml:space="preserve"> </w:t>
-      </w:r>
-      <w:r>
-        <w:rPr>
-          <w:rFonts w:ascii="Aptos" w:hAnsi="Aptos"/>
-          <w:sz w:val="16"/>
-          <w:szCs w:val="16"/>
-        </w:rPr>
-        <w:t>|</w:t>
-      </w:r>
-      <w:r>
-        <w:rPr>
-          <w:rFonts w:ascii="Aptos" w:hAnsi="Aptos"/>
-          <w:sz w:val="16"/>
-          <w:szCs w:val="16"/>
-        </w:rPr>
-        <w:t xml:space="preserve"> </w:t>
-      </w:r>
-      <w:hyperlink r:id="rId9" w:history="1">
-        <w:proofErr w:type="spellStart"/>
-        <w:r>
-          <w:rPr>
-            <w:rStyle w:val="Hyperlink"/>
-            <w:rFonts w:ascii="Aptos" w:hAnsi="Aptos"/>
-            <w:sz w:val="16"/>
-            <w:szCs w:val="16"/>
-          </w:rPr>
-          <w:t>linkedin</w:t>
-        </w:r>
-        <w:proofErr w:type="spellEnd"/>
-        <w:r>
-          <w:rPr>
-            <w:rStyle w:val="Hyperlink"/>
-            <w:rFonts w:ascii="Aptos" w:hAnsi="Aptos"/>
-            <w:sz w:val="16"/>
-            <w:szCs w:val="16"/>
-          </w:rPr>
-          <w:t>/</w:t>
-        </w:r>
-        <w:proofErr w:type="spellStart"/>
         <w:r>
           <w:rPr>
             <w:rStyle w:val="Hyperlink"/>
@@ -303,7 +278,6 @@
           </w:rPr>
           <w:t>-swe</w:t>
         </w:r>
-        <w:proofErr w:type="spellEnd"/>
       </w:hyperlink>
     </w:p>
     <w:p>
@@ -478,51 +452,15 @@
           <w:sz w:val="16"/>
           <w:szCs w:val="16"/>
         </w:rPr>
-        <w:t xml:space="preserve">, </w:t>
-      </w:r>
-      <w:proofErr w:type="spellStart"/>
-      <w:r>
-        <w:rPr>
-          <w:rFonts w:ascii="Aptos" w:hAnsi="Aptos"/>
-          <w:sz w:val="16"/>
-          <w:szCs w:val="16"/>
-        </w:rPr>
-        <w:t>Zustand</w:t>
-      </w:r>
-      <w:proofErr w:type="spellEnd"/>
-      <w:r>
-        <w:rPr>
-          <w:rFonts w:ascii="Aptos" w:hAnsi="Aptos"/>
-          <w:sz w:val="16"/>
-          <w:szCs w:val="16"/>
-        </w:rPr>
-        <w:t>,</w:t>
-      </w:r>
-      <w:r>
-        <w:rPr>
-          <w:rFonts w:ascii="Aptos" w:hAnsi="Aptos"/>
-          <w:sz w:val="16"/>
-          <w:szCs w:val="16"/>
-        </w:rPr>
-        <w:t xml:space="preserve"> </w:t>
-      </w:r>
-      <w:proofErr w:type="spellStart"/>
-      <w:r>
-        <w:rPr>
-          <w:rFonts w:ascii="Aptos" w:hAnsi="Aptos"/>
-          <w:sz w:val="16"/>
-          <w:szCs w:val="16"/>
-        </w:rPr>
-        <w:t>TanStack</w:t>
-      </w:r>
-      <w:proofErr w:type="spellEnd"/>
-      <w:r>
-        <w:rPr>
-          <w:rFonts w:ascii="Aptos" w:hAnsi="Aptos"/>
-          <w:sz w:val="16"/>
-          <w:szCs w:val="16"/>
-        </w:rPr>
-        <w:t xml:space="preserve"> Router, React Router,</w:t>
+        <w:t>, Zustand,</w:t>
+      </w:r>
+      <w:r>
+        <w:rPr>
+          <w:rFonts w:ascii="Aptos" w:hAnsi="Aptos"/>
+          <w:sz w:val="16"/>
+          <w:szCs w:val="16"/>
+        </w:rPr>
+        <w:t xml:space="preserve"> TanStack Router, React Router,</w:t>
       </w:r>
       <w:r>
         <w:rPr>
@@ -546,18 +484,8 @@
           <w:sz w:val="16"/>
           <w:szCs w:val="16"/>
         </w:rPr>
-        <w:t xml:space="preserve"> (Sass), Tailwind CSS, Material UI, </w:t>
-      </w:r>
-      <w:proofErr w:type="spellStart"/>
-      <w:r>
-        <w:rPr>
-          <w:rFonts w:ascii="Aptos" w:hAnsi="Aptos"/>
-          <w:sz w:val="16"/>
-          <w:szCs w:val="16"/>
-        </w:rPr>
-        <w:t>DaisyUI</w:t>
-      </w:r>
-      <w:proofErr w:type="spellEnd"/>
+        <w:t xml:space="preserve"> (Sass), Tailwind CSS, Material UI, DaisyUI</w:t>
+      </w:r>
       <w:r>
         <w:rPr>
           <w:rFonts w:ascii="Aptos" w:hAnsi="Aptos"/>
@@ -632,34 +560,22 @@
         </w:rPr>
         <w:t xml:space="preserve">, JWT/Auth, </w:t>
       </w:r>
-      <w:proofErr w:type="spellStart"/>
-      <w:r>
-        <w:rPr>
-          <w:rFonts w:ascii="Aptos" w:hAnsi="Aptos"/>
-          <w:sz w:val="16"/>
-          <w:szCs w:val="16"/>
-        </w:rPr>
-        <w:t>Cloundinary</w:t>
-      </w:r>
-      <w:proofErr w:type="spellEnd"/>
-      <w:r>
-        <w:rPr>
-          <w:rFonts w:ascii="Aptos" w:hAnsi="Aptos"/>
-          <w:sz w:val="16"/>
-          <w:szCs w:val="16"/>
-        </w:rPr>
-        <w:t xml:space="preserve">, </w:t>
-      </w:r>
-      <w:proofErr w:type="spellStart"/>
-      <w:r>
-        <w:rPr>
-          <w:rFonts w:ascii="Aptos" w:hAnsi="Aptos"/>
-          <w:sz w:val="16"/>
-          <w:szCs w:val="16"/>
-        </w:rPr>
-        <w:t>Arcjet</w:t>
-      </w:r>
-      <w:proofErr w:type="spellEnd"/>
+      <w:r>
+        <w:rPr>
+          <w:rFonts w:ascii="Aptos" w:hAnsi="Aptos"/>
+          <w:sz w:val="16"/>
+          <w:szCs w:val="16"/>
+        </w:rPr>
+        <w:t>Cloudinary</w:t>
+      </w:r>
+      <w:r>
+        <w:rPr>
+          <w:rFonts w:ascii="Aptos" w:hAnsi="Aptos"/>
+          <w:sz w:val="16"/>
+          <w:szCs w:val="16"/>
+        </w:rPr>
+        <w:t>, Arcjet</w:t>
+      </w:r>
       <w:r>
         <w:rPr>
           <w:rFonts w:ascii="Aptos" w:hAnsi="Aptos"/>
@@ -856,18 +772,8 @@
           <w:sz w:val="16"/>
           <w:szCs w:val="16"/>
         </w:rPr>
-        <w:t xml:space="preserve"> Jest, Playwright, Mocha, Chai, </w:t>
-      </w:r>
-      <w:proofErr w:type="spellStart"/>
-      <w:r>
-        <w:rPr>
-          <w:rFonts w:ascii="Aptos" w:hAnsi="Aptos"/>
-          <w:sz w:val="16"/>
-          <w:szCs w:val="16"/>
-        </w:rPr>
-        <w:t>Vitest</w:t>
-      </w:r>
-      <w:proofErr w:type="spellEnd"/>
+        <w:t xml:space="preserve"> Jest, Playwright, Mocha, Chai, Vitest</w:t>
+      </w:r>
       <w:r>
         <w:rPr>
           <w:rFonts w:ascii="Aptos" w:hAnsi="Aptos"/>
@@ -1718,7 +1624,6 @@
           <w:lang w:eastAsia="ko-KR"/>
         </w:rPr>
       </w:pPr>
-      <w:proofErr w:type="spellStart"/>
       <w:r>
         <w:rPr>
           <w:rFonts w:ascii="Aptos" w:eastAsia="Malgun Gothic" w:hAnsi="Aptos" w:cstheme="minorHAnsi"/>
@@ -1728,9 +1633,8 @@
           <w:szCs w:val="16"/>
           <w:lang w:eastAsia="ko-KR"/>
         </w:rPr>
-        <w:t>QuickChat</w:t>
-      </w:r>
-      <w:proofErr w:type="spellEnd"/>
+        <w:t xml:space="preserve">QuickChat </w:t>
+      </w:r>
       <w:r>
         <w:rPr>
           <w:rFonts w:ascii="Aptos" w:eastAsia="Malgun Gothic" w:hAnsi="Aptos" w:cstheme="minorHAnsi"/>
@@ -1740,7 +1644,7 @@
           <w:szCs w:val="16"/>
           <w:lang w:eastAsia="ko-KR"/>
         </w:rPr>
-        <w:t xml:space="preserve"> </w:t>
+        <w:t>–</w:t>
       </w:r>
       <w:r>
         <w:rPr>
@@ -1751,7 +1655,7 @@
           <w:szCs w:val="16"/>
           <w:lang w:eastAsia="ko-KR"/>
         </w:rPr>
-        <w:t>–</w:t>
+        <w:t xml:space="preserve"> Real-time chat </w:t>
       </w:r>
       <w:r>
         <w:rPr>
@@ -1762,7 +1666,7 @@
           <w:szCs w:val="16"/>
           <w:lang w:eastAsia="ko-KR"/>
         </w:rPr>
-        <w:t xml:space="preserve"> Real-time chat </w:t>
+        <w:t>platform</w:t>
       </w:r>
       <w:r>
         <w:rPr>
@@ -1773,17 +1677,6 @@
           <w:szCs w:val="16"/>
           <w:lang w:eastAsia="ko-KR"/>
         </w:rPr>
-        <w:t>platform</w:t>
-      </w:r>
-      <w:r>
-        <w:rPr>
-          <w:rFonts w:ascii="Aptos" w:eastAsia="Malgun Gothic" w:hAnsi="Aptos" w:cstheme="minorHAnsi"/>
-          <w:b/>
-          <w:bCs/>
-          <w:sz w:val="16"/>
-          <w:szCs w:val="16"/>
-          <w:lang w:eastAsia="ko-KR"/>
-        </w:rPr>
         <w:t xml:space="preserve"> </w:t>
       </w:r>
       <w:r>
@@ -1802,39 +1695,8 @@
           <w:sz w:val="16"/>
           <w:szCs w:val="16"/>
         </w:rPr>
-        <w:t>github.com/</w:t>
-      </w:r>
-      <w:proofErr w:type="spellStart"/>
-      <w:r>
-        <w:rPr>
-          <w:rFonts w:ascii="Aptos" w:hAnsi="Aptos"/>
-          <w:color w:val="000000"/>
-          <w:sz w:val="16"/>
-          <w:szCs w:val="16"/>
-        </w:rPr>
-        <w:t>howardsun</w:t>
-      </w:r>
-      <w:proofErr w:type="spellEnd"/>
-      <w:r>
-        <w:rPr>
-          <w:rFonts w:ascii="Aptos" w:hAnsi="Aptos"/>
-          <w:color w:val="000000"/>
-          <w:sz w:val="16"/>
-          <w:szCs w:val="16"/>
-        </w:rPr>
-        <w:t>-dev/</w:t>
-      </w:r>
-      <w:proofErr w:type="spellStart"/>
-      <w:r>
-        <w:rPr>
-          <w:rFonts w:ascii="Aptos" w:hAnsi="Aptos"/>
-          <w:color w:val="000000"/>
-          <w:sz w:val="16"/>
-          <w:szCs w:val="16"/>
-        </w:rPr>
-        <w:t>quickchat</w:t>
-      </w:r>
-      <w:proofErr w:type="spellEnd"/>
+        <w:t>github.com/howardsun-dev/quickchat</w:t>
+      </w:r>
     </w:p>
     <w:p>
       <w:pPr>
@@ -1859,87 +1721,7 @@
           <w:szCs w:val="16"/>
           <w:lang w:eastAsia="ko-KR"/>
         </w:rPr>
-        <w:t xml:space="preserve">Built a deployed real-time messaging platform using React, Node.js, Express, MongoDB, and Socket.IO with authentication, persistent chat data, and online/offline presence detection. Implemented </w:t>
-      </w:r>
-      <w:proofErr w:type="spellStart"/>
-      <w:r>
-        <w:rPr>
-          <w:rFonts w:ascii="Aptos" w:eastAsia="Malgun Gothic" w:hAnsi="Aptos" w:cstheme="minorHAnsi"/>
-          <w:sz w:val="16"/>
-          <w:szCs w:val="16"/>
-          <w:lang w:eastAsia="ko-KR"/>
-        </w:rPr>
-        <w:t>Zustand</w:t>
-      </w:r>
-      <w:proofErr w:type="spellEnd"/>
-      <w:r>
-        <w:rPr>
-          <w:rFonts w:ascii="Aptos" w:eastAsia="Malgun Gothic" w:hAnsi="Aptos" w:cstheme="minorHAnsi"/>
-          <w:sz w:val="16"/>
-          <w:szCs w:val="16"/>
-          <w:lang w:eastAsia="ko-KR"/>
-        </w:rPr>
-        <w:t xml:space="preserve"> for state management, optimistic UI updates, secure media uploads through </w:t>
-      </w:r>
-      <w:proofErr w:type="spellStart"/>
-      <w:r>
-        <w:rPr>
-          <w:rFonts w:ascii="Aptos" w:eastAsia="Malgun Gothic" w:hAnsi="Aptos" w:cstheme="minorHAnsi"/>
-          <w:sz w:val="16"/>
-          <w:szCs w:val="16"/>
-          <w:lang w:eastAsia="ko-KR"/>
-        </w:rPr>
-        <w:t>Cloudinary</w:t>
-      </w:r>
-      <w:proofErr w:type="spellEnd"/>
-      <w:r>
-        <w:rPr>
-          <w:rFonts w:ascii="Aptos" w:eastAsia="Malgun Gothic" w:hAnsi="Aptos" w:cstheme="minorHAnsi"/>
-          <w:sz w:val="16"/>
-          <w:szCs w:val="16"/>
-          <w:lang w:eastAsia="ko-KR"/>
-        </w:rPr>
-        <w:t xml:space="preserve">, and request protection/rate limiting with </w:t>
-      </w:r>
-      <w:proofErr w:type="spellStart"/>
-      <w:r>
-        <w:rPr>
-          <w:rFonts w:ascii="Aptos" w:eastAsia="Malgun Gothic" w:hAnsi="Aptos" w:cstheme="minorHAnsi"/>
-          <w:sz w:val="16"/>
-          <w:szCs w:val="16"/>
-          <w:lang w:eastAsia="ko-KR"/>
-        </w:rPr>
-        <w:t>Arcjet</w:t>
-      </w:r>
-      <w:proofErr w:type="spellEnd"/>
-      <w:r>
-        <w:rPr>
-          <w:rFonts w:ascii="Aptos" w:eastAsia="Malgun Gothic" w:hAnsi="Aptos" w:cstheme="minorHAnsi"/>
-          <w:sz w:val="16"/>
-          <w:szCs w:val="16"/>
-          <w:lang w:eastAsia="ko-KR"/>
-        </w:rPr>
-        <w:t>. Designed a responsive Tailwind CSS/</w:t>
-      </w:r>
-      <w:proofErr w:type="spellStart"/>
-      <w:r>
-        <w:rPr>
-          <w:rFonts w:ascii="Aptos" w:eastAsia="Malgun Gothic" w:hAnsi="Aptos" w:cstheme="minorHAnsi"/>
-          <w:sz w:val="16"/>
-          <w:szCs w:val="16"/>
-          <w:lang w:eastAsia="ko-KR"/>
-        </w:rPr>
-        <w:t>DaisyUI</w:t>
-      </w:r>
-      <w:proofErr w:type="spellEnd"/>
-      <w:r>
-        <w:rPr>
-          <w:rFonts w:ascii="Aptos" w:eastAsia="Malgun Gothic" w:hAnsi="Aptos" w:cstheme="minorHAnsi"/>
-          <w:sz w:val="16"/>
-          <w:szCs w:val="16"/>
-          <w:lang w:eastAsia="ko-KR"/>
-        </w:rPr>
-        <w:t xml:space="preserve"> interface for desktop and mobile users.</w:t>
+        <w:t>Built a deployed real-time messaging platform using React, Node.js, Express, MongoDB, and Socket.IO with authentication, persistent chat data, and online/offline presence detection. Implemented Zustand for state management, optimistic UI updates, secure media uploads through Cloudinary, and request protection/rate limiting with Arcjet. Designed a responsive Tailwind CSS/DaisyUI interface for desktop and mobile users.</w:t>
       </w:r>
     </w:p>
     <w:p>
@@ -2276,25 +2058,7 @@
           <w:sz w:val="16"/>
           <w:szCs w:val="16"/>
         </w:rPr>
-        <w:t xml:space="preserve"> </w:t>
-      </w:r>
-      <w:proofErr w:type="spellStart"/>
-      <w:r>
-        <w:rPr>
-          <w:rFonts w:ascii="Aptos" w:hAnsi="Aptos"/>
-          <w:sz w:val="16"/>
-          <w:szCs w:val="16"/>
-        </w:rPr>
-        <w:t>geeking</w:t>
-      </w:r>
-      <w:proofErr w:type="spellEnd"/>
-      <w:r>
-        <w:rPr>
-          <w:rFonts w:ascii="Aptos" w:hAnsi="Aptos"/>
-          <w:sz w:val="16"/>
-          <w:szCs w:val="16"/>
-        </w:rPr>
-        <w:t xml:space="preserve"> out over</w:t>
+        <w:t xml:space="preserve"> geeking out over</w:t>
       </w:r>
       <w:r>
         <w:rPr>

--- a/public/resume/Howard_Sun-Resume-2026.docx
+++ b/public/resume/Howard_Sun-Resume-2026.docx
@@ -558,7 +558,39 @@
           <w:sz w:val="16"/>
           <w:szCs w:val="16"/>
         </w:rPr>
-        <w:t xml:space="preserve">, JWT/Auth, </w:t>
+        <w:t>, JWT</w:t>
+      </w:r>
+      <w:r>
+        <w:rPr>
+          <w:rFonts w:ascii="Aptos" w:hAnsi="Aptos"/>
+          <w:sz w:val="16"/>
+          <w:szCs w:val="16"/>
+        </w:rPr>
+        <w:t xml:space="preserve"> </w:t>
+      </w:r>
+      <w:r>
+        <w:rPr>
+          <w:rFonts w:ascii="Aptos" w:hAnsi="Aptos"/>
+          <w:sz w:val="16"/>
+          <w:szCs w:val="16"/>
+        </w:rPr>
+        <w:t>Auth</w:t>
+      </w:r>
+      <w:r>
+        <w:rPr>
+          <w:rFonts w:ascii="Aptos" w:hAnsi="Aptos"/>
+          <w:sz w:val="16"/>
+          <w:szCs w:val="16"/>
+        </w:rPr>
+        <w:t>entication</w:t>
+      </w:r>
+      <w:r>
+        <w:rPr>
+          <w:rFonts w:ascii="Aptos" w:hAnsi="Aptos"/>
+          <w:sz w:val="16"/>
+          <w:szCs w:val="16"/>
+        </w:rPr>
+        <w:t xml:space="preserve">, </w:t>
       </w:r>
       <w:r>
         <w:rPr>
@@ -681,14 +713,6 @@
           <w:szCs w:val="16"/>
         </w:rPr>
         <w:t xml:space="preserve"> PostgreSQL, MongoDB</w:t>
-      </w:r>
-      <w:r>
-        <w:rPr>
-          <w:rFonts w:ascii="Aptos" w:hAnsi="Aptos"/>
-          <w:sz w:val="16"/>
-          <w:szCs w:val="16"/>
-        </w:rPr>
-        <w:t xml:space="preserve"> </w:t>
       </w:r>
       <w:r>
         <w:rPr>
@@ -4903,6 +4927,7 @@
   <w:style w:type="character" w:default="1" w:styleId="DefaultParagraphFont">
     <w:name w:val="Default Paragraph Font"/>
     <w:uiPriority w:val="1"/>
+    <w:semiHidden/>
     <w:unhideWhenUsed/>
   </w:style>
   <w:style w:type="table" w:default="1" w:styleId="TableNormal">

--- a/public/resume/Howard_Sun-Resume-2026.docx
+++ b/public/resume/Howard_Sun-Resume-2026.docx
@@ -8,7 +8,7 @@
           <w:bottom w:val="single" w:sz="6" w:space="1" w:color="auto"/>
         </w:pBdr>
         <w:spacing w:line="259" w:lineRule="auto"/>
-        <w:ind w:left="6300" w:hanging="6300"/>
+        <w:ind w:left="5940" w:hanging="5940"/>
         <w:rPr>
           <w:rStyle w:val="Hyperlink"/>
           <w:rFonts w:ascii="Aptos" w:hAnsi="Aptos"/>
@@ -46,6 +46,14 @@
           <w:sz w:val="16"/>
           <w:szCs w:val="16"/>
         </w:rPr>
+        <w:t xml:space="preserve">Full-Stack </w:t>
+      </w:r>
+      <w:r>
+        <w:rPr>
+          <w:rFonts w:ascii="Aptos" w:hAnsi="Aptos"/>
+          <w:sz w:val="16"/>
+          <w:szCs w:val="16"/>
+        </w:rPr>
         <w:t>Software Enginee</w:t>
       </w:r>
       <w:r>
@@ -63,30 +71,6 @@
           <w:szCs w:val="16"/>
         </w:rPr>
         <w:tab/>
-      </w:r>
-      <w:r>
-        <w:rPr>
-          <w:rFonts w:ascii="Aptos" w:hAnsi="Aptos"/>
-          <w:sz w:val="16"/>
-          <w:szCs w:val="16"/>
-        </w:rPr>
-        <w:t>646.801.8812</w:t>
-      </w:r>
-      <w:r>
-        <w:rPr>
-          <w:rFonts w:ascii="Aptos" w:hAnsi="Aptos"/>
-          <w:sz w:val="16"/>
-          <w:szCs w:val="16"/>
-        </w:rPr>
-        <w:t xml:space="preserve"> |</w:t>
-      </w:r>
-      <w:r>
-        <w:rPr>
-          <w:rFonts w:ascii="Aptos" w:hAnsi="Aptos"/>
-          <w:sz w:val="16"/>
-          <w:szCs w:val="16"/>
-        </w:rPr>
-        <w:t xml:space="preserve"> </w:t>
       </w:r>
       <w:r>
         <w:rPr>
@@ -169,10 +153,23 @@
           <w:sz w:val="16"/>
           <w:szCs w:val="16"/>
         </w:rPr>
+        <w:t xml:space="preserve"> | </w:t>
+      </w:r>
+      <w:r>
+        <w:rPr>
+          <w:rFonts w:ascii="Aptos" w:hAnsi="Aptos"/>
+          <w:sz w:val="16"/>
+          <w:szCs w:val="16"/>
+        </w:rPr>
+        <w:t>646.801.8812</w:t>
+      </w:r>
+      <w:r>
+        <w:rPr>
+          <w:rFonts w:ascii="Aptos" w:hAnsi="Aptos"/>
+          <w:sz w:val="16"/>
+          <w:szCs w:val="16"/>
+        </w:rPr>
         <w:t xml:space="preserve"> </w:t>
-      </w:r>
-      <w:r>
-        <w:t xml:space="preserve">                      </w:t>
       </w:r>
       <w:hyperlink r:id="rId7" w:history="1">
         <w:r>
@@ -204,7 +201,7 @@
             <w:sz w:val="16"/>
             <w:szCs w:val="16"/>
           </w:rPr>
-          <w:t>github/</w:t>
+          <w:t>github</w:t>
         </w:r>
         <w:r>
           <w:rPr>
@@ -213,7 +210,36 @@
             <w:sz w:val="16"/>
             <w:szCs w:val="16"/>
           </w:rPr>
-          <w:t>howardsun-dev</w:t>
+          <w:t>.com</w:t>
+        </w:r>
+        <w:r>
+          <w:rPr>
+            <w:rStyle w:val="Hyperlink"/>
+            <w:rFonts w:ascii="Aptos" w:hAnsi="Aptos"/>
+            <w:sz w:val="16"/>
+            <w:szCs w:val="16"/>
+          </w:rPr>
+          <w:t>/</w:t>
+        </w:r>
+        <w:proofErr w:type="spellStart"/>
+        <w:r>
+          <w:rPr>
+            <w:rStyle w:val="Hyperlink"/>
+            <w:rFonts w:ascii="Aptos" w:hAnsi="Aptos"/>
+            <w:sz w:val="16"/>
+            <w:szCs w:val="16"/>
+          </w:rPr>
+          <w:t>howardsun</w:t>
+        </w:r>
+        <w:proofErr w:type="spellEnd"/>
+        <w:r>
+          <w:rPr>
+            <w:rStyle w:val="Hyperlink"/>
+            <w:rFonts w:ascii="Aptos" w:hAnsi="Aptos"/>
+            <w:sz w:val="16"/>
+            <w:szCs w:val="16"/>
+          </w:rPr>
+          <w:t>-dev</w:t>
         </w:r>
       </w:hyperlink>
       <w:r>
@@ -242,6 +268,7 @@
         <w:t xml:space="preserve"> </w:t>
       </w:r>
       <w:hyperlink r:id="rId9" w:history="1">
+        <w:proofErr w:type="spellStart"/>
         <w:r>
           <w:rPr>
             <w:rStyle w:val="Hyperlink"/>
@@ -258,8 +285,28 @@
             <w:sz w:val="16"/>
             <w:szCs w:val="16"/>
           </w:rPr>
+          <w:t>.copm</w:t>
+        </w:r>
+        <w:proofErr w:type="spellEnd"/>
+        <w:r>
+          <w:rPr>
+            <w:rStyle w:val="Hyperlink"/>
+            <w:rFonts w:ascii="Aptos" w:hAnsi="Aptos"/>
+            <w:sz w:val="16"/>
+            <w:szCs w:val="16"/>
+          </w:rPr>
+          <w:t>/in</w:t>
+        </w:r>
+        <w:r>
+          <w:rPr>
+            <w:rStyle w:val="Hyperlink"/>
+            <w:rFonts w:ascii="Aptos" w:hAnsi="Aptos"/>
+            <w:sz w:val="16"/>
+            <w:szCs w:val="16"/>
+          </w:rPr>
           <w:t>/</w:t>
         </w:r>
+        <w:proofErr w:type="spellStart"/>
         <w:r>
           <w:rPr>
             <w:rStyle w:val="Hyperlink"/>
@@ -278,6 +325,7 @@
           </w:rPr>
           <w:t>-swe</w:t>
         </w:r>
+        <w:proofErr w:type="spellEnd"/>
       </w:hyperlink>
     </w:p>
     <w:p>
@@ -332,6 +380,26 @@
         </w:pBdr>
         <w:rPr>
           <w:rFonts w:ascii="Aptos" w:hAnsi="Aptos"/>
+          <w:sz w:val="16"/>
+          <w:szCs w:val="16"/>
+        </w:rPr>
+      </w:pPr>
+      <w:r>
+        <w:rPr>
+          <w:rFonts w:ascii="Aptos" w:hAnsi="Aptos"/>
+          <w:sz w:val="16"/>
+          <w:szCs w:val="16"/>
+        </w:rPr>
+        <w:t xml:space="preserve"> Full-stack software engineer focused on reliable, well-tested TypeScript applications across React, Node.js, and AWS-backed systems. Recent open-source experience on Swell, an API testing platform, including security hardening, Redux modernization, TypeScript coverage, test infrastructure, and frontend reliability. Previously co-founded and led engineering for a children’s coding education platform, building production systems across AWS, Node.js, TypeScript, and database infrastructure.</w:t>
+      </w:r>
+    </w:p>
+    <w:p>
+      <w:pPr>
+        <w:pBdr>
+          <w:bottom w:val="single" w:sz="6" w:space="0" w:color="auto"/>
+        </w:pBdr>
+        <w:rPr>
+          <w:rFonts w:ascii="Aptos" w:hAnsi="Aptos"/>
           <w:b/>
           <w:bCs/>
           <w:sz w:val="16"/>
@@ -344,15 +412,7 @@
           <w:sz w:val="16"/>
           <w:szCs w:val="16"/>
         </w:rPr>
-        <w:t>Full-stack software engineer focused on building reliable, well-tested applications with TypeScript, React, Node.js, and modern web tooling. Recent experience contributing to Swell, an open-source API testing platform, with work spanning security hardening, test infrastructure, Redux modernization, and frontend architecture. Previously co-founded and led engineering for a children’s coding education platform, building production systems across AWS, Node.js, TypeScript, and database infrastructure.</w:t>
-      </w:r>
-      <w:r>
-        <w:rPr>
-          <w:rFonts w:ascii="Aptos" w:hAnsi="Aptos"/>
-          <w:sz w:val="16"/>
-          <w:szCs w:val="16"/>
-        </w:rPr>
-        <w:br/>
+        <w:t xml:space="preserve">   </w:t>
       </w:r>
       <w:r>
         <w:rPr>
@@ -452,15 +512,51 @@
           <w:sz w:val="16"/>
           <w:szCs w:val="16"/>
         </w:rPr>
-        <w:t>, Zustand,</w:t>
-      </w:r>
-      <w:r>
-        <w:rPr>
-          <w:rFonts w:ascii="Aptos" w:hAnsi="Aptos"/>
-          <w:sz w:val="16"/>
-          <w:szCs w:val="16"/>
-        </w:rPr>
-        <w:t xml:space="preserve"> TanStack Router, React Router,</w:t>
+        <w:t xml:space="preserve">, </w:t>
+      </w:r>
+      <w:proofErr w:type="spellStart"/>
+      <w:r>
+        <w:rPr>
+          <w:rFonts w:ascii="Aptos" w:hAnsi="Aptos"/>
+          <w:sz w:val="16"/>
+          <w:szCs w:val="16"/>
+        </w:rPr>
+        <w:t>Zustand</w:t>
+      </w:r>
+      <w:proofErr w:type="spellEnd"/>
+      <w:r>
+        <w:rPr>
+          <w:rFonts w:ascii="Aptos" w:hAnsi="Aptos"/>
+          <w:sz w:val="16"/>
+          <w:szCs w:val="16"/>
+        </w:rPr>
+        <w:t>,</w:t>
+      </w:r>
+      <w:r>
+        <w:rPr>
+          <w:rFonts w:ascii="Aptos" w:hAnsi="Aptos"/>
+          <w:sz w:val="16"/>
+          <w:szCs w:val="16"/>
+        </w:rPr>
+        <w:t xml:space="preserve"> </w:t>
+      </w:r>
+      <w:proofErr w:type="spellStart"/>
+      <w:r>
+        <w:rPr>
+          <w:rFonts w:ascii="Aptos" w:hAnsi="Aptos"/>
+          <w:sz w:val="16"/>
+          <w:szCs w:val="16"/>
+        </w:rPr>
+        <w:t>TanStack</w:t>
+      </w:r>
+      <w:proofErr w:type="spellEnd"/>
+      <w:r>
+        <w:rPr>
+          <w:rFonts w:ascii="Aptos" w:hAnsi="Aptos"/>
+          <w:sz w:val="16"/>
+          <w:szCs w:val="16"/>
+        </w:rPr>
+        <w:t xml:space="preserve"> Router, React Router,</w:t>
       </w:r>
       <w:r>
         <w:rPr>
@@ -484,8 +580,18 @@
           <w:sz w:val="16"/>
           <w:szCs w:val="16"/>
         </w:rPr>
-        <w:t xml:space="preserve"> (Sass), Tailwind CSS, Material UI, DaisyUI</w:t>
-      </w:r>
+        <w:t xml:space="preserve"> (Sass), Tailwind CSS, Material UI, </w:t>
+      </w:r>
+      <w:proofErr w:type="spellStart"/>
+      <w:r>
+        <w:rPr>
+          <w:rFonts w:ascii="Aptos" w:hAnsi="Aptos"/>
+          <w:sz w:val="16"/>
+          <w:szCs w:val="16"/>
+        </w:rPr>
+        <w:t>DaisyUI</w:t>
+      </w:r>
+      <w:proofErr w:type="spellEnd"/>
       <w:r>
         <w:rPr>
           <w:rFonts w:ascii="Aptos" w:hAnsi="Aptos"/>
@@ -592,6 +698,7 @@
         </w:rPr>
         <w:t xml:space="preserve">, </w:t>
       </w:r>
+      <w:proofErr w:type="spellStart"/>
       <w:r>
         <w:rPr>
           <w:rFonts w:ascii="Aptos" w:hAnsi="Aptos"/>
@@ -600,14 +707,25 @@
         </w:rPr>
         <w:t>Cloudinary</w:t>
       </w:r>
-      <w:r>
-        <w:rPr>
-          <w:rFonts w:ascii="Aptos" w:hAnsi="Aptos"/>
-          <w:sz w:val="16"/>
-          <w:szCs w:val="16"/>
-        </w:rPr>
-        <w:t>, Arcjet</w:t>
-      </w:r>
+      <w:proofErr w:type="spellEnd"/>
+      <w:r>
+        <w:rPr>
+          <w:rFonts w:ascii="Aptos" w:hAnsi="Aptos"/>
+          <w:sz w:val="16"/>
+          <w:szCs w:val="16"/>
+        </w:rPr>
+        <w:t xml:space="preserve">, </w:t>
+      </w:r>
+      <w:proofErr w:type="spellStart"/>
+      <w:r>
+        <w:rPr>
+          <w:rFonts w:ascii="Aptos" w:hAnsi="Aptos"/>
+          <w:sz w:val="16"/>
+          <w:szCs w:val="16"/>
+        </w:rPr>
+        <w:t>Arcjet</w:t>
+      </w:r>
+      <w:proofErr w:type="spellEnd"/>
       <w:r>
         <w:rPr>
           <w:rFonts w:ascii="Aptos" w:hAnsi="Aptos"/>
@@ -796,8 +914,18 @@
           <w:sz w:val="16"/>
           <w:szCs w:val="16"/>
         </w:rPr>
-        <w:t xml:space="preserve"> Jest, Playwright, Mocha, Chai, Vitest</w:t>
-      </w:r>
+        <w:t xml:space="preserve"> Jest, Playwright, Mocha, Chai, </w:t>
+      </w:r>
+      <w:proofErr w:type="spellStart"/>
+      <w:r>
+        <w:rPr>
+          <w:rFonts w:ascii="Aptos" w:hAnsi="Aptos"/>
+          <w:sz w:val="16"/>
+          <w:szCs w:val="16"/>
+        </w:rPr>
+        <w:t>Vitest</w:t>
+      </w:r>
+      <w:proofErr w:type="spellEnd"/>
       <w:r>
         <w:rPr>
           <w:rFonts w:ascii="Aptos" w:hAnsi="Aptos"/>
@@ -904,7 +1032,23 @@
           <w:sz w:val="16"/>
           <w:szCs w:val="16"/>
         </w:rPr>
-        <w:t>February 2025</w:t>
+        <w:t>November</w:t>
+      </w:r>
+      <w:r>
+        <w:rPr>
+          <w:rFonts w:ascii="Aptos" w:hAnsi="Aptos"/>
+          <w:sz w:val="16"/>
+          <w:szCs w:val="16"/>
+        </w:rPr>
+        <w:t xml:space="preserve"> 202</w:t>
+      </w:r>
+      <w:r>
+        <w:rPr>
+          <w:rFonts w:ascii="Aptos" w:hAnsi="Aptos"/>
+          <w:sz w:val="16"/>
+          <w:szCs w:val="16"/>
+        </w:rPr>
+        <w:t>4</w:t>
       </w:r>
     </w:p>
     <w:p>
@@ -1521,6 +1665,218 @@
           <w:lang w:eastAsia="ko-KR"/>
         </w:rPr>
         <w:t>PROJECTS</w:t>
+      </w:r>
+    </w:p>
+    <w:p>
+      <w:pPr>
+        <w:spacing w:line="259" w:lineRule="auto"/>
+        <w:rPr>
+          <w:rFonts w:ascii="Aptos" w:eastAsia="Malgun Gothic" w:hAnsi="Aptos" w:cstheme="minorHAnsi"/>
+          <w:sz w:val="16"/>
+          <w:szCs w:val="16"/>
+          <w:lang w:eastAsia="ko-KR"/>
+        </w:rPr>
+      </w:pPr>
+      <w:proofErr w:type="spellStart"/>
+      <w:r>
+        <w:rPr>
+          <w:rFonts w:ascii="Aptos" w:eastAsia="Malgun Gothic" w:hAnsi="Aptos" w:cstheme="minorHAnsi"/>
+          <w:b/>
+          <w:bCs/>
+          <w:sz w:val="16"/>
+          <w:szCs w:val="16"/>
+          <w:lang w:eastAsia="ko-KR"/>
+        </w:rPr>
+        <w:t>QuickChat</w:t>
+      </w:r>
+      <w:proofErr w:type="spellEnd"/>
+      <w:r>
+        <w:rPr>
+          <w:rFonts w:ascii="Aptos" w:eastAsia="Malgun Gothic" w:hAnsi="Aptos" w:cstheme="minorHAnsi"/>
+          <w:b/>
+          <w:bCs/>
+          <w:sz w:val="16"/>
+          <w:szCs w:val="16"/>
+          <w:lang w:eastAsia="ko-KR"/>
+        </w:rPr>
+        <w:t xml:space="preserve"> </w:t>
+      </w:r>
+      <w:r>
+        <w:rPr>
+          <w:rFonts w:ascii="Aptos" w:eastAsia="Malgun Gothic" w:hAnsi="Aptos" w:cstheme="minorHAnsi"/>
+          <w:b/>
+          <w:bCs/>
+          <w:sz w:val="16"/>
+          <w:szCs w:val="16"/>
+          <w:lang w:eastAsia="ko-KR"/>
+        </w:rPr>
+        <w:t>–</w:t>
+      </w:r>
+      <w:r>
+        <w:rPr>
+          <w:rFonts w:ascii="Aptos" w:eastAsia="Malgun Gothic" w:hAnsi="Aptos" w:cstheme="minorHAnsi"/>
+          <w:b/>
+          <w:bCs/>
+          <w:sz w:val="16"/>
+          <w:szCs w:val="16"/>
+          <w:lang w:eastAsia="ko-KR"/>
+        </w:rPr>
+        <w:t xml:space="preserve"> Real-time chat platform </w:t>
+      </w:r>
+      <w:r>
+        <w:rPr>
+          <w:rFonts w:ascii="Aptos" w:hAnsi="Aptos"/>
+          <w:color w:val="000000"/>
+          <w:sz w:val="16"/>
+          <w:szCs w:val="16"/>
+        </w:rPr>
+        <w:t xml:space="preserve">| </w:t>
+      </w:r>
+      <w:r>
+        <w:rPr>
+          <w:rFonts w:ascii="Aptos" w:hAnsi="Aptos"/>
+          <w:color w:val="000000"/>
+          <w:sz w:val="16"/>
+          <w:szCs w:val="16"/>
+        </w:rPr>
+        <w:t>github.com/</w:t>
+      </w:r>
+      <w:proofErr w:type="spellStart"/>
+      <w:r>
+        <w:rPr>
+          <w:rFonts w:ascii="Aptos" w:hAnsi="Aptos"/>
+          <w:color w:val="000000"/>
+          <w:sz w:val="16"/>
+          <w:szCs w:val="16"/>
+        </w:rPr>
+        <w:t>howardsun</w:t>
+      </w:r>
+      <w:proofErr w:type="spellEnd"/>
+      <w:r>
+        <w:rPr>
+          <w:rFonts w:ascii="Aptos" w:hAnsi="Aptos"/>
+          <w:color w:val="000000"/>
+          <w:sz w:val="16"/>
+          <w:szCs w:val="16"/>
+        </w:rPr>
+        <w:t>-dev/</w:t>
+      </w:r>
+      <w:proofErr w:type="spellStart"/>
+      <w:r>
+        <w:rPr>
+          <w:rFonts w:ascii="Aptos" w:hAnsi="Aptos"/>
+          <w:color w:val="000000"/>
+          <w:sz w:val="16"/>
+          <w:szCs w:val="16"/>
+        </w:rPr>
+        <w:t>quickchat</w:t>
+      </w:r>
+      <w:proofErr w:type="spellEnd"/>
+    </w:p>
+    <w:p>
+      <w:pPr>
+        <w:pStyle w:val="ListParagraph"/>
+        <w:numPr>
+          <w:ilvl w:val="0"/>
+          <w:numId w:val="14"/>
+        </w:numPr>
+        <w:spacing w:line="259" w:lineRule="auto"/>
+        <w:ind w:left="270" w:hanging="180"/>
+        <w:rPr>
+          <w:rFonts w:ascii="Aptos" w:eastAsia="Malgun Gothic" w:hAnsi="Aptos" w:cstheme="minorHAnsi"/>
+          <w:sz w:val="16"/>
+          <w:szCs w:val="16"/>
+          <w:lang w:eastAsia="ko-KR"/>
+        </w:rPr>
+      </w:pPr>
+      <w:r>
+        <w:rPr>
+          <w:rFonts w:ascii="Aptos" w:eastAsia="Malgun Gothic" w:hAnsi="Aptos" w:cstheme="minorHAnsi"/>
+          <w:sz w:val="16"/>
+          <w:szCs w:val="16"/>
+          <w:lang w:eastAsia="ko-KR"/>
+        </w:rPr>
+        <w:t xml:space="preserve">Built a deployed real-time messaging platform using React, Node.js, Express, MongoDB, and Socket.IO with authentication, persistent chat data, and online/offline presence detection. Implemented </w:t>
+      </w:r>
+      <w:proofErr w:type="spellStart"/>
+      <w:r>
+        <w:rPr>
+          <w:rFonts w:ascii="Aptos" w:eastAsia="Malgun Gothic" w:hAnsi="Aptos" w:cstheme="minorHAnsi"/>
+          <w:sz w:val="16"/>
+          <w:szCs w:val="16"/>
+          <w:lang w:eastAsia="ko-KR"/>
+        </w:rPr>
+        <w:t>Zustand</w:t>
+      </w:r>
+      <w:proofErr w:type="spellEnd"/>
+      <w:r>
+        <w:rPr>
+          <w:rFonts w:ascii="Aptos" w:eastAsia="Malgun Gothic" w:hAnsi="Aptos" w:cstheme="minorHAnsi"/>
+          <w:sz w:val="16"/>
+          <w:szCs w:val="16"/>
+          <w:lang w:eastAsia="ko-KR"/>
+        </w:rPr>
+        <w:t xml:space="preserve"> for state management, optimistic UI updates, secure media uploads through </w:t>
+      </w:r>
+      <w:proofErr w:type="spellStart"/>
+      <w:r>
+        <w:rPr>
+          <w:rFonts w:ascii="Aptos" w:eastAsia="Malgun Gothic" w:hAnsi="Aptos" w:cstheme="minorHAnsi"/>
+          <w:sz w:val="16"/>
+          <w:szCs w:val="16"/>
+          <w:lang w:eastAsia="ko-KR"/>
+        </w:rPr>
+        <w:t>Cloudinary</w:t>
+      </w:r>
+      <w:proofErr w:type="spellEnd"/>
+      <w:r>
+        <w:rPr>
+          <w:rFonts w:ascii="Aptos" w:eastAsia="Malgun Gothic" w:hAnsi="Aptos" w:cstheme="minorHAnsi"/>
+          <w:sz w:val="16"/>
+          <w:szCs w:val="16"/>
+          <w:lang w:eastAsia="ko-KR"/>
+        </w:rPr>
+        <w:t xml:space="preserve">, and request protection/rate limiting with </w:t>
+      </w:r>
+      <w:proofErr w:type="spellStart"/>
+      <w:r>
+        <w:rPr>
+          <w:rFonts w:ascii="Aptos" w:eastAsia="Malgun Gothic" w:hAnsi="Aptos" w:cstheme="minorHAnsi"/>
+          <w:sz w:val="16"/>
+          <w:szCs w:val="16"/>
+          <w:lang w:eastAsia="ko-KR"/>
+        </w:rPr>
+        <w:t>Arcjet</w:t>
+      </w:r>
+      <w:proofErr w:type="spellEnd"/>
+      <w:r>
+        <w:rPr>
+          <w:rFonts w:ascii="Aptos" w:eastAsia="Malgun Gothic" w:hAnsi="Aptos" w:cstheme="minorHAnsi"/>
+          <w:sz w:val="16"/>
+          <w:szCs w:val="16"/>
+          <w:lang w:eastAsia="ko-KR"/>
+        </w:rPr>
+        <w:t>. Designed a responsive Tailwind CSS/</w:t>
+      </w:r>
+      <w:proofErr w:type="spellStart"/>
+      <w:r>
+        <w:rPr>
+          <w:rFonts w:ascii="Aptos" w:eastAsia="Malgun Gothic" w:hAnsi="Aptos" w:cstheme="minorHAnsi"/>
+          <w:sz w:val="16"/>
+          <w:szCs w:val="16"/>
+          <w:lang w:eastAsia="ko-KR"/>
+        </w:rPr>
+        <w:t>DaisyUI</w:t>
+      </w:r>
+      <w:proofErr w:type="spellEnd"/>
+      <w:r>
+        <w:rPr>
+          <w:rFonts w:ascii="Aptos" w:eastAsia="Malgun Gothic" w:hAnsi="Aptos" w:cstheme="minorHAnsi"/>
+          <w:sz w:val="16"/>
+          <w:szCs w:val="16"/>
+          <w:lang w:eastAsia="ko-KR"/>
+        </w:rPr>
+        <w:t xml:space="preserve"> interface for desktop and mobile users.</w:t>
       </w:r>
     </w:p>
     <w:p>
@@ -1657,70 +2013,29 @@
           <w:szCs w:val="16"/>
           <w:lang w:eastAsia="ko-KR"/>
         </w:rPr>
-        <w:t xml:space="preserve">QuickChat </w:t>
+        <w:t>CI/CD Portfolio Site</w:t>
       </w:r>
       <w:r>
         <w:rPr>
           <w:rFonts w:ascii="Aptos" w:eastAsia="Malgun Gothic" w:hAnsi="Aptos" w:cstheme="minorHAnsi"/>
-          <w:b/>
-          <w:bCs/>
           <w:sz w:val="16"/>
           <w:szCs w:val="16"/>
           <w:lang w:eastAsia="ko-KR"/>
         </w:rPr>
-        <w:t>–</w:t>
-      </w:r>
-      <w:r>
-        <w:rPr>
-          <w:rFonts w:ascii="Aptos" w:eastAsia="Malgun Gothic" w:hAnsi="Aptos" w:cstheme="minorHAnsi"/>
-          <w:b/>
-          <w:bCs/>
-          <w:sz w:val="16"/>
-          <w:szCs w:val="16"/>
-          <w:lang w:eastAsia="ko-KR"/>
-        </w:rPr>
-        <w:t xml:space="preserve"> Real-time chat </w:t>
-      </w:r>
-      <w:r>
-        <w:rPr>
-          <w:rFonts w:ascii="Aptos" w:eastAsia="Malgun Gothic" w:hAnsi="Aptos" w:cstheme="minorHAnsi"/>
-          <w:b/>
-          <w:bCs/>
-          <w:sz w:val="16"/>
-          <w:szCs w:val="16"/>
-          <w:lang w:eastAsia="ko-KR"/>
-        </w:rPr>
-        <w:t>platform</w:t>
-      </w:r>
-      <w:r>
-        <w:rPr>
-          <w:rFonts w:ascii="Aptos" w:eastAsia="Malgun Gothic" w:hAnsi="Aptos" w:cstheme="minorHAnsi"/>
-          <w:b/>
-          <w:bCs/>
-          <w:sz w:val="16"/>
-          <w:szCs w:val="16"/>
-          <w:lang w:eastAsia="ko-KR"/>
-        </w:rPr>
-        <w:t xml:space="preserve"> </w:t>
-      </w:r>
-      <w:r>
-        <w:rPr>
-          <w:rFonts w:ascii="Aptos" w:hAnsi="Aptos"/>
-          <w:color w:val="000000"/>
-          <w:sz w:val="16"/>
-          <w:szCs w:val="16"/>
-        </w:rPr>
-        <w:t xml:space="preserve">| </w:t>
-      </w:r>
-      <w:r>
-        <w:rPr>
-          <w:rFonts w:ascii="Aptos" w:hAnsi="Aptos"/>
-          <w:color w:val="000000"/>
-          <w:sz w:val="16"/>
-          <w:szCs w:val="16"/>
-        </w:rPr>
-        <w:t>github.com/howardsun-dev/quickchat</w:t>
-      </w:r>
+        <w:t xml:space="preserve"> | </w:t>
+      </w:r>
+      <w:hyperlink r:id="rId11" w:history="1">
+        <w:r>
+          <w:rPr>
+            <w:rStyle w:val="Hyperlink"/>
+            <w:rFonts w:ascii="Aptos" w:eastAsia="Malgun Gothic" w:hAnsi="Aptos" w:cstheme="minorHAnsi"/>
+            <w:sz w:val="16"/>
+            <w:szCs w:val="16"/>
+            <w:lang w:eastAsia="ko-KR"/>
+          </w:rPr>
+          <w:t>https://howardsun.me</w:t>
+        </w:r>
+      </w:hyperlink>
     </w:p>
     <w:p>
       <w:pPr>
@@ -1745,39 +2060,9 @@
           <w:szCs w:val="16"/>
           <w:lang w:eastAsia="ko-KR"/>
         </w:rPr>
-        <w:t>Built a deployed real-time messaging platform using React, Node.js, Express, MongoDB, and Socket.IO with authentication, persistent chat data, and online/offline presence detection. Implemented Zustand for state management, optimistic UI updates, secure media uploads through Cloudinary, and request protection/rate limiting with Arcjet. Designed a responsive Tailwind CSS/DaisyUI interface for desktop and mobile users.</w:t>
-      </w:r>
-    </w:p>
-    <w:p>
-      <w:pPr>
-        <w:spacing w:line="259" w:lineRule="auto"/>
-        <w:rPr>
-          <w:rFonts w:ascii="Aptos" w:hAnsi="Aptos"/>
-          <w:color w:val="000000"/>
-          <w:sz w:val="16"/>
-          <w:szCs w:val="16"/>
-        </w:rPr>
-      </w:pPr>
-      <w:r>
-        <w:rPr>
-          <w:rFonts w:ascii="Aptos" w:hAnsi="Aptos"/>
-          <w:b/>
-          <w:bCs/>
-          <w:color w:val="000000"/>
-          <w:sz w:val="16"/>
-          <w:szCs w:val="16"/>
-        </w:rPr>
-        <w:t>Home Automation</w:t>
-      </w:r>
-      <w:r>
-        <w:rPr>
-          <w:rFonts w:ascii="Aptos" w:hAnsi="Aptos"/>
-          <w:color w:val="000000"/>
-          <w:sz w:val="16"/>
-          <w:szCs w:val="16"/>
-        </w:rPr>
-        <w:t xml:space="preserve"> – </w:t>
-      </w:r>
+        <w:t xml:space="preserve">Built and deployed a React 19/TypeScript portfolio application using Vite and </w:t>
+      </w:r>
+      <w:proofErr w:type="spellStart"/>
       <w:r>
         <w:rPr>
           <w:rFonts w:ascii="Aptos" w:eastAsia="Malgun Gothic" w:hAnsi="Aptos" w:cstheme="minorHAnsi"/>
@@ -1785,44 +2070,17 @@
           <w:szCs w:val="16"/>
           <w:lang w:eastAsia="ko-KR"/>
         </w:rPr>
-        <w:t xml:space="preserve">Engineering </w:t>
-      </w:r>
-      <w:r>
-        <w:rPr>
-          <w:rFonts w:ascii="Aptos" w:hAnsi="Aptos"/>
-          <w:color w:val="000000"/>
-          <w:sz w:val="16"/>
-          <w:szCs w:val="16"/>
-        </w:rPr>
-        <w:t>Project</w:t>
-      </w:r>
-    </w:p>
-    <w:p>
-      <w:pPr>
-        <w:pStyle w:val="ListParagraph"/>
-        <w:numPr>
-          <w:ilvl w:val="0"/>
-          <w:numId w:val="14"/>
-        </w:numPr>
-        <w:spacing w:line="259" w:lineRule="auto"/>
-        <w:ind w:left="270" w:hanging="180"/>
+        <w:t>TanStack</w:t>
+      </w:r>
+      <w:proofErr w:type="spellEnd"/>
+      <w:r>
         <w:rPr>
           <w:rFonts w:ascii="Aptos" w:eastAsia="Malgun Gothic" w:hAnsi="Aptos" w:cstheme="minorHAnsi"/>
           <w:sz w:val="16"/>
           <w:szCs w:val="16"/>
           <w:lang w:eastAsia="ko-KR"/>
         </w:rPr>
-      </w:pPr>
-      <w:r>
-        <w:rPr>
-          <w:rFonts w:ascii="Aptos" w:eastAsia="Times New Roman" w:hAnsi="Aptos" w:cs="Arial"/>
-          <w:color w:val="000000"/>
-          <w:kern w:val="0"/>
-          <w:sz w:val="16"/>
-          <w:szCs w:val="16"/>
-          <w14:ligatures w14:val="none"/>
-        </w:rPr>
-        <w:t>Built a Raspberry Pi and Arduino-based home automation system using C++ for low-level device control. Integrated subsystems for automated blind control, timing-based routines, and PWM-driven hardware behavior. Optimized memory usage and control logic for reliable long-running operation.</w:t>
+        <w:t xml:space="preserve"> Router with automated CI/CD workflows through GitHub Actions to AWS S3 and CloudFront. Implemented production build validation, dependency auditing, SPA route fallback support, cache-aware deployments, and optional CloudFront invalidation to improve deployment reliability and frontend delivery consistency.</w:t>
       </w:r>
     </w:p>
     <w:p>
@@ -2082,7 +2340,25 @@
           <w:sz w:val="16"/>
           <w:szCs w:val="16"/>
         </w:rPr>
-        <w:t xml:space="preserve"> geeking out over</w:t>
+        <w:t xml:space="preserve"> </w:t>
+      </w:r>
+      <w:proofErr w:type="spellStart"/>
+      <w:r>
+        <w:rPr>
+          <w:rFonts w:ascii="Aptos" w:hAnsi="Aptos"/>
+          <w:sz w:val="16"/>
+          <w:szCs w:val="16"/>
+        </w:rPr>
+        <w:t>geeking</w:t>
+      </w:r>
+      <w:proofErr w:type="spellEnd"/>
+      <w:r>
+        <w:rPr>
+          <w:rFonts w:ascii="Aptos" w:hAnsi="Aptos"/>
+          <w:sz w:val="16"/>
+          <w:szCs w:val="16"/>
+        </w:rPr>
+        <w:t xml:space="preserve"> out over</w:t>
       </w:r>
       <w:r>
         <w:rPr>
@@ -3100,7 +3376,7 @@
   <w:abstractNum w:abstractNumId="8" w15:restartNumberingAfterBreak="0">
     <w:nsid w:val="2AEF5AA0"/>
     <w:multiLevelType w:val="hybridMultilevel"/>
-    <w:tmpl w:val="0320476A"/>
+    <w:tmpl w:val="AC3291A6"/>
     <w:lvl w:ilvl="0" w:tplc="04090001">
       <w:start w:val="1"/>
       <w:numFmt w:val="bullet"/>
@@ -4927,7 +5203,6 @@
   <w:style w:type="character" w:default="1" w:styleId="DefaultParagraphFont">
     <w:name w:val="Default Paragraph Font"/>
     <w:uiPriority w:val="1"/>
-    <w:semiHidden/>
     <w:unhideWhenUsed/>
   </w:style>
   <w:style w:type="table" w:default="1" w:styleId="TableNormal">

--- a/public/resume/Howard_Sun-Resume-2026.docx
+++ b/public/resume/Howard_Sun-Resume-2026.docx
@@ -268,7 +268,6 @@
         <w:t xml:space="preserve"> </w:t>
       </w:r>
       <w:hyperlink r:id="rId9" w:history="1">
-        <w:proofErr w:type="spellStart"/>
         <w:r>
           <w:rPr>
             <w:rStyle w:val="Hyperlink"/>
@@ -285,9 +284,8 @@
             <w:sz w:val="16"/>
             <w:szCs w:val="16"/>
           </w:rPr>
-          <w:t>.copm</w:t>
+          <w:t>.com</w:t>
         </w:r>
-        <w:proofErr w:type="spellEnd"/>
         <w:r>
           <w:rPr>
             <w:rStyle w:val="Hyperlink"/>
@@ -1386,7 +1384,25 @@
           <w:sz w:val="16"/>
           <w:szCs w:val="16"/>
         </w:rPr>
-        <w:t>Transitioned from an on-premise monolithic server to a scalable AWS infrastructure with Elastic Load Balancing (ELB-ALB) and Elastic Compute Cloud (EC2), reducing resource overhead by 40%, enabling auto-scaling based on traffic patterns, and improving reliability and cost-efficiency across multiple regions</w:t>
+        <w:t xml:space="preserve">Transitioned from an </w:t>
+      </w:r>
+      <w:proofErr w:type="gramStart"/>
+      <w:r>
+        <w:rPr>
+          <w:rFonts w:ascii="Aptos" w:hAnsi="Aptos"/>
+          <w:sz w:val="16"/>
+          <w:szCs w:val="16"/>
+        </w:rPr>
+        <w:t>on-premise</w:t>
+      </w:r>
+      <w:proofErr w:type="gramEnd"/>
+      <w:r>
+        <w:rPr>
+          <w:rFonts w:ascii="Aptos" w:hAnsi="Aptos"/>
+          <w:sz w:val="16"/>
+          <w:szCs w:val="16"/>
+        </w:rPr>
+        <w:t xml:space="preserve"> monolithic server to a scalable AWS infrastructure with Elastic Load Balancing (ELB-ALB) and Elastic Compute Cloud (EC2), reducing resource overhead by 40%, enabling auto-scaling based on traffic patterns, and improving reliability and cost-efficiency across multiple regions</w:t>
       </w:r>
     </w:p>
     <w:p>
@@ -5203,6 +5219,7 @@
   <w:style w:type="character" w:default="1" w:styleId="DefaultParagraphFont">
     <w:name w:val="Default Paragraph Font"/>
     <w:uiPriority w:val="1"/>
+    <w:semiHidden/>
     <w:unhideWhenUsed/>
   </w:style>
   <w:style w:type="table" w:default="1" w:styleId="TableNormal">

--- a/public/resume/Howard_Sun-Resume-2026.docx
+++ b/public/resume/Howard_Sun-Resume-2026.docx
@@ -8,7 +8,7 @@
           <w:bottom w:val="single" w:sz="6" w:space="1" w:color="auto"/>
         </w:pBdr>
         <w:spacing w:line="259" w:lineRule="auto"/>
-        <w:ind w:left="6300" w:hanging="6300"/>
+        <w:ind w:left="5940" w:hanging="5940"/>
         <w:rPr>
           <w:rStyle w:val="Hyperlink"/>
           <w:rFonts w:ascii="Aptos" w:hAnsi="Aptos"/>
@@ -46,6 +46,14 @@
           <w:sz w:val="16"/>
           <w:szCs w:val="16"/>
         </w:rPr>
+        <w:t xml:space="preserve">Full-Stack </w:t>
+      </w:r>
+      <w:r>
+        <w:rPr>
+          <w:rFonts w:ascii="Aptos" w:hAnsi="Aptos"/>
+          <w:sz w:val="16"/>
+          <w:szCs w:val="16"/>
+        </w:rPr>
         <w:t>Software Enginee</w:t>
       </w:r>
       <w:r>
@@ -63,30 +71,6 @@
           <w:szCs w:val="16"/>
         </w:rPr>
         <w:tab/>
-      </w:r>
-      <w:r>
-        <w:rPr>
-          <w:rFonts w:ascii="Aptos" w:hAnsi="Aptos"/>
-          <w:sz w:val="16"/>
-          <w:szCs w:val="16"/>
-        </w:rPr>
-        <w:t>646.801.8812</w:t>
-      </w:r>
-      <w:r>
-        <w:rPr>
-          <w:rFonts w:ascii="Aptos" w:hAnsi="Aptos"/>
-          <w:sz w:val="16"/>
-          <w:szCs w:val="16"/>
-        </w:rPr>
-        <w:t xml:space="preserve"> |</w:t>
-      </w:r>
-      <w:r>
-        <w:rPr>
-          <w:rFonts w:ascii="Aptos" w:hAnsi="Aptos"/>
-          <w:sz w:val="16"/>
-          <w:szCs w:val="16"/>
-        </w:rPr>
-        <w:t xml:space="preserve"> </w:t>
       </w:r>
       <w:r>
         <w:rPr>
@@ -169,10 +153,23 @@
           <w:sz w:val="16"/>
           <w:szCs w:val="16"/>
         </w:rPr>
+        <w:t xml:space="preserve"> | </w:t>
+      </w:r>
+      <w:r>
+        <w:rPr>
+          <w:rFonts w:ascii="Aptos" w:hAnsi="Aptos"/>
+          <w:sz w:val="16"/>
+          <w:szCs w:val="16"/>
+        </w:rPr>
+        <w:t>646.801.8812</w:t>
+      </w:r>
+      <w:r>
+        <w:rPr>
+          <w:rFonts w:ascii="Aptos" w:hAnsi="Aptos"/>
+          <w:sz w:val="16"/>
+          <w:szCs w:val="16"/>
+        </w:rPr>
         <w:t xml:space="preserve"> </w:t>
-      </w:r>
-      <w:r>
-        <w:t xml:space="preserve">                      </w:t>
       </w:r>
       <w:hyperlink r:id="rId7" w:history="1">
         <w:r>
@@ -204,7 +201,7 @@
             <w:sz w:val="16"/>
             <w:szCs w:val="16"/>
           </w:rPr>
-          <w:t>github/</w:t>
+          <w:t>github</w:t>
         </w:r>
         <w:r>
           <w:rPr>
@@ -213,7 +210,36 @@
             <w:sz w:val="16"/>
             <w:szCs w:val="16"/>
           </w:rPr>
-          <w:t>howardsun-dev</w:t>
+          <w:t>.com</w:t>
+        </w:r>
+        <w:r>
+          <w:rPr>
+            <w:rStyle w:val="Hyperlink"/>
+            <w:rFonts w:ascii="Aptos" w:hAnsi="Aptos"/>
+            <w:sz w:val="16"/>
+            <w:szCs w:val="16"/>
+          </w:rPr>
+          <w:t>/</w:t>
+        </w:r>
+        <w:proofErr w:type="spellStart"/>
+        <w:r>
+          <w:rPr>
+            <w:rStyle w:val="Hyperlink"/>
+            <w:rFonts w:ascii="Aptos" w:hAnsi="Aptos"/>
+            <w:sz w:val="16"/>
+            <w:szCs w:val="16"/>
+          </w:rPr>
+          <w:t>howardsun</w:t>
+        </w:r>
+        <w:proofErr w:type="spellEnd"/>
+        <w:r>
+          <w:rPr>
+            <w:rStyle w:val="Hyperlink"/>
+            <w:rFonts w:ascii="Aptos" w:hAnsi="Aptos"/>
+            <w:sz w:val="16"/>
+            <w:szCs w:val="16"/>
+          </w:rPr>
+          <w:t>-dev</w:t>
         </w:r>
       </w:hyperlink>
       <w:r>
@@ -258,8 +284,27 @@
             <w:sz w:val="16"/>
             <w:szCs w:val="16"/>
           </w:rPr>
+          <w:t>.com</w:t>
+        </w:r>
+        <w:r>
+          <w:rPr>
+            <w:rStyle w:val="Hyperlink"/>
+            <w:rFonts w:ascii="Aptos" w:hAnsi="Aptos"/>
+            <w:sz w:val="16"/>
+            <w:szCs w:val="16"/>
+          </w:rPr>
+          <w:t>/in</w:t>
+        </w:r>
+        <w:r>
+          <w:rPr>
+            <w:rStyle w:val="Hyperlink"/>
+            <w:rFonts w:ascii="Aptos" w:hAnsi="Aptos"/>
+            <w:sz w:val="16"/>
+            <w:szCs w:val="16"/>
+          </w:rPr>
           <w:t>/</w:t>
         </w:r>
+        <w:proofErr w:type="spellStart"/>
         <w:r>
           <w:rPr>
             <w:rStyle w:val="Hyperlink"/>
@@ -278,6 +323,7 @@
           </w:rPr>
           <w:t>-swe</w:t>
         </w:r>
+        <w:proofErr w:type="spellEnd"/>
       </w:hyperlink>
     </w:p>
     <w:p>
@@ -332,6 +378,42 @@
         </w:pBdr>
         <w:rPr>
           <w:rFonts w:ascii="Aptos" w:hAnsi="Aptos"/>
+          <w:sz w:val="16"/>
+          <w:szCs w:val="16"/>
+        </w:rPr>
+      </w:pPr>
+      <w:r>
+        <w:rPr>
+          <w:rFonts w:ascii="Aptos" w:hAnsi="Aptos"/>
+          <w:sz w:val="16"/>
+          <w:szCs w:val="16"/>
+        </w:rPr>
+        <w:t xml:space="preserve"> Full-stack software engineer focused on reliable, well-tested TypeScript applications across React, Node.js, and AWS-backed systems</w:t>
+      </w:r>
+      <w:r>
+        <w:rPr>
+          <w:rFonts w:ascii="Aptos" w:hAnsi="Aptos"/>
+          <w:sz w:val="16"/>
+          <w:szCs w:val="16"/>
+        </w:rPr>
+        <w:t>. Contributed to</w:t>
+      </w:r>
+      <w:r>
+        <w:rPr>
+          <w:rFonts w:ascii="Aptos" w:hAnsi="Aptos"/>
+          <w:sz w:val="16"/>
+          <w:szCs w:val="16"/>
+        </w:rPr>
+        <w:t xml:space="preserve"> Swell, an API testing platform, including security hardening, Redux modernization, TypeScript coverage, test infrastructure, and frontend reliability. Previously co-founded and led engineering for a children’s coding education platform, building production systems across AWS, Node.js, TypeScript, and database infrastructure.</w:t>
+      </w:r>
+    </w:p>
+    <w:p>
+      <w:pPr>
+        <w:pBdr>
+          <w:bottom w:val="single" w:sz="6" w:space="0" w:color="auto"/>
+        </w:pBdr>
+        <w:rPr>
+          <w:rFonts w:ascii="Aptos" w:hAnsi="Aptos"/>
           <w:b/>
           <w:bCs/>
           <w:sz w:val="16"/>
@@ -344,15 +426,7 @@
           <w:sz w:val="16"/>
           <w:szCs w:val="16"/>
         </w:rPr>
-        <w:t>Full-stack software engineer focused on building reliable, well-tested applications with TypeScript, React, Node.js, and modern web tooling. Recent experience contributing to Swell, an open-source API testing platform, with work spanning security hardening, test infrastructure, Redux modernization, and frontend architecture. Previously co-founded and led engineering for a children’s coding education platform, building production systems across AWS, Node.js, TypeScript, and database infrastructure.</w:t>
-      </w:r>
-      <w:r>
-        <w:rPr>
-          <w:rFonts w:ascii="Aptos" w:hAnsi="Aptos"/>
-          <w:sz w:val="16"/>
-          <w:szCs w:val="16"/>
-        </w:rPr>
-        <w:br/>
+        <w:t xml:space="preserve">   </w:t>
       </w:r>
       <w:r>
         <w:rPr>
@@ -452,15 +526,51 @@
           <w:sz w:val="16"/>
           <w:szCs w:val="16"/>
         </w:rPr>
-        <w:t>, Zustand,</w:t>
-      </w:r>
-      <w:r>
-        <w:rPr>
-          <w:rFonts w:ascii="Aptos" w:hAnsi="Aptos"/>
-          <w:sz w:val="16"/>
-          <w:szCs w:val="16"/>
-        </w:rPr>
-        <w:t xml:space="preserve"> TanStack Router, React Router,</w:t>
+        <w:t xml:space="preserve">, </w:t>
+      </w:r>
+      <w:proofErr w:type="spellStart"/>
+      <w:r>
+        <w:rPr>
+          <w:rFonts w:ascii="Aptos" w:hAnsi="Aptos"/>
+          <w:sz w:val="16"/>
+          <w:szCs w:val="16"/>
+        </w:rPr>
+        <w:t>Zustand</w:t>
+      </w:r>
+      <w:proofErr w:type="spellEnd"/>
+      <w:r>
+        <w:rPr>
+          <w:rFonts w:ascii="Aptos" w:hAnsi="Aptos"/>
+          <w:sz w:val="16"/>
+          <w:szCs w:val="16"/>
+        </w:rPr>
+        <w:t>,</w:t>
+      </w:r>
+      <w:r>
+        <w:rPr>
+          <w:rFonts w:ascii="Aptos" w:hAnsi="Aptos"/>
+          <w:sz w:val="16"/>
+          <w:szCs w:val="16"/>
+        </w:rPr>
+        <w:t xml:space="preserve"> </w:t>
+      </w:r>
+      <w:proofErr w:type="spellStart"/>
+      <w:r>
+        <w:rPr>
+          <w:rFonts w:ascii="Aptos" w:hAnsi="Aptos"/>
+          <w:sz w:val="16"/>
+          <w:szCs w:val="16"/>
+        </w:rPr>
+        <w:t>TanStack</w:t>
+      </w:r>
+      <w:proofErr w:type="spellEnd"/>
+      <w:r>
+        <w:rPr>
+          <w:rFonts w:ascii="Aptos" w:hAnsi="Aptos"/>
+          <w:sz w:val="16"/>
+          <w:szCs w:val="16"/>
+        </w:rPr>
+        <w:t xml:space="preserve"> Router, React Router,</w:t>
       </w:r>
       <w:r>
         <w:rPr>
@@ -484,8 +594,18 @@
           <w:sz w:val="16"/>
           <w:szCs w:val="16"/>
         </w:rPr>
-        <w:t xml:space="preserve"> (Sass), Tailwind CSS, Material UI, DaisyUI</w:t>
-      </w:r>
+        <w:t xml:space="preserve"> (Sass), Tailwind CSS, Material UI, </w:t>
+      </w:r>
+      <w:proofErr w:type="spellStart"/>
+      <w:r>
+        <w:rPr>
+          <w:rFonts w:ascii="Aptos" w:hAnsi="Aptos"/>
+          <w:sz w:val="16"/>
+          <w:szCs w:val="16"/>
+        </w:rPr>
+        <w:t>DaisyUI</w:t>
+      </w:r>
+      <w:proofErr w:type="spellEnd"/>
       <w:r>
         <w:rPr>
           <w:rFonts w:ascii="Aptos" w:hAnsi="Aptos"/>
@@ -592,6 +712,7 @@
         </w:rPr>
         <w:t xml:space="preserve">, </w:t>
       </w:r>
+      <w:proofErr w:type="spellStart"/>
       <w:r>
         <w:rPr>
           <w:rFonts w:ascii="Aptos" w:hAnsi="Aptos"/>
@@ -600,14 +721,25 @@
         </w:rPr>
         <w:t>Cloudinary</w:t>
       </w:r>
-      <w:r>
-        <w:rPr>
-          <w:rFonts w:ascii="Aptos" w:hAnsi="Aptos"/>
-          <w:sz w:val="16"/>
-          <w:szCs w:val="16"/>
-        </w:rPr>
-        <w:t>, Arcjet</w:t>
-      </w:r>
+      <w:proofErr w:type="spellEnd"/>
+      <w:r>
+        <w:rPr>
+          <w:rFonts w:ascii="Aptos" w:hAnsi="Aptos"/>
+          <w:sz w:val="16"/>
+          <w:szCs w:val="16"/>
+        </w:rPr>
+        <w:t xml:space="preserve">, </w:t>
+      </w:r>
+      <w:proofErr w:type="spellStart"/>
+      <w:r>
+        <w:rPr>
+          <w:rFonts w:ascii="Aptos" w:hAnsi="Aptos"/>
+          <w:sz w:val="16"/>
+          <w:szCs w:val="16"/>
+        </w:rPr>
+        <w:t>Arcjet</w:t>
+      </w:r>
+      <w:proofErr w:type="spellEnd"/>
       <w:r>
         <w:rPr>
           <w:rFonts w:ascii="Aptos" w:hAnsi="Aptos"/>
@@ -796,8 +928,18 @@
           <w:sz w:val="16"/>
           <w:szCs w:val="16"/>
         </w:rPr>
-        <w:t xml:space="preserve"> Jest, Playwright, Mocha, Chai, Vitest</w:t>
-      </w:r>
+        <w:t xml:space="preserve"> Jest, Playwright, Mocha, Chai, </w:t>
+      </w:r>
+      <w:proofErr w:type="spellStart"/>
+      <w:r>
+        <w:rPr>
+          <w:rFonts w:ascii="Aptos" w:hAnsi="Aptos"/>
+          <w:sz w:val="16"/>
+          <w:szCs w:val="16"/>
+        </w:rPr>
+        <w:t>Vitest</w:t>
+      </w:r>
+      <w:proofErr w:type="spellEnd"/>
       <w:r>
         <w:rPr>
           <w:rFonts w:ascii="Aptos" w:hAnsi="Aptos"/>
@@ -904,7 +1046,23 @@
           <w:sz w:val="16"/>
           <w:szCs w:val="16"/>
         </w:rPr>
-        <w:t>February 2025</w:t>
+        <w:t>November</w:t>
+      </w:r>
+      <w:r>
+        <w:rPr>
+          <w:rFonts w:ascii="Aptos" w:hAnsi="Aptos"/>
+          <w:sz w:val="16"/>
+          <w:szCs w:val="16"/>
+        </w:rPr>
+        <w:t xml:space="preserve"> 202</w:t>
+      </w:r>
+      <w:r>
+        <w:rPr>
+          <w:rFonts w:ascii="Aptos" w:hAnsi="Aptos"/>
+          <w:sz w:val="16"/>
+          <w:szCs w:val="16"/>
+        </w:rPr>
+        <w:t>5</w:t>
       </w:r>
     </w:p>
     <w:p>
@@ -1194,23 +1352,15 @@
           <w:sz w:val="16"/>
           <w:szCs w:val="16"/>
         </w:rPr>
-        <w:t>CTO</w:t>
-      </w:r>
-      <w:r>
-        <w:rPr>
-          <w:rFonts w:ascii="Aptos" w:hAnsi="Aptos"/>
-          <w:sz w:val="16"/>
-          <w:szCs w:val="16"/>
-        </w:rPr>
-        <w:t xml:space="preserve">, </w:t>
-      </w:r>
-      <w:r>
-        <w:rPr>
-          <w:rFonts w:ascii="Aptos" w:hAnsi="Aptos"/>
-          <w:sz w:val="16"/>
-          <w:szCs w:val="16"/>
-        </w:rPr>
         <w:t>Co-Founder</w:t>
+      </w:r>
+      <w:r>
+        <w:rPr>
+          <w:rFonts w:ascii="Aptos" w:hAnsi="Aptos"/>
+          <w:sz w:val="16"/>
+          <w:szCs w:val="16"/>
+        </w:rPr>
+        <w:t xml:space="preserve"> &amp; Software Engineer</w:t>
       </w:r>
       <w:r>
         <w:rPr>
@@ -1402,7 +1552,7 @@
           <w:sz w:val="16"/>
           <w:szCs w:val="16"/>
         </w:rPr>
-        <w:t xml:space="preserve">Technical </w:t>
+        <w:t>Co-Founder</w:t>
       </w:r>
       <w:r>
         <w:rPr>
@@ -1411,16 +1561,7 @@
           <w:sz w:val="16"/>
           <w:szCs w:val="16"/>
         </w:rPr>
-        <w:t>Manager</w:t>
-      </w:r>
-      <w:r>
-        <w:rPr>
-          <w:rFonts w:ascii="Aptos" w:hAnsi="Aptos" w:cstheme="minorHAnsi"/>
-          <w:bCs/>
-          <w:sz w:val="16"/>
-          <w:szCs w:val="16"/>
-        </w:rPr>
-        <w:t>, Co-Founder</w:t>
+        <w:t xml:space="preserve"> &amp; Infrastructure Engineer</w:t>
       </w:r>
       <w:r>
         <w:rPr>
@@ -1521,6 +1662,218 @@
           <w:lang w:eastAsia="ko-KR"/>
         </w:rPr>
         <w:t>PROJECTS</w:t>
+      </w:r>
+    </w:p>
+    <w:p>
+      <w:pPr>
+        <w:spacing w:line="259" w:lineRule="auto"/>
+        <w:rPr>
+          <w:rFonts w:ascii="Aptos" w:eastAsia="Malgun Gothic" w:hAnsi="Aptos" w:cstheme="minorHAnsi"/>
+          <w:sz w:val="16"/>
+          <w:szCs w:val="16"/>
+          <w:lang w:eastAsia="ko-KR"/>
+        </w:rPr>
+      </w:pPr>
+      <w:proofErr w:type="spellStart"/>
+      <w:r>
+        <w:rPr>
+          <w:rFonts w:ascii="Aptos" w:eastAsia="Malgun Gothic" w:hAnsi="Aptos" w:cstheme="minorHAnsi"/>
+          <w:b/>
+          <w:bCs/>
+          <w:sz w:val="16"/>
+          <w:szCs w:val="16"/>
+          <w:lang w:eastAsia="ko-KR"/>
+        </w:rPr>
+        <w:t>QuickChat</w:t>
+      </w:r>
+      <w:proofErr w:type="spellEnd"/>
+      <w:r>
+        <w:rPr>
+          <w:rFonts w:ascii="Aptos" w:eastAsia="Malgun Gothic" w:hAnsi="Aptos" w:cstheme="minorHAnsi"/>
+          <w:b/>
+          <w:bCs/>
+          <w:sz w:val="16"/>
+          <w:szCs w:val="16"/>
+          <w:lang w:eastAsia="ko-KR"/>
+        </w:rPr>
+        <w:t xml:space="preserve"> </w:t>
+      </w:r>
+      <w:r>
+        <w:rPr>
+          <w:rFonts w:ascii="Aptos" w:eastAsia="Malgun Gothic" w:hAnsi="Aptos" w:cstheme="minorHAnsi"/>
+          <w:b/>
+          <w:bCs/>
+          <w:sz w:val="16"/>
+          <w:szCs w:val="16"/>
+          <w:lang w:eastAsia="ko-KR"/>
+        </w:rPr>
+        <w:t>–</w:t>
+      </w:r>
+      <w:r>
+        <w:rPr>
+          <w:rFonts w:ascii="Aptos" w:eastAsia="Malgun Gothic" w:hAnsi="Aptos" w:cstheme="minorHAnsi"/>
+          <w:b/>
+          <w:bCs/>
+          <w:sz w:val="16"/>
+          <w:szCs w:val="16"/>
+          <w:lang w:eastAsia="ko-KR"/>
+        </w:rPr>
+        <w:t xml:space="preserve"> Real-time chat platform </w:t>
+      </w:r>
+      <w:r>
+        <w:rPr>
+          <w:rFonts w:ascii="Aptos" w:hAnsi="Aptos"/>
+          <w:color w:val="000000"/>
+          <w:sz w:val="16"/>
+          <w:szCs w:val="16"/>
+        </w:rPr>
+        <w:t xml:space="preserve">| </w:t>
+      </w:r>
+      <w:r>
+        <w:rPr>
+          <w:rFonts w:ascii="Aptos" w:hAnsi="Aptos"/>
+          <w:color w:val="000000"/>
+          <w:sz w:val="16"/>
+          <w:szCs w:val="16"/>
+        </w:rPr>
+        <w:t>github.com/</w:t>
+      </w:r>
+      <w:proofErr w:type="spellStart"/>
+      <w:r>
+        <w:rPr>
+          <w:rFonts w:ascii="Aptos" w:hAnsi="Aptos"/>
+          <w:color w:val="000000"/>
+          <w:sz w:val="16"/>
+          <w:szCs w:val="16"/>
+        </w:rPr>
+        <w:t>howardsun</w:t>
+      </w:r>
+      <w:proofErr w:type="spellEnd"/>
+      <w:r>
+        <w:rPr>
+          <w:rFonts w:ascii="Aptos" w:hAnsi="Aptos"/>
+          <w:color w:val="000000"/>
+          <w:sz w:val="16"/>
+          <w:szCs w:val="16"/>
+        </w:rPr>
+        <w:t>-dev/</w:t>
+      </w:r>
+      <w:proofErr w:type="spellStart"/>
+      <w:r>
+        <w:rPr>
+          <w:rFonts w:ascii="Aptos" w:hAnsi="Aptos"/>
+          <w:color w:val="000000"/>
+          <w:sz w:val="16"/>
+          <w:szCs w:val="16"/>
+        </w:rPr>
+        <w:t>quickchat</w:t>
+      </w:r>
+      <w:proofErr w:type="spellEnd"/>
+    </w:p>
+    <w:p>
+      <w:pPr>
+        <w:pStyle w:val="ListParagraph"/>
+        <w:numPr>
+          <w:ilvl w:val="0"/>
+          <w:numId w:val="14"/>
+        </w:numPr>
+        <w:spacing w:line="259" w:lineRule="auto"/>
+        <w:ind w:left="270" w:hanging="180"/>
+        <w:rPr>
+          <w:rFonts w:ascii="Aptos" w:eastAsia="Malgun Gothic" w:hAnsi="Aptos" w:cstheme="minorHAnsi"/>
+          <w:sz w:val="16"/>
+          <w:szCs w:val="16"/>
+          <w:lang w:eastAsia="ko-KR"/>
+        </w:rPr>
+      </w:pPr>
+      <w:r>
+        <w:rPr>
+          <w:rFonts w:ascii="Aptos" w:eastAsia="Malgun Gothic" w:hAnsi="Aptos" w:cstheme="minorHAnsi"/>
+          <w:sz w:val="16"/>
+          <w:szCs w:val="16"/>
+          <w:lang w:eastAsia="ko-KR"/>
+        </w:rPr>
+        <w:t xml:space="preserve">Built a deployed real-time messaging platform using React, Node.js, Express, MongoDB, and Socket.IO with authentication, persistent chat data, and online/offline presence detection. Implemented </w:t>
+      </w:r>
+      <w:proofErr w:type="spellStart"/>
+      <w:r>
+        <w:rPr>
+          <w:rFonts w:ascii="Aptos" w:eastAsia="Malgun Gothic" w:hAnsi="Aptos" w:cstheme="minorHAnsi"/>
+          <w:sz w:val="16"/>
+          <w:szCs w:val="16"/>
+          <w:lang w:eastAsia="ko-KR"/>
+        </w:rPr>
+        <w:t>Zustand</w:t>
+      </w:r>
+      <w:proofErr w:type="spellEnd"/>
+      <w:r>
+        <w:rPr>
+          <w:rFonts w:ascii="Aptos" w:eastAsia="Malgun Gothic" w:hAnsi="Aptos" w:cstheme="minorHAnsi"/>
+          <w:sz w:val="16"/>
+          <w:szCs w:val="16"/>
+          <w:lang w:eastAsia="ko-KR"/>
+        </w:rPr>
+        <w:t xml:space="preserve"> for state management, optimistic UI updates, secure media uploads through </w:t>
+      </w:r>
+      <w:proofErr w:type="spellStart"/>
+      <w:r>
+        <w:rPr>
+          <w:rFonts w:ascii="Aptos" w:eastAsia="Malgun Gothic" w:hAnsi="Aptos" w:cstheme="minorHAnsi"/>
+          <w:sz w:val="16"/>
+          <w:szCs w:val="16"/>
+          <w:lang w:eastAsia="ko-KR"/>
+        </w:rPr>
+        <w:t>Cloudinary</w:t>
+      </w:r>
+      <w:proofErr w:type="spellEnd"/>
+      <w:r>
+        <w:rPr>
+          <w:rFonts w:ascii="Aptos" w:eastAsia="Malgun Gothic" w:hAnsi="Aptos" w:cstheme="minorHAnsi"/>
+          <w:sz w:val="16"/>
+          <w:szCs w:val="16"/>
+          <w:lang w:eastAsia="ko-KR"/>
+        </w:rPr>
+        <w:t xml:space="preserve">, and request protection/rate limiting with </w:t>
+      </w:r>
+      <w:proofErr w:type="spellStart"/>
+      <w:r>
+        <w:rPr>
+          <w:rFonts w:ascii="Aptos" w:eastAsia="Malgun Gothic" w:hAnsi="Aptos" w:cstheme="minorHAnsi"/>
+          <w:sz w:val="16"/>
+          <w:szCs w:val="16"/>
+          <w:lang w:eastAsia="ko-KR"/>
+        </w:rPr>
+        <w:t>Arcjet</w:t>
+      </w:r>
+      <w:proofErr w:type="spellEnd"/>
+      <w:r>
+        <w:rPr>
+          <w:rFonts w:ascii="Aptos" w:eastAsia="Malgun Gothic" w:hAnsi="Aptos" w:cstheme="minorHAnsi"/>
+          <w:sz w:val="16"/>
+          <w:szCs w:val="16"/>
+          <w:lang w:eastAsia="ko-KR"/>
+        </w:rPr>
+        <w:t>. Designed a responsive Tailwind CSS/</w:t>
+      </w:r>
+      <w:proofErr w:type="spellStart"/>
+      <w:r>
+        <w:rPr>
+          <w:rFonts w:ascii="Aptos" w:eastAsia="Malgun Gothic" w:hAnsi="Aptos" w:cstheme="minorHAnsi"/>
+          <w:sz w:val="16"/>
+          <w:szCs w:val="16"/>
+          <w:lang w:eastAsia="ko-KR"/>
+        </w:rPr>
+        <w:t>DaisyUI</w:t>
+      </w:r>
+      <w:proofErr w:type="spellEnd"/>
+      <w:r>
+        <w:rPr>
+          <w:rFonts w:ascii="Aptos" w:eastAsia="Malgun Gothic" w:hAnsi="Aptos" w:cstheme="minorHAnsi"/>
+          <w:sz w:val="16"/>
+          <w:szCs w:val="16"/>
+          <w:lang w:eastAsia="ko-KR"/>
+        </w:rPr>
+        <w:t xml:space="preserve"> interface for desktop and mobile users.</w:t>
       </w:r>
     </w:p>
     <w:p>
@@ -1657,70 +2010,29 @@
           <w:szCs w:val="16"/>
           <w:lang w:eastAsia="ko-KR"/>
         </w:rPr>
-        <w:t xml:space="preserve">QuickChat </w:t>
+        <w:t>CI/CD Portfolio Site</w:t>
       </w:r>
       <w:r>
         <w:rPr>
           <w:rFonts w:ascii="Aptos" w:eastAsia="Malgun Gothic" w:hAnsi="Aptos" w:cstheme="minorHAnsi"/>
-          <w:b/>
-          <w:bCs/>
           <w:sz w:val="16"/>
           <w:szCs w:val="16"/>
           <w:lang w:eastAsia="ko-KR"/>
         </w:rPr>
-        <w:t>–</w:t>
-      </w:r>
-      <w:r>
-        <w:rPr>
-          <w:rFonts w:ascii="Aptos" w:eastAsia="Malgun Gothic" w:hAnsi="Aptos" w:cstheme="minorHAnsi"/>
-          <w:b/>
-          <w:bCs/>
-          <w:sz w:val="16"/>
-          <w:szCs w:val="16"/>
-          <w:lang w:eastAsia="ko-KR"/>
-        </w:rPr>
-        <w:t xml:space="preserve"> Real-time chat </w:t>
-      </w:r>
-      <w:r>
-        <w:rPr>
-          <w:rFonts w:ascii="Aptos" w:eastAsia="Malgun Gothic" w:hAnsi="Aptos" w:cstheme="minorHAnsi"/>
-          <w:b/>
-          <w:bCs/>
-          <w:sz w:val="16"/>
-          <w:szCs w:val="16"/>
-          <w:lang w:eastAsia="ko-KR"/>
-        </w:rPr>
-        <w:t>platform</w:t>
-      </w:r>
-      <w:r>
-        <w:rPr>
-          <w:rFonts w:ascii="Aptos" w:eastAsia="Malgun Gothic" w:hAnsi="Aptos" w:cstheme="minorHAnsi"/>
-          <w:b/>
-          <w:bCs/>
-          <w:sz w:val="16"/>
-          <w:szCs w:val="16"/>
-          <w:lang w:eastAsia="ko-KR"/>
-        </w:rPr>
-        <w:t xml:space="preserve"> </w:t>
-      </w:r>
-      <w:r>
-        <w:rPr>
-          <w:rFonts w:ascii="Aptos" w:hAnsi="Aptos"/>
-          <w:color w:val="000000"/>
-          <w:sz w:val="16"/>
-          <w:szCs w:val="16"/>
-        </w:rPr>
-        <w:t xml:space="preserve">| </w:t>
-      </w:r>
-      <w:r>
-        <w:rPr>
-          <w:rFonts w:ascii="Aptos" w:hAnsi="Aptos"/>
-          <w:color w:val="000000"/>
-          <w:sz w:val="16"/>
-          <w:szCs w:val="16"/>
-        </w:rPr>
-        <w:t>github.com/howardsun-dev/quickchat</w:t>
-      </w:r>
+        <w:t xml:space="preserve"> | </w:t>
+      </w:r>
+      <w:hyperlink r:id="rId11" w:history="1">
+        <w:r>
+          <w:rPr>
+            <w:rStyle w:val="Hyperlink"/>
+            <w:rFonts w:ascii="Aptos" w:eastAsia="Malgun Gothic" w:hAnsi="Aptos" w:cstheme="minorHAnsi"/>
+            <w:sz w:val="16"/>
+            <w:szCs w:val="16"/>
+            <w:lang w:eastAsia="ko-KR"/>
+          </w:rPr>
+          <w:t>https://howardsun.me</w:t>
+        </w:r>
+      </w:hyperlink>
     </w:p>
     <w:p>
       <w:pPr>
@@ -1745,39 +2057,9 @@
           <w:szCs w:val="16"/>
           <w:lang w:eastAsia="ko-KR"/>
         </w:rPr>
-        <w:t>Built a deployed real-time messaging platform using React, Node.js, Express, MongoDB, and Socket.IO with authentication, persistent chat data, and online/offline presence detection. Implemented Zustand for state management, optimistic UI updates, secure media uploads through Cloudinary, and request protection/rate limiting with Arcjet. Designed a responsive Tailwind CSS/DaisyUI interface for desktop and mobile users.</w:t>
-      </w:r>
-    </w:p>
-    <w:p>
-      <w:pPr>
-        <w:spacing w:line="259" w:lineRule="auto"/>
-        <w:rPr>
-          <w:rFonts w:ascii="Aptos" w:hAnsi="Aptos"/>
-          <w:color w:val="000000"/>
-          <w:sz w:val="16"/>
-          <w:szCs w:val="16"/>
-        </w:rPr>
-      </w:pPr>
-      <w:r>
-        <w:rPr>
-          <w:rFonts w:ascii="Aptos" w:hAnsi="Aptos"/>
-          <w:b/>
-          <w:bCs/>
-          <w:color w:val="000000"/>
-          <w:sz w:val="16"/>
-          <w:szCs w:val="16"/>
-        </w:rPr>
-        <w:t>Home Automation</w:t>
-      </w:r>
-      <w:r>
-        <w:rPr>
-          <w:rFonts w:ascii="Aptos" w:hAnsi="Aptos"/>
-          <w:color w:val="000000"/>
-          <w:sz w:val="16"/>
-          <w:szCs w:val="16"/>
-        </w:rPr>
-        <w:t xml:space="preserve"> – </w:t>
-      </w:r>
+        <w:t xml:space="preserve">Built and deployed a React 19/TypeScript portfolio application using Vite and </w:t>
+      </w:r>
+      <w:proofErr w:type="spellStart"/>
       <w:r>
         <w:rPr>
           <w:rFonts w:ascii="Aptos" w:eastAsia="Malgun Gothic" w:hAnsi="Aptos" w:cstheme="minorHAnsi"/>
@@ -1785,44 +2067,17 @@
           <w:szCs w:val="16"/>
           <w:lang w:eastAsia="ko-KR"/>
         </w:rPr>
-        <w:t xml:space="preserve">Engineering </w:t>
-      </w:r>
-      <w:r>
-        <w:rPr>
-          <w:rFonts w:ascii="Aptos" w:hAnsi="Aptos"/>
-          <w:color w:val="000000"/>
-          <w:sz w:val="16"/>
-          <w:szCs w:val="16"/>
-        </w:rPr>
-        <w:t>Project</w:t>
-      </w:r>
-    </w:p>
-    <w:p>
-      <w:pPr>
-        <w:pStyle w:val="ListParagraph"/>
-        <w:numPr>
-          <w:ilvl w:val="0"/>
-          <w:numId w:val="14"/>
-        </w:numPr>
-        <w:spacing w:line="259" w:lineRule="auto"/>
-        <w:ind w:left="270" w:hanging="180"/>
+        <w:t>TanStack</w:t>
+      </w:r>
+      <w:proofErr w:type="spellEnd"/>
+      <w:r>
         <w:rPr>
           <w:rFonts w:ascii="Aptos" w:eastAsia="Malgun Gothic" w:hAnsi="Aptos" w:cstheme="minorHAnsi"/>
           <w:sz w:val="16"/>
           <w:szCs w:val="16"/>
           <w:lang w:eastAsia="ko-KR"/>
         </w:rPr>
-      </w:pPr>
-      <w:r>
-        <w:rPr>
-          <w:rFonts w:ascii="Aptos" w:eastAsia="Times New Roman" w:hAnsi="Aptos" w:cs="Arial"/>
-          <w:color w:val="000000"/>
-          <w:kern w:val="0"/>
-          <w:sz w:val="16"/>
-          <w:szCs w:val="16"/>
-          <w14:ligatures w14:val="none"/>
-        </w:rPr>
-        <w:t>Built a Raspberry Pi and Arduino-based home automation system using C++ for low-level device control. Integrated subsystems for automated blind control, timing-based routines, and PWM-driven hardware behavior. Optimized memory usage and control logic for reliable long-running operation.</w:t>
+        <w:t xml:space="preserve"> Router with automated CI/CD workflows through GitHub Actions to AWS S3 and CloudFront. Implemented production build validation, dependency auditing, SPA route fallback support, cache-aware deployments, and optional CloudFront invalidation to improve deployment reliability and frontend delivery consistency.</w:t>
       </w:r>
     </w:p>
     <w:p>
@@ -2018,167 +2273,7 @@
           <w:sz w:val="16"/>
           <w:szCs w:val="16"/>
         </w:rPr>
-        <w:t>Diving</w:t>
-      </w:r>
-      <w:r>
-        <w:rPr>
-          <w:rFonts w:ascii="Aptos" w:hAnsi="Aptos"/>
-          <w:sz w:val="16"/>
-          <w:szCs w:val="16"/>
-        </w:rPr>
-        <w:t xml:space="preserve"> into</w:t>
-      </w:r>
-      <w:r>
-        <w:rPr>
-          <w:rFonts w:ascii="Aptos" w:hAnsi="Aptos"/>
-          <w:sz w:val="16"/>
-          <w:szCs w:val="16"/>
-        </w:rPr>
-        <w:t xml:space="preserve"> Korean</w:t>
-      </w:r>
-      <w:r>
-        <w:rPr>
-          <w:rFonts w:ascii="Aptos" w:hAnsi="Aptos"/>
-          <w:sz w:val="16"/>
-          <w:szCs w:val="16"/>
-        </w:rPr>
-        <w:t xml:space="preserve"> and </w:t>
-      </w:r>
-      <w:r>
-        <w:rPr>
-          <w:rFonts w:ascii="Aptos" w:hAnsi="Aptos"/>
-          <w:sz w:val="16"/>
-          <w:szCs w:val="16"/>
-        </w:rPr>
-        <w:t>Russian</w:t>
-      </w:r>
-      <w:r>
-        <w:rPr>
-          <w:rFonts w:ascii="Aptos" w:hAnsi="Aptos"/>
-          <w:sz w:val="16"/>
-          <w:szCs w:val="16"/>
-        </w:rPr>
-        <w:t xml:space="preserve"> </w:t>
-      </w:r>
-      <w:r>
-        <w:rPr>
-          <w:rFonts w:ascii="Aptos" w:hAnsi="Aptos"/>
-          <w:sz w:val="16"/>
-          <w:szCs w:val="16"/>
-        </w:rPr>
-        <w:t>languages</w:t>
-      </w:r>
-      <w:r>
-        <w:rPr>
-          <w:rFonts w:ascii="Aptos" w:hAnsi="Aptos"/>
-          <w:sz w:val="16"/>
-          <w:szCs w:val="16"/>
-        </w:rPr>
-        <w:t>;</w:t>
-      </w:r>
-      <w:r>
-        <w:rPr>
-          <w:rFonts w:ascii="Aptos" w:hAnsi="Aptos"/>
-          <w:sz w:val="16"/>
-          <w:szCs w:val="16"/>
-        </w:rPr>
-        <w:t xml:space="preserve"> geeking out over</w:t>
-      </w:r>
-      <w:r>
-        <w:rPr>
-          <w:rFonts w:ascii="Aptos" w:hAnsi="Aptos"/>
-          <w:sz w:val="16"/>
-          <w:szCs w:val="16"/>
-        </w:rPr>
-        <w:t xml:space="preserve"> all things Sci-Fi</w:t>
-      </w:r>
-      <w:r>
-        <w:rPr>
-          <w:rFonts w:ascii="Aptos" w:hAnsi="Aptos"/>
-          <w:sz w:val="16"/>
-          <w:szCs w:val="16"/>
-        </w:rPr>
-        <w:t>,</w:t>
-      </w:r>
-      <w:r>
-        <w:rPr>
-          <w:rFonts w:ascii="Aptos" w:hAnsi="Aptos"/>
-          <w:sz w:val="16"/>
-          <w:szCs w:val="16"/>
-        </w:rPr>
-        <w:t xml:space="preserve"> e</w:t>
-      </w:r>
-      <w:r>
-        <w:rPr>
-          <w:rFonts w:ascii="Aptos" w:hAnsi="Aptos"/>
-          <w:sz w:val="16"/>
-          <w:szCs w:val="16"/>
-        </w:rPr>
-        <w:t xml:space="preserve">specially Dune </w:t>
-      </w:r>
-      <w:r>
-        <w:rPr>
-          <w:rFonts w:ascii="Aptos" w:hAnsi="Aptos"/>
-          <w:sz w:val="16"/>
-          <w:szCs w:val="16"/>
-        </w:rPr>
-        <w:t>or</w:t>
-      </w:r>
-      <w:r>
-        <w:rPr>
-          <w:rFonts w:ascii="Aptos" w:hAnsi="Aptos"/>
-          <w:sz w:val="16"/>
-          <w:szCs w:val="16"/>
-        </w:rPr>
-        <w:t xml:space="preserve"> Star Trek</w:t>
-      </w:r>
-      <w:r>
-        <w:rPr>
-          <w:rFonts w:ascii="Aptos" w:hAnsi="Aptos"/>
-          <w:sz w:val="16"/>
-          <w:szCs w:val="16"/>
-        </w:rPr>
-        <w:t>;</w:t>
-      </w:r>
-      <w:r>
-        <w:rPr>
-          <w:rFonts w:ascii="Aptos" w:hAnsi="Aptos"/>
-          <w:sz w:val="16"/>
-          <w:szCs w:val="16"/>
-        </w:rPr>
-        <w:t xml:space="preserve"> exploring new cities </w:t>
-      </w:r>
-      <w:r>
-        <w:rPr>
-          <w:rFonts w:ascii="Aptos" w:hAnsi="Aptos"/>
-          <w:sz w:val="16"/>
-          <w:szCs w:val="16"/>
-        </w:rPr>
-        <w:t>and embracing</w:t>
-      </w:r>
-      <w:r>
-        <w:rPr>
-          <w:rFonts w:ascii="Aptos" w:hAnsi="Aptos"/>
-          <w:sz w:val="16"/>
-          <w:szCs w:val="16"/>
-        </w:rPr>
-        <w:t xml:space="preserve"> nature</w:t>
-      </w:r>
-      <w:r>
-        <w:rPr>
-          <w:rFonts w:ascii="Aptos" w:hAnsi="Aptos"/>
-          <w:sz w:val="16"/>
-          <w:szCs w:val="16"/>
-        </w:rPr>
-        <w:t xml:space="preserve"> </w:t>
-      </w:r>
-      <w:r>
-        <w:rPr>
-          <w:rFonts w:ascii="Aptos" w:hAnsi="Aptos"/>
-          <w:sz w:val="16"/>
-          <w:szCs w:val="16"/>
-        </w:rPr>
-        <w:t>while camping</w:t>
+        <w:t>Open-source software, systems design, language learning, sci-fi literature, and outdoor travel</w:t>
       </w:r>
     </w:p>
     <w:sectPr>
@@ -3100,7 +3195,7 @@
   <w:abstractNum w:abstractNumId="8" w15:restartNumberingAfterBreak="0">
     <w:nsid w:val="2AEF5AA0"/>
     <w:multiLevelType w:val="hybridMultilevel"/>
-    <w:tmpl w:val="0320476A"/>
+    <w:tmpl w:val="AC3291A6"/>
     <w:lvl w:ilvl="0" w:tplc="04090001">
       <w:start w:val="1"/>
       <w:numFmt w:val="bullet"/>
@@ -4927,7 +5022,6 @@
   <w:style w:type="character" w:default="1" w:styleId="DefaultParagraphFont">
     <w:name w:val="Default Paragraph Font"/>
     <w:uiPriority w:val="1"/>
-    <w:semiHidden/>
     <w:unhideWhenUsed/>
   </w:style>
   <w:style w:type="table" w:default="1" w:styleId="TableNormal">

--- a/public/resume/Howard_Sun-Resume-2026.docx
+++ b/public/resume/Howard_Sun-Resume-2026.docx
@@ -18,267 +18,30 @@
       </w:pPr>
       <w:r>
         <w:rPr>
-          <w:rFonts w:ascii="Aptos" w:hAnsi="Aptos"/>
           <w:b/>
-          <w:bCs/>
+          <w:sz w:val="20"/>
         </w:rPr>
         <w:t>Howard Sun</w:t>
       </w:r>
       <w:r>
         <w:rPr>
-          <w:rFonts w:ascii="Aptos" w:hAnsi="Aptos"/>
-          <w:sz w:val="16"/>
-          <w:szCs w:val="16"/>
-        </w:rPr>
-        <w:t xml:space="preserve"> </w:t>
-      </w:r>
-      <w:r>
-        <w:rPr>
-          <w:rFonts w:ascii="Aptos" w:hAnsi="Aptos"/>
-          <w:sz w:val="16"/>
-          <w:szCs w:val="16"/>
-        </w:rPr>
-        <w:t xml:space="preserve">| </w:t>
-      </w:r>
-      <w:r>
-        <w:rPr>
-          <w:rFonts w:ascii="Aptos" w:hAnsi="Aptos"/>
-          <w:sz w:val="16"/>
-          <w:szCs w:val="16"/>
-        </w:rPr>
-        <w:t>Software Enginee</w:t>
-      </w:r>
-      <w:r>
-        <w:rPr>
-          <w:rFonts w:ascii="Aptos" w:hAnsi="Aptos"/>
-          <w:sz w:val="16"/>
-          <w:szCs w:val="16"/>
-        </w:rPr>
-        <w:t>r</w:t>
-      </w:r>
-      <w:r>
-        <w:rPr>
-          <w:rFonts w:ascii="Aptos" w:hAnsi="Aptos"/>
-          <w:sz w:val="16"/>
-          <w:szCs w:val="16"/>
+          <w:sz w:val="20"/>
+        </w:rPr>
+        <w:t xml:space="preserve"> | </w:t>
+      </w:r>
+      <w:r>
+        <w:rPr>
+          <w:sz w:val="20"/>
+        </w:rPr>
+        <w:t>Full-Stack Software Engineer | TypeScript, React, Node.js | Security, Testing &amp; Reliable Systems</w:t>
+      </w:r>
+      <w:r>
+        <w:rPr>
+          <w:sz w:val="20"/>
         </w:rPr>
         <w:tab/>
-      </w:r>
-      <w:r>
-        <w:rPr>
-          <w:rFonts w:ascii="Aptos" w:hAnsi="Aptos"/>
-          <w:sz w:val="16"/>
-          <w:szCs w:val="16"/>
-        </w:rPr>
-        <w:t>646.801.8812</w:t>
-      </w:r>
-      <w:r>
-        <w:rPr>
-          <w:rFonts w:ascii="Aptos" w:hAnsi="Aptos"/>
-          <w:sz w:val="16"/>
-          <w:szCs w:val="16"/>
-        </w:rPr>
-        <w:t xml:space="preserve"> |</w:t>
-      </w:r>
-      <w:r>
-        <w:rPr>
-          <w:rFonts w:ascii="Aptos" w:hAnsi="Aptos"/>
-          <w:sz w:val="16"/>
-          <w:szCs w:val="16"/>
-        </w:rPr>
-        <w:t xml:space="preserve"> </w:t>
-      </w:r>
-      <w:r>
-        <w:rPr>
-          <w:rFonts w:ascii="Aptos" w:hAnsi="Aptos"/>
-          <w:sz w:val="16"/>
-          <w:szCs w:val="16"/>
-        </w:rPr>
-        <w:t>Connecticut/NYC</w:t>
-      </w:r>
-      <w:r>
-        <w:rPr>
-          <w:rFonts w:ascii="Aptos" w:hAnsi="Aptos"/>
-          <w:sz w:val="16"/>
-          <w:szCs w:val="16"/>
-        </w:rPr>
-        <w:t xml:space="preserve"> </w:t>
-      </w:r>
-      <w:r>
-        <w:rPr>
-          <w:rFonts w:ascii="Aptos" w:hAnsi="Aptos"/>
-          <w:sz w:val="16"/>
-          <w:szCs w:val="16"/>
-        </w:rPr>
-        <w:t>·</w:t>
-      </w:r>
-      <w:r>
-        <w:rPr>
-          <w:rFonts w:ascii="Aptos" w:hAnsi="Aptos"/>
-          <w:sz w:val="16"/>
-          <w:szCs w:val="16"/>
-        </w:rPr>
-        <w:t xml:space="preserve"> </w:t>
-      </w:r>
-      <w:r>
-        <w:rPr>
-          <w:rFonts w:ascii="Aptos" w:hAnsi="Aptos"/>
-          <w:sz w:val="16"/>
-          <w:szCs w:val="16"/>
-        </w:rPr>
-        <w:t>Open to relocation</w:t>
-      </w:r>
-      <w:r>
-        <w:rPr>
-          <w:rFonts w:ascii="Aptos" w:hAnsi="Aptos"/>
-          <w:sz w:val="16"/>
-          <w:szCs w:val="16"/>
-        </w:rPr>
-        <w:t xml:space="preserve"> </w:t>
-      </w:r>
-      <w:r>
-        <w:rPr>
-          <w:rFonts w:ascii="Aptos" w:hAnsi="Aptos"/>
-          <w:sz w:val="16"/>
-          <w:szCs w:val="16"/>
-        </w:rPr>
-        <w:t>|</w:t>
-      </w:r>
-      <w:r>
-        <w:rPr>
-          <w:rFonts w:ascii="Aptos" w:hAnsi="Aptos"/>
-          <w:sz w:val="16"/>
-          <w:szCs w:val="16"/>
-        </w:rPr>
-        <w:t xml:space="preserve"> </w:t>
-      </w:r>
-      <w:hyperlink r:id="rId6" w:history="1">
-        <w:r>
-          <w:rPr>
-            <w:rStyle w:val="Hyperlink"/>
-            <w:rFonts w:ascii="Aptos" w:hAnsi="Aptos"/>
-            <w:sz w:val="16"/>
-            <w:szCs w:val="16"/>
-          </w:rPr>
-          <w:t>howardsun@pm.me</w:t>
-        </w:r>
-      </w:hyperlink>
-      <w:r>
-        <w:rPr>
-          <w:rFonts w:ascii="Aptos" w:hAnsi="Aptos"/>
-          <w:sz w:val="16"/>
-          <w:szCs w:val="16"/>
-        </w:rPr>
-        <w:t xml:space="preserve"> </w:t>
-      </w:r>
-      <w:r>
-        <w:t xml:space="preserve">                      </w:t>
-      </w:r>
-      <w:hyperlink r:id="rId7" w:history="1">
-        <w:r>
-          <w:rPr>
-            <w:rStyle w:val="Hyperlink"/>
-            <w:rFonts w:ascii="Aptos" w:hAnsi="Aptos"/>
-            <w:sz w:val="16"/>
-            <w:szCs w:val="16"/>
-          </w:rPr>
-          <w:t>howardsun.me</w:t>
-        </w:r>
-      </w:hyperlink>
-      <w:r>
-        <w:t xml:space="preserve"> </w:t>
-      </w:r>
-      <w:r>
-        <w:rPr>
-          <w:rFonts w:ascii="Aptos" w:hAnsi="Aptos"/>
-          <w:sz w:val="16"/>
-          <w:szCs w:val="16"/>
-        </w:rPr>
-        <w:t xml:space="preserve">| </w:t>
-      </w:r>
-      <w:hyperlink r:id="rId8" w:history="1">
-        <w:r>
-          <w:rPr>
-            <w:rStyle w:val="Hyperlink"/>
-            <w:rFonts w:ascii="Aptos" w:hAnsi="Aptos"/>
-            <w:sz w:val="16"/>
-            <w:szCs w:val="16"/>
-          </w:rPr>
-          <w:t>github/</w:t>
-        </w:r>
-        <w:r>
-          <w:rPr>
-            <w:rStyle w:val="Hyperlink"/>
-            <w:rFonts w:ascii="Aptos" w:hAnsi="Aptos"/>
-            <w:sz w:val="16"/>
-            <w:szCs w:val="16"/>
-          </w:rPr>
-          <w:t>howardsun-dev</w:t>
-        </w:r>
-      </w:hyperlink>
-      <w:r>
-        <w:rPr>
-          <w:rStyle w:val="Hyperlink"/>
-          <w:rFonts w:ascii="Aptos" w:hAnsi="Aptos"/>
-          <w:sz w:val="16"/>
-          <w:szCs w:val="16"/>
-        </w:rPr>
-        <w:t xml:space="preserve"> </w:t>
-      </w:r>
-      <w:r>
-        <w:rPr>
-          <w:rFonts w:ascii="Aptos" w:hAnsi="Aptos"/>
-          <w:sz w:val="16"/>
-          <w:szCs w:val="16"/>
-        </w:rPr>
-        <w:t>|</w:t>
-      </w:r>
-      <w:r>
-        <w:rPr>
-          <w:rFonts w:ascii="Aptos" w:hAnsi="Aptos"/>
-          <w:sz w:val="16"/>
-          <w:szCs w:val="16"/>
-        </w:rPr>
-        <w:t xml:space="preserve"> </w:t>
-      </w:r>
-      <w:hyperlink r:id="rId9" w:history="1">
-        <w:r>
-          <w:rPr>
-            <w:rStyle w:val="Hyperlink"/>
-            <w:rFonts w:ascii="Aptos" w:hAnsi="Aptos"/>
-            <w:sz w:val="16"/>
-            <w:szCs w:val="16"/>
-          </w:rPr>
-          <w:t>linkedin</w:t>
-        </w:r>
-        <w:r>
-          <w:rPr>
-            <w:rStyle w:val="Hyperlink"/>
-            <w:rFonts w:ascii="Aptos" w:hAnsi="Aptos"/>
-            <w:sz w:val="16"/>
-            <w:szCs w:val="16"/>
-          </w:rPr>
-          <w:t>/</w:t>
-        </w:r>
-        <w:r>
-          <w:rPr>
-            <w:rStyle w:val="Hyperlink"/>
-            <w:rFonts w:ascii="Aptos" w:hAnsi="Aptos"/>
-            <w:sz w:val="16"/>
-            <w:szCs w:val="16"/>
-          </w:rPr>
-          <w:t>howardsun</w:t>
-        </w:r>
-        <w:r>
-          <w:rPr>
-            <w:rStyle w:val="Hyperlink"/>
-            <w:rFonts w:ascii="Aptos" w:hAnsi="Aptos"/>
-            <w:sz w:val="16"/>
-            <w:szCs w:val="16"/>
-          </w:rPr>
-          <w:t>-swe</w:t>
-        </w:r>
-      </w:hyperlink>
+        <w:t>646.801.8812 | Connecticut/NYC · Open to relocation | howardsun@pm.me</w:t>
+      </w:r>
     </w:p>
     <w:p>
       <w:pPr>
@@ -340,39 +103,9 @@
       </w:pPr>
       <w:r>
         <w:rPr>
-          <w:rFonts w:ascii="Aptos" w:hAnsi="Aptos"/>
-          <w:sz w:val="16"/>
-          <w:szCs w:val="16"/>
-        </w:rPr>
-        <w:t>Full-stack software engineer focused on building reliable, well-tested applications with TypeScript, React, Node.js, and modern web tooling. Recent experience contributing to Swell, an open-source API testing platform, with work spanning security hardening, test infrastructure, Redux modernization, and frontend architecture. Previously co-founded and led engineering for a children’s coding education platform, building production systems across AWS, Node.js, TypeScript, and database infrastructure.</w:t>
-      </w:r>
-      <w:r>
-        <w:rPr>
-          <w:rFonts w:ascii="Aptos" w:hAnsi="Aptos"/>
-          <w:sz w:val="16"/>
-          <w:szCs w:val="16"/>
-        </w:rPr>
-        <w:br/>
-      </w:r>
-      <w:r>
-        <w:rPr>
-          <w:rFonts w:ascii="Aptos" w:hAnsi="Aptos"/>
-          <w:b/>
-          <w:bCs/>
-          <w:sz w:val="16"/>
-          <w:szCs w:val="16"/>
-        </w:rPr>
-        <w:br/>
-      </w:r>
-      <w:r>
-        <w:rPr>
-          <w:rFonts w:ascii="Aptos" w:hAnsi="Aptos"/>
-          <w:b/>
-          <w:bCs/>
-          <w:sz w:val="16"/>
-          <w:szCs w:val="16"/>
-        </w:rPr>
-        <w:t>SKILLS</w:t>
+          <w:sz w:val="20"/>
+        </w:rPr>
+        <w:t>Full-stack software engineer focused on building reliable, well-tested applications with TypeScript, React, Node.js, and modern web tooling. Contributed to Swell, an open-source API testing platform (984★ on GitHub), with work spanning security hardening, test infrastructure, Redux modernization, and frontend architecture. Previously co-founded and led engineering for a children's coding education platform, building production systems across AWS, Node.js, TypeScript, and database infrastructure.</w:t>
       </w:r>
     </w:p>
     <w:p>
@@ -858,53 +591,23 @@
       </w:pPr>
       <w:r>
         <w:rPr>
-          <w:rFonts w:ascii="Aptos" w:hAnsi="Aptos"/>
           <w:b/>
-          <w:bCs/>
-          <w:sz w:val="16"/>
-          <w:szCs w:val="16"/>
-        </w:rPr>
-        <w:t>Swell ∙</w:t>
-      </w:r>
-      <w:r>
-        <w:rPr>
-          <w:rFonts w:ascii="Aptos" w:hAnsi="Aptos"/>
-          <w:sz w:val="16"/>
-          <w:szCs w:val="16"/>
+          <w:sz w:val="20"/>
+        </w:rPr>
+        <w:t>Swell ⋅</w:t>
+      </w:r>
+      <w:r>
+        <w:rPr>
+          <w:sz w:val="20"/>
         </w:rPr>
         <w:t xml:space="preserve"> Software Engineer</w:t>
       </w:r>
       <w:r>
         <w:rPr>
-          <w:rFonts w:ascii="Aptos" w:hAnsi="Aptos"/>
-          <w:sz w:val="16"/>
-          <w:szCs w:val="16"/>
-        </w:rPr>
-        <w:t xml:space="preserve"> </w:t>
-      </w:r>
-      <w:r>
-        <w:rPr>
-          <w:rFonts w:ascii="Aptos" w:hAnsi="Aptos"/>
-          <w:sz w:val="16"/>
-          <w:szCs w:val="16"/>
+          <w:sz w:val="20"/>
         </w:rPr>
         <w:tab/>
-      </w:r>
-      <w:r>
-        <w:rPr>
-          <w:rFonts w:ascii="Aptos" w:hAnsi="Aptos"/>
-          <w:sz w:val="16"/>
-          <w:szCs w:val="16"/>
-        </w:rPr>
-        <w:t xml:space="preserve">April 2023 – </w:t>
-      </w:r>
-      <w:r>
-        <w:rPr>
-          <w:rFonts w:ascii="Aptos" w:hAnsi="Aptos"/>
-          <w:sz w:val="16"/>
-          <w:szCs w:val="16"/>
-        </w:rPr>
-        <w:t>February 2025</w:t>
+        <w:t>April 2023 – November 2024</w:t>
       </w:r>
     </w:p>
     <w:p>
@@ -1170,53 +873,20 @@
       </w:pPr>
       <w:r>
         <w:rPr>
-          <w:rFonts w:ascii="Aptos" w:hAnsi="Aptos"/>
           <w:b/>
-          <w:bCs/>
-          <w:sz w:val="16"/>
-          <w:szCs w:val="16"/>
-        </w:rPr>
-        <w:t>Mission Coders, LLC ∙</w:t>
-      </w:r>
-      <w:r>
-        <w:rPr>
-          <w:rFonts w:ascii="Aptos" w:hAnsi="Aptos"/>
-          <w:b/>
-          <w:bCs/>
-          <w:sz w:val="16"/>
-          <w:szCs w:val="16"/>
-        </w:rPr>
-        <w:t xml:space="preserve"> </w:t>
-      </w:r>
-      <w:r>
-        <w:rPr>
-          <w:rFonts w:ascii="Aptos" w:hAnsi="Aptos"/>
-          <w:sz w:val="16"/>
-          <w:szCs w:val="16"/>
-        </w:rPr>
-        <w:t>CTO</w:t>
-      </w:r>
-      <w:r>
-        <w:rPr>
-          <w:rFonts w:ascii="Aptos" w:hAnsi="Aptos"/>
-          <w:sz w:val="16"/>
-          <w:szCs w:val="16"/>
-        </w:rPr>
-        <w:t xml:space="preserve">, </w:t>
-      </w:r>
-      <w:r>
-        <w:rPr>
-          <w:rFonts w:ascii="Aptos" w:hAnsi="Aptos"/>
-          <w:sz w:val="16"/>
-          <w:szCs w:val="16"/>
-        </w:rPr>
-        <w:t>Co-Founder</w:t>
-      </w:r>
-      <w:r>
-        <w:rPr>
-          <w:rFonts w:ascii="Aptos" w:hAnsi="Aptos"/>
-          <w:sz w:val="16"/>
-          <w:szCs w:val="16"/>
+          <w:sz w:val="20"/>
+        </w:rPr>
+        <w:t>Mission Coders, LLC ⋅</w:t>
+      </w:r>
+      <w:r>
+        <w:rPr>
+          <w:sz w:val="20"/>
+        </w:rPr>
+        <w:t xml:space="preserve"> Co-Founder</w:t>
+      </w:r>
+      <w:r>
+        <w:rPr>
+          <w:sz w:val="20"/>
         </w:rPr>
         <w:tab/>
         <w:t>May 2018 – December 2022</w:t>
@@ -1368,75 +1038,22 @@
       </w:pPr>
       <w:r>
         <w:rPr>
-          <w:rFonts w:ascii="Aptos" w:hAnsi="Aptos" w:cstheme="minorHAnsi"/>
           <w:b/>
-          <w:sz w:val="16"/>
-          <w:szCs w:val="16"/>
-        </w:rPr>
-        <w:t>Quark Virtual Services</w:t>
-      </w:r>
-      <w:r>
-        <w:rPr>
-          <w:rFonts w:ascii="Aptos" w:hAnsi="Aptos"/>
-          <w:b/>
-          <w:bCs/>
-          <w:sz w:val="16"/>
-          <w:szCs w:val="16"/>
-        </w:rPr>
-        <w:t xml:space="preserve"> ∙</w:t>
-      </w:r>
-      <w:r>
-        <w:rPr>
-          <w:rFonts w:ascii="Aptos" w:hAnsi="Aptos"/>
-          <w:b/>
-          <w:bCs/>
-          <w:sz w:val="16"/>
-          <w:szCs w:val="16"/>
-        </w:rPr>
-        <w:t xml:space="preserve"> </w:t>
-      </w:r>
-      <w:r>
-        <w:rPr>
-          <w:rFonts w:ascii="Aptos" w:hAnsi="Aptos" w:cstheme="minorHAnsi"/>
-          <w:bCs/>
-          <w:sz w:val="16"/>
-          <w:szCs w:val="16"/>
-        </w:rPr>
-        <w:t xml:space="preserve">Technical </w:t>
-      </w:r>
-      <w:r>
-        <w:rPr>
-          <w:rFonts w:ascii="Aptos" w:hAnsi="Aptos" w:cstheme="minorHAnsi"/>
-          <w:bCs/>
-          <w:sz w:val="16"/>
-          <w:szCs w:val="16"/>
-        </w:rPr>
-        <w:t>Manager</w:t>
-      </w:r>
-      <w:r>
-        <w:rPr>
-          <w:rFonts w:ascii="Aptos" w:hAnsi="Aptos" w:cstheme="minorHAnsi"/>
-          <w:bCs/>
-          <w:sz w:val="16"/>
-          <w:szCs w:val="16"/>
-        </w:rPr>
-        <w:t>, Co-Founder</w:t>
-      </w:r>
-      <w:r>
-        <w:rPr>
-          <w:rFonts w:ascii="Aptos" w:hAnsi="Aptos" w:cstheme="minorHAnsi"/>
-          <w:bCs/>
-          <w:sz w:val="16"/>
-          <w:szCs w:val="16"/>
+          <w:sz w:val="20"/>
+        </w:rPr>
+        <w:t>Quark Virtual Services ⋅</w:t>
+      </w:r>
+      <w:r>
+        <w:rPr>
+          <w:sz w:val="20"/>
+        </w:rPr>
+        <w:t xml:space="preserve"> Co-Founder</w:t>
+      </w:r>
+      <w:r>
+        <w:rPr>
+          <w:sz w:val="20"/>
         </w:rPr>
         <w:tab/>
-      </w:r>
-      <w:r>
-        <w:rPr>
-          <w:rFonts w:ascii="Aptos" w:hAnsi="Aptos" w:cstheme="minorHAnsi"/>
-          <w:sz w:val="16"/>
-          <w:szCs w:val="16"/>
-        </w:rPr>
         <w:t>April 2013 – October 2022</w:t>
       </w:r>
     </w:p>
@@ -1870,108 +1487,9 @@
       </w:pPr>
       <w:r>
         <w:rPr>
-          <w:rFonts w:ascii="Aptos" w:hAnsi="Aptos" w:cstheme="minorHAnsi"/>
-          <w:b/>
-          <w:sz w:val="16"/>
-          <w:szCs w:val="16"/>
-        </w:rPr>
-        <w:t>Central Connecticut State University</w:t>
-      </w:r>
-      <w:r>
-        <w:rPr>
-          <w:rFonts w:ascii="Aptos" w:hAnsi="Aptos" w:cstheme="minorHAnsi"/>
-          <w:sz w:val="16"/>
-          <w:szCs w:val="16"/>
-        </w:rPr>
-        <w:t xml:space="preserve"> – B.S. Electronic Technology</w:t>
-      </w:r>
-      <w:r>
-        <w:rPr>
-          <w:rFonts w:ascii="Aptos" w:hAnsi="Aptos" w:cstheme="minorHAnsi"/>
-          <w:sz w:val="16"/>
-          <w:szCs w:val="16"/>
-        </w:rPr>
-        <w:tab/>
-      </w:r>
-      <w:r>
-        <w:rPr>
-          <w:rFonts w:ascii="Aptos" w:hAnsi="Aptos" w:cstheme="minorHAnsi"/>
-          <w:sz w:val="16"/>
-          <w:szCs w:val="16"/>
-        </w:rPr>
-        <w:tab/>
-      </w:r>
-      <w:r>
-        <w:rPr>
-          <w:rFonts w:ascii="Aptos" w:hAnsi="Aptos" w:cstheme="minorHAnsi"/>
-          <w:sz w:val="16"/>
-          <w:szCs w:val="16"/>
-        </w:rPr>
-        <w:tab/>
-      </w:r>
-      <w:r>
-        <w:rPr>
-          <w:rFonts w:ascii="Aptos" w:hAnsi="Aptos" w:cstheme="minorHAnsi"/>
-          <w:sz w:val="16"/>
-          <w:szCs w:val="16"/>
-        </w:rPr>
-        <w:tab/>
-      </w:r>
-      <w:r>
-        <w:rPr>
-          <w:rFonts w:ascii="Aptos" w:hAnsi="Aptos" w:cstheme="minorHAnsi"/>
-          <w:sz w:val="16"/>
-          <w:szCs w:val="16"/>
-        </w:rPr>
-        <w:tab/>
-      </w:r>
-      <w:r>
-        <w:rPr>
-          <w:rFonts w:ascii="Aptos" w:hAnsi="Aptos" w:cstheme="minorHAnsi"/>
-          <w:sz w:val="16"/>
-          <w:szCs w:val="16"/>
-        </w:rPr>
-        <w:tab/>
-      </w:r>
-      <w:r>
-        <w:rPr>
-          <w:rFonts w:ascii="Aptos" w:hAnsi="Aptos" w:cstheme="minorHAnsi"/>
-          <w:sz w:val="16"/>
-          <w:szCs w:val="16"/>
-        </w:rPr>
-        <w:tab/>
-      </w:r>
-      <w:r>
-        <w:rPr>
-          <w:rFonts w:ascii="Aptos" w:hAnsi="Aptos" w:cstheme="minorHAnsi"/>
-          <w:sz w:val="16"/>
-          <w:szCs w:val="16"/>
-        </w:rPr>
-        <w:tab/>
-      </w:r>
-      <w:r>
-        <w:rPr>
-          <w:rFonts w:ascii="Aptos" w:hAnsi="Aptos" w:cstheme="minorHAnsi"/>
-          <w:sz w:val="16"/>
-          <w:szCs w:val="16"/>
-        </w:rPr>
-        <w:tab/>
-      </w:r>
-      <w:r>
-        <w:rPr>
-          <w:rFonts w:ascii="Aptos" w:hAnsi="Aptos" w:cstheme="minorHAnsi"/>
-          <w:sz w:val="16"/>
-          <w:szCs w:val="16"/>
-        </w:rPr>
-        <w:t xml:space="preserve">           </w:t>
-      </w:r>
-      <w:r>
-        <w:rPr>
-          <w:rFonts w:ascii="Aptos" w:hAnsi="Aptos" w:cstheme="minorHAnsi"/>
-          <w:sz w:val="16"/>
-          <w:szCs w:val="16"/>
-        </w:rPr>
-        <w:t>2012</w:t>
+          <w:sz w:val="20"/>
+        </w:rPr>
+        <w:t>Central Connecticut State University – B.S. Electronic Technology, 2012</w:t>
       </w:r>
     </w:p>
     <w:p>
@@ -1988,18 +1506,8 @@
       </w:pPr>
       <w:r>
         <w:rPr>
-          <w:rFonts w:ascii="Aptos" w:hAnsi="Aptos"/>
-          <w:sz w:val="16"/>
-          <w:szCs w:val="16"/>
-        </w:rPr>
-        <w:br/>
-      </w:r>
-      <w:r>
-        <w:rPr>
-          <w:rFonts w:ascii="Aptos" w:hAnsi="Aptos" w:cstheme="minorHAnsi"/>
           <w:b/>
-          <w:sz w:val="16"/>
-          <w:szCs w:val="16"/>
+          <w:sz w:val="20"/>
         </w:rPr>
         <w:t>INTERESTS</w:t>
       </w:r>

--- a/public/resume/Howard_Sun-Resume-2026.docx
+++ b/public/resume/Howard_Sun-Resume-2026.docx
@@ -8,7 +8,7 @@
           <w:bottom w:val="single" w:sz="6" w:space="1" w:color="auto"/>
         </w:pBdr>
         <w:spacing w:line="259" w:lineRule="auto"/>
-        <w:ind w:left="5940" w:hanging="5940"/>
+        <w:ind w:left="6300" w:hanging="6300"/>
         <w:rPr>
           <w:rStyle w:val="Hyperlink"/>
           <w:rFonts w:ascii="Aptos" w:hAnsi="Aptos"/>
@@ -18,313 +18,30 @@
       </w:pPr>
       <w:r>
         <w:rPr>
-          <w:rFonts w:ascii="Aptos" w:hAnsi="Aptos"/>
           <w:b/>
-          <w:bCs/>
+          <w:sz w:val="20"/>
         </w:rPr>
         <w:t>Howard Sun</w:t>
       </w:r>
       <w:r>
         <w:rPr>
-          <w:rFonts w:ascii="Aptos" w:hAnsi="Aptos"/>
-          <w:sz w:val="16"/>
-          <w:szCs w:val="16"/>
-        </w:rPr>
-        <w:t xml:space="preserve"> </w:t>
-      </w:r>
-      <w:r>
-        <w:rPr>
-          <w:rFonts w:ascii="Aptos" w:hAnsi="Aptos"/>
-          <w:sz w:val="16"/>
-          <w:szCs w:val="16"/>
-        </w:rPr>
-        <w:t xml:space="preserve">| </w:t>
-      </w:r>
-      <w:r>
-        <w:rPr>
-          <w:rFonts w:ascii="Aptos" w:hAnsi="Aptos"/>
-          <w:sz w:val="16"/>
-          <w:szCs w:val="16"/>
-        </w:rPr>
-        <w:t xml:space="preserve">Full-Stack </w:t>
-      </w:r>
-      <w:r>
-        <w:rPr>
-          <w:rFonts w:ascii="Aptos" w:hAnsi="Aptos"/>
-          <w:sz w:val="16"/>
-          <w:szCs w:val="16"/>
-        </w:rPr>
-        <w:t>Software Enginee</w:t>
-      </w:r>
-      <w:r>
-        <w:rPr>
-          <w:rFonts w:ascii="Aptos" w:hAnsi="Aptos"/>
-          <w:sz w:val="16"/>
-          <w:szCs w:val="16"/>
-        </w:rPr>
-        <w:t>r</w:t>
-      </w:r>
-      <w:r>
-        <w:rPr>
-          <w:rFonts w:ascii="Aptos" w:hAnsi="Aptos"/>
-          <w:sz w:val="16"/>
-          <w:szCs w:val="16"/>
+          <w:sz w:val="20"/>
+        </w:rPr>
+        <w:t xml:space="preserve"> | </w:t>
+      </w:r>
+      <w:r>
+        <w:rPr>
+          <w:sz w:val="20"/>
+        </w:rPr>
+        <w:t>Full-Stack Software Engineer | TypeScript, React, Node.js | Security, Testing &amp; Reliable Systems</w:t>
+      </w:r>
+      <w:r>
+        <w:rPr>
+          <w:sz w:val="20"/>
         </w:rPr>
         <w:tab/>
-      </w:r>
-      <w:r>
-        <w:rPr>
-          <w:rFonts w:ascii="Aptos" w:hAnsi="Aptos"/>
-          <w:sz w:val="16"/>
-          <w:szCs w:val="16"/>
-        </w:rPr>
-        <w:t>Connecticut/NYC</w:t>
-      </w:r>
-      <w:r>
-        <w:rPr>
-          <w:rFonts w:ascii="Aptos" w:hAnsi="Aptos"/>
-          <w:sz w:val="16"/>
-          <w:szCs w:val="16"/>
-        </w:rPr>
-        <w:t xml:space="preserve"> </w:t>
-      </w:r>
-      <w:r>
-        <w:rPr>
-          <w:rFonts w:ascii="Aptos" w:hAnsi="Aptos"/>
-          <w:sz w:val="16"/>
-          <w:szCs w:val="16"/>
-        </w:rPr>
-        <w:t>·</w:t>
-      </w:r>
-      <w:r>
-        <w:rPr>
-          <w:rFonts w:ascii="Aptos" w:hAnsi="Aptos"/>
-          <w:sz w:val="16"/>
-          <w:szCs w:val="16"/>
-        </w:rPr>
-        <w:t xml:space="preserve"> </w:t>
-      </w:r>
-      <w:r>
-        <w:rPr>
-          <w:rFonts w:ascii="Aptos" w:hAnsi="Aptos"/>
-          <w:sz w:val="16"/>
-          <w:szCs w:val="16"/>
-        </w:rPr>
-        <w:t>Open to relocation</w:t>
-      </w:r>
-      <w:r>
-        <w:rPr>
-          <w:rFonts w:ascii="Aptos" w:hAnsi="Aptos"/>
-          <w:sz w:val="16"/>
-          <w:szCs w:val="16"/>
-        </w:rPr>
-        <w:t xml:space="preserve"> </w:t>
-      </w:r>
-      <w:r>
-        <w:rPr>
-          <w:rFonts w:ascii="Aptos" w:hAnsi="Aptos"/>
-          <w:sz w:val="16"/>
-          <w:szCs w:val="16"/>
-        </w:rPr>
-        <w:t>|</w:t>
-      </w:r>
-      <w:r>
-        <w:rPr>
-          <w:rFonts w:ascii="Aptos" w:hAnsi="Aptos"/>
-          <w:sz w:val="16"/>
-          <w:szCs w:val="16"/>
-        </w:rPr>
-        <w:t xml:space="preserve"> </w:t>
-      </w:r>
-      <w:hyperlink r:id="rId6" w:history="1">
-        <w:r>
-          <w:rPr>
-            <w:rStyle w:val="Hyperlink"/>
-            <w:rFonts w:ascii="Aptos" w:hAnsi="Aptos"/>
-            <w:sz w:val="16"/>
-            <w:szCs w:val="16"/>
-          </w:rPr>
-          <w:t>howardsun@pm.me</w:t>
-        </w:r>
-      </w:hyperlink>
-      <w:r>
-        <w:rPr>
-          <w:rFonts w:ascii="Aptos" w:hAnsi="Aptos"/>
-          <w:sz w:val="16"/>
-          <w:szCs w:val="16"/>
-        </w:rPr>
-        <w:t xml:space="preserve"> | </w:t>
-      </w:r>
-      <w:r>
-        <w:rPr>
-          <w:rFonts w:ascii="Aptos" w:hAnsi="Aptos"/>
-          <w:sz w:val="16"/>
-          <w:szCs w:val="16"/>
-        </w:rPr>
-        <w:t>646.801.8812</w:t>
-      </w:r>
-      <w:r>
-        <w:rPr>
-          <w:rFonts w:ascii="Aptos" w:hAnsi="Aptos"/>
-          <w:sz w:val="16"/>
-          <w:szCs w:val="16"/>
-        </w:rPr>
-        <w:t xml:space="preserve"> </w:t>
-      </w:r>
-      <w:hyperlink r:id="rId7" w:history="1">
-        <w:r>
-          <w:rPr>
-            <w:rStyle w:val="Hyperlink"/>
-            <w:rFonts w:ascii="Aptos" w:hAnsi="Aptos"/>
-            <w:sz w:val="16"/>
-            <w:szCs w:val="16"/>
-          </w:rPr>
-          <w:t>howardsun.me</w:t>
-        </w:r>
-      </w:hyperlink>
-      <w:r>
-        <w:t xml:space="preserve"> </w:t>
-      </w:r>
-      <w:r>
-        <w:rPr>
-          <w:rFonts w:ascii="Aptos" w:hAnsi="Aptos"/>
-          <w:sz w:val="16"/>
-          <w:szCs w:val="16"/>
-        </w:rPr>
-        <w:t xml:space="preserve">| </w:t>
-      </w:r>
-      <w:hyperlink r:id="rId8" w:history="1">
-        <w:r>
-          <w:rPr>
-            <w:rStyle w:val="Hyperlink"/>
-            <w:rFonts w:ascii="Aptos" w:hAnsi="Aptos"/>
-            <w:sz w:val="16"/>
-            <w:szCs w:val="16"/>
-          </w:rPr>
-          <w:t>github</w:t>
-        </w:r>
-        <w:r>
-          <w:rPr>
-            <w:rStyle w:val="Hyperlink"/>
-            <w:rFonts w:ascii="Aptos" w:hAnsi="Aptos"/>
-            <w:sz w:val="16"/>
-            <w:szCs w:val="16"/>
-          </w:rPr>
-          <w:t>.com</w:t>
-        </w:r>
-        <w:r>
-          <w:rPr>
-            <w:rStyle w:val="Hyperlink"/>
-            <w:rFonts w:ascii="Aptos" w:hAnsi="Aptos"/>
-            <w:sz w:val="16"/>
-            <w:szCs w:val="16"/>
-          </w:rPr>
-          <w:t>/</w:t>
-        </w:r>
-        <w:proofErr w:type="spellStart"/>
-        <w:r>
-          <w:rPr>
-            <w:rStyle w:val="Hyperlink"/>
-            <w:rFonts w:ascii="Aptos" w:hAnsi="Aptos"/>
-            <w:sz w:val="16"/>
-            <w:szCs w:val="16"/>
-          </w:rPr>
-          <w:t>howardsun</w:t>
-        </w:r>
-        <w:proofErr w:type="spellEnd"/>
-        <w:r>
-          <w:rPr>
-            <w:rStyle w:val="Hyperlink"/>
-            <w:rFonts w:ascii="Aptos" w:hAnsi="Aptos"/>
-            <w:sz w:val="16"/>
-            <w:szCs w:val="16"/>
-          </w:rPr>
-          <w:t>-dev</w:t>
-        </w:r>
-      </w:hyperlink>
-      <w:r>
-        <w:rPr>
-          <w:rStyle w:val="Hyperlink"/>
-          <w:rFonts w:ascii="Aptos" w:hAnsi="Aptos"/>
-          <w:sz w:val="16"/>
-          <w:szCs w:val="16"/>
-        </w:rPr>
-        <w:t xml:space="preserve"> </w:t>
-      </w:r>
-      <w:r>
-        <w:rPr>
-          <w:rFonts w:ascii="Aptos" w:hAnsi="Aptos"/>
-          <w:sz w:val="16"/>
-          <w:szCs w:val="16"/>
-        </w:rPr>
-        <w:t>|</w:t>
-      </w:r>
-      <w:r>
-        <w:rPr>
-          <w:rFonts w:ascii="Aptos" w:hAnsi="Aptos"/>
-          <w:sz w:val="16"/>
-          <w:szCs w:val="16"/>
-        </w:rPr>
-        <w:t xml:space="preserve"> </w:t>
-      </w:r>
-      <w:hyperlink r:id="rId9" w:history="1">
-        <w:r>
-          <w:rPr>
-            <w:rStyle w:val="Hyperlink"/>
-            <w:rFonts w:ascii="Aptos" w:hAnsi="Aptos"/>
-            <w:sz w:val="16"/>
-            <w:szCs w:val="16"/>
-          </w:rPr>
-          <w:t>linkedin</w:t>
-        </w:r>
-        <w:r>
-          <w:rPr>
-            <w:rStyle w:val="Hyperlink"/>
-            <w:rFonts w:ascii="Aptos" w:hAnsi="Aptos"/>
-            <w:sz w:val="16"/>
-            <w:szCs w:val="16"/>
-          </w:rPr>
-          <w:t>.com</w:t>
-        </w:r>
-        <w:r>
-          <w:rPr>
-            <w:rStyle w:val="Hyperlink"/>
-            <w:rFonts w:ascii="Aptos" w:hAnsi="Aptos"/>
-            <w:sz w:val="16"/>
-            <w:szCs w:val="16"/>
-          </w:rPr>
-          <w:t>/in</w:t>
-        </w:r>
-        <w:r>
-          <w:rPr>
-            <w:rStyle w:val="Hyperlink"/>
-            <w:rFonts w:ascii="Aptos" w:hAnsi="Aptos"/>
-            <w:sz w:val="16"/>
-            <w:szCs w:val="16"/>
-          </w:rPr>
-          <w:t>/</w:t>
-        </w:r>
-        <w:proofErr w:type="spellStart"/>
-        <w:r>
-          <w:rPr>
-            <w:rStyle w:val="Hyperlink"/>
-            <w:rFonts w:ascii="Aptos" w:hAnsi="Aptos"/>
-            <w:sz w:val="16"/>
-            <w:szCs w:val="16"/>
-          </w:rPr>
-          <w:t>howardsun</w:t>
-        </w:r>
-        <w:r>
-          <w:rPr>
-            <w:rStyle w:val="Hyperlink"/>
-            <w:rFonts w:ascii="Aptos" w:hAnsi="Aptos"/>
-            <w:sz w:val="16"/>
-            <w:szCs w:val="16"/>
-          </w:rPr>
-          <w:t>-swe</w:t>
-        </w:r>
-        <w:proofErr w:type="spellEnd"/>
-      </w:hyperlink>
+        <w:t>646.801.8812 | Connecticut/NYC · Open to relocation | howardsun@pm.me</w:t>
+      </w:r>
     </w:p>
     <w:p>
       <w:pPr>
@@ -378,42 +95,6 @@
         </w:pBdr>
         <w:rPr>
           <w:rFonts w:ascii="Aptos" w:hAnsi="Aptos"/>
-          <w:sz w:val="16"/>
-          <w:szCs w:val="16"/>
-        </w:rPr>
-      </w:pPr>
-      <w:r>
-        <w:rPr>
-          <w:rFonts w:ascii="Aptos" w:hAnsi="Aptos"/>
-          <w:sz w:val="16"/>
-          <w:szCs w:val="16"/>
-        </w:rPr>
-        <w:t xml:space="preserve"> Full-stack software engineer focused on reliable, well-tested TypeScript applications across React, Node.js, and AWS-backed systems</w:t>
-      </w:r>
-      <w:r>
-        <w:rPr>
-          <w:rFonts w:ascii="Aptos" w:hAnsi="Aptos"/>
-          <w:sz w:val="16"/>
-          <w:szCs w:val="16"/>
-        </w:rPr>
-        <w:t>. Contributed to</w:t>
-      </w:r>
-      <w:r>
-        <w:rPr>
-          <w:rFonts w:ascii="Aptos" w:hAnsi="Aptos"/>
-          <w:sz w:val="16"/>
-          <w:szCs w:val="16"/>
-        </w:rPr>
-        <w:t xml:space="preserve"> Swell, an API testing platform, including security hardening, Redux modernization, TypeScript coverage, test infrastructure, and frontend reliability. Previously co-founded and led engineering for a children’s coding education platform, building production systems across AWS, Node.js, TypeScript, and database infrastructure.</w:t>
-      </w:r>
-    </w:p>
-    <w:p>
-      <w:pPr>
-        <w:pBdr>
-          <w:bottom w:val="single" w:sz="6" w:space="0" w:color="auto"/>
-        </w:pBdr>
-        <w:rPr>
-          <w:rFonts w:ascii="Aptos" w:hAnsi="Aptos"/>
           <w:b/>
           <w:bCs/>
           <w:sz w:val="16"/>
@@ -422,31 +103,9 @@
       </w:pPr>
       <w:r>
         <w:rPr>
-          <w:rFonts w:ascii="Aptos" w:hAnsi="Aptos"/>
-          <w:sz w:val="16"/>
-          <w:szCs w:val="16"/>
-        </w:rPr>
-        <w:t xml:space="preserve">   </w:t>
-      </w:r>
-      <w:r>
-        <w:rPr>
-          <w:rFonts w:ascii="Aptos" w:hAnsi="Aptos"/>
-          <w:b/>
-          <w:bCs/>
-          <w:sz w:val="16"/>
-          <w:szCs w:val="16"/>
-        </w:rPr>
-        <w:br/>
-      </w:r>
-      <w:r>
-        <w:rPr>
-          <w:rFonts w:ascii="Aptos" w:hAnsi="Aptos"/>
-          <w:b/>
-          <w:bCs/>
-          <w:sz w:val="16"/>
-          <w:szCs w:val="16"/>
-        </w:rPr>
-        <w:t>SKILLS</w:t>
+          <w:sz w:val="20"/>
+        </w:rPr>
+        <w:t>Full-stack software engineer focused on building reliable, well-tested applications with TypeScript, React, Node.js, and modern web tooling. Contributed to Swell, an open-source API testing platform (984★ on GitHub), with work spanning security hardening, test infrastructure, Redux modernization, and frontend architecture. Previously co-founded and led engineering for a children's coding education platform, building production systems across AWS, Node.js, TypeScript, and database infrastructure.</w:t>
       </w:r>
     </w:p>
     <w:p>
@@ -526,51 +185,15 @@
           <w:sz w:val="16"/>
           <w:szCs w:val="16"/>
         </w:rPr>
-        <w:t xml:space="preserve">, </w:t>
-      </w:r>
-      <w:proofErr w:type="spellStart"/>
-      <w:r>
-        <w:rPr>
-          <w:rFonts w:ascii="Aptos" w:hAnsi="Aptos"/>
-          <w:sz w:val="16"/>
-          <w:szCs w:val="16"/>
-        </w:rPr>
-        <w:t>Zustand</w:t>
-      </w:r>
-      <w:proofErr w:type="spellEnd"/>
-      <w:r>
-        <w:rPr>
-          <w:rFonts w:ascii="Aptos" w:hAnsi="Aptos"/>
-          <w:sz w:val="16"/>
-          <w:szCs w:val="16"/>
-        </w:rPr>
-        <w:t>,</w:t>
-      </w:r>
-      <w:r>
-        <w:rPr>
-          <w:rFonts w:ascii="Aptos" w:hAnsi="Aptos"/>
-          <w:sz w:val="16"/>
-          <w:szCs w:val="16"/>
-        </w:rPr>
-        <w:t xml:space="preserve"> </w:t>
-      </w:r>
-      <w:proofErr w:type="spellStart"/>
-      <w:r>
-        <w:rPr>
-          <w:rFonts w:ascii="Aptos" w:hAnsi="Aptos"/>
-          <w:sz w:val="16"/>
-          <w:szCs w:val="16"/>
-        </w:rPr>
-        <w:t>TanStack</w:t>
-      </w:r>
-      <w:proofErr w:type="spellEnd"/>
-      <w:r>
-        <w:rPr>
-          <w:rFonts w:ascii="Aptos" w:hAnsi="Aptos"/>
-          <w:sz w:val="16"/>
-          <w:szCs w:val="16"/>
-        </w:rPr>
-        <w:t xml:space="preserve"> Router, React Router,</w:t>
+        <w:t>, Zustand,</w:t>
+      </w:r>
+      <w:r>
+        <w:rPr>
+          <w:rFonts w:ascii="Aptos" w:hAnsi="Aptos"/>
+          <w:sz w:val="16"/>
+          <w:szCs w:val="16"/>
+        </w:rPr>
+        <w:t xml:space="preserve"> TanStack Router, React Router,</w:t>
       </w:r>
       <w:r>
         <w:rPr>
@@ -594,18 +217,8 @@
           <w:sz w:val="16"/>
           <w:szCs w:val="16"/>
         </w:rPr>
-        <w:t xml:space="preserve"> (Sass), Tailwind CSS, Material UI, </w:t>
-      </w:r>
-      <w:proofErr w:type="spellStart"/>
-      <w:r>
-        <w:rPr>
-          <w:rFonts w:ascii="Aptos" w:hAnsi="Aptos"/>
-          <w:sz w:val="16"/>
-          <w:szCs w:val="16"/>
-        </w:rPr>
-        <w:t>DaisyUI</w:t>
-      </w:r>
-      <w:proofErr w:type="spellEnd"/>
+        <w:t xml:space="preserve"> (Sass), Tailwind CSS, Material UI, DaisyUI</w:t>
+      </w:r>
       <w:r>
         <w:rPr>
           <w:rFonts w:ascii="Aptos" w:hAnsi="Aptos"/>
@@ -712,7 +325,6 @@
         </w:rPr>
         <w:t xml:space="preserve">, </w:t>
       </w:r>
-      <w:proofErr w:type="spellStart"/>
       <w:r>
         <w:rPr>
           <w:rFonts w:ascii="Aptos" w:hAnsi="Aptos"/>
@@ -721,25 +333,14 @@
         </w:rPr>
         <w:t>Cloudinary</w:t>
       </w:r>
-      <w:proofErr w:type="spellEnd"/>
-      <w:r>
-        <w:rPr>
-          <w:rFonts w:ascii="Aptos" w:hAnsi="Aptos"/>
-          <w:sz w:val="16"/>
-          <w:szCs w:val="16"/>
-        </w:rPr>
-        <w:t xml:space="preserve">, </w:t>
-      </w:r>
-      <w:proofErr w:type="spellStart"/>
-      <w:r>
-        <w:rPr>
-          <w:rFonts w:ascii="Aptos" w:hAnsi="Aptos"/>
-          <w:sz w:val="16"/>
-          <w:szCs w:val="16"/>
-        </w:rPr>
-        <w:t>Arcjet</w:t>
-      </w:r>
-      <w:proofErr w:type="spellEnd"/>
+      <w:r>
+        <w:rPr>
+          <w:rFonts w:ascii="Aptos" w:hAnsi="Aptos"/>
+          <w:sz w:val="16"/>
+          <w:szCs w:val="16"/>
+        </w:rPr>
+        <w:t>, Arcjet</w:t>
+      </w:r>
       <w:r>
         <w:rPr>
           <w:rFonts w:ascii="Aptos" w:hAnsi="Aptos"/>
@@ -928,18 +529,8 @@
           <w:sz w:val="16"/>
           <w:szCs w:val="16"/>
         </w:rPr>
-        <w:t xml:space="preserve"> Jest, Playwright, Mocha, Chai, </w:t>
-      </w:r>
-      <w:proofErr w:type="spellStart"/>
-      <w:r>
-        <w:rPr>
-          <w:rFonts w:ascii="Aptos" w:hAnsi="Aptos"/>
-          <w:sz w:val="16"/>
-          <w:szCs w:val="16"/>
-        </w:rPr>
-        <w:t>Vitest</w:t>
-      </w:r>
-      <w:proofErr w:type="spellEnd"/>
+        <w:t xml:space="preserve"> Jest, Playwright, Mocha, Chai, Vitest</w:t>
+      </w:r>
       <w:r>
         <w:rPr>
           <w:rFonts w:ascii="Aptos" w:hAnsi="Aptos"/>
@@ -1000,69 +591,23 @@
       </w:pPr>
       <w:r>
         <w:rPr>
-          <w:rFonts w:ascii="Aptos" w:hAnsi="Aptos"/>
           <w:b/>
-          <w:bCs/>
-          <w:sz w:val="16"/>
-          <w:szCs w:val="16"/>
-        </w:rPr>
-        <w:t>Swell ∙</w:t>
-      </w:r>
-      <w:r>
-        <w:rPr>
-          <w:rFonts w:ascii="Aptos" w:hAnsi="Aptos"/>
-          <w:sz w:val="16"/>
-          <w:szCs w:val="16"/>
+          <w:sz w:val="20"/>
+        </w:rPr>
+        <w:t>Swell ⋅</w:t>
+      </w:r>
+      <w:r>
+        <w:rPr>
+          <w:sz w:val="20"/>
         </w:rPr>
         <w:t xml:space="preserve"> Software Engineer</w:t>
       </w:r>
       <w:r>
         <w:rPr>
-          <w:rFonts w:ascii="Aptos" w:hAnsi="Aptos"/>
-          <w:sz w:val="16"/>
-          <w:szCs w:val="16"/>
-        </w:rPr>
-        <w:t xml:space="preserve"> </w:t>
-      </w:r>
-      <w:r>
-        <w:rPr>
-          <w:rFonts w:ascii="Aptos" w:hAnsi="Aptos"/>
-          <w:sz w:val="16"/>
-          <w:szCs w:val="16"/>
+          <w:sz w:val="20"/>
         </w:rPr>
         <w:tab/>
-      </w:r>
-      <w:r>
-        <w:rPr>
-          <w:rFonts w:ascii="Aptos" w:hAnsi="Aptos"/>
-          <w:sz w:val="16"/>
-          <w:szCs w:val="16"/>
-        </w:rPr>
-        <w:t xml:space="preserve">April 2023 – </w:t>
-      </w:r>
-      <w:r>
-        <w:rPr>
-          <w:rFonts w:ascii="Aptos" w:hAnsi="Aptos"/>
-          <w:sz w:val="16"/>
-          <w:szCs w:val="16"/>
-        </w:rPr>
-        <w:t>November</w:t>
-      </w:r>
-      <w:r>
-        <w:rPr>
-          <w:rFonts w:ascii="Aptos" w:hAnsi="Aptos"/>
-          <w:sz w:val="16"/>
-          <w:szCs w:val="16"/>
-        </w:rPr>
-        <w:t xml:space="preserve"> 202</w:t>
-      </w:r>
-      <w:r>
-        <w:rPr>
-          <w:rFonts w:ascii="Aptos" w:hAnsi="Aptos"/>
-          <w:sz w:val="16"/>
-          <w:szCs w:val="16"/>
-        </w:rPr>
-        <w:t>5</w:t>
+        <w:t>April 2023 – November 2024</w:t>
       </w:r>
     </w:p>
     <w:p>
@@ -1328,45 +873,20 @@
       </w:pPr>
       <w:r>
         <w:rPr>
-          <w:rFonts w:ascii="Aptos" w:hAnsi="Aptos"/>
           <w:b/>
-          <w:bCs/>
-          <w:sz w:val="16"/>
-          <w:szCs w:val="16"/>
-        </w:rPr>
-        <w:t>Mission Coders, LLC ∙</w:t>
-      </w:r>
-      <w:r>
-        <w:rPr>
-          <w:rFonts w:ascii="Aptos" w:hAnsi="Aptos"/>
-          <w:b/>
-          <w:bCs/>
-          <w:sz w:val="16"/>
-          <w:szCs w:val="16"/>
-        </w:rPr>
-        <w:t xml:space="preserve"> </w:t>
-      </w:r>
-      <w:r>
-        <w:rPr>
-          <w:rFonts w:ascii="Aptos" w:hAnsi="Aptos"/>
-          <w:sz w:val="16"/>
-          <w:szCs w:val="16"/>
-        </w:rPr>
-        <w:t>Co-Founder</w:t>
-      </w:r>
-      <w:r>
-        <w:rPr>
-          <w:rFonts w:ascii="Aptos" w:hAnsi="Aptos"/>
-          <w:sz w:val="16"/>
-          <w:szCs w:val="16"/>
-        </w:rPr>
-        <w:t xml:space="preserve"> &amp; Software Engineer</w:t>
-      </w:r>
-      <w:r>
-        <w:rPr>
-          <w:rFonts w:ascii="Aptos" w:hAnsi="Aptos"/>
-          <w:sz w:val="16"/>
-          <w:szCs w:val="16"/>
+          <w:sz w:val="20"/>
+        </w:rPr>
+        <w:t>Mission Coders, LLC ⋅</w:t>
+      </w:r>
+      <w:r>
+        <w:rPr>
+          <w:sz w:val="20"/>
+        </w:rPr>
+        <w:t xml:space="preserve"> Co-Founder</w:t>
+      </w:r>
+      <w:r>
+        <w:rPr>
+          <w:sz w:val="20"/>
         </w:rPr>
         <w:tab/>
         <w:t>May 2018 – December 2022</w:t>
@@ -1518,66 +1038,22 @@
       </w:pPr>
       <w:r>
         <w:rPr>
-          <w:rFonts w:ascii="Aptos" w:hAnsi="Aptos" w:cstheme="minorHAnsi"/>
           <w:b/>
-          <w:sz w:val="16"/>
-          <w:szCs w:val="16"/>
-        </w:rPr>
-        <w:t>Quark Virtual Services</w:t>
-      </w:r>
-      <w:r>
-        <w:rPr>
-          <w:rFonts w:ascii="Aptos" w:hAnsi="Aptos"/>
-          <w:b/>
-          <w:bCs/>
-          <w:sz w:val="16"/>
-          <w:szCs w:val="16"/>
-        </w:rPr>
-        <w:t xml:space="preserve"> ∙</w:t>
-      </w:r>
-      <w:r>
-        <w:rPr>
-          <w:rFonts w:ascii="Aptos" w:hAnsi="Aptos"/>
-          <w:b/>
-          <w:bCs/>
-          <w:sz w:val="16"/>
-          <w:szCs w:val="16"/>
-        </w:rPr>
-        <w:t xml:space="preserve"> </w:t>
-      </w:r>
-      <w:r>
-        <w:rPr>
-          <w:rFonts w:ascii="Aptos" w:hAnsi="Aptos" w:cstheme="minorHAnsi"/>
-          <w:bCs/>
-          <w:sz w:val="16"/>
-          <w:szCs w:val="16"/>
-        </w:rPr>
-        <w:t>Co-Founder</w:t>
-      </w:r>
-      <w:r>
-        <w:rPr>
-          <w:rFonts w:ascii="Aptos" w:hAnsi="Aptos" w:cstheme="minorHAnsi"/>
-          <w:bCs/>
-          <w:sz w:val="16"/>
-          <w:szCs w:val="16"/>
-        </w:rPr>
-        <w:t xml:space="preserve"> &amp; Infrastructure Engineer</w:t>
-      </w:r>
-      <w:r>
-        <w:rPr>
-          <w:rFonts w:ascii="Aptos" w:hAnsi="Aptos" w:cstheme="minorHAnsi"/>
-          <w:bCs/>
-          <w:sz w:val="16"/>
-          <w:szCs w:val="16"/>
+          <w:sz w:val="20"/>
+        </w:rPr>
+        <w:t>Quark Virtual Services ⋅</w:t>
+      </w:r>
+      <w:r>
+        <w:rPr>
+          <w:sz w:val="20"/>
+        </w:rPr>
+        <w:t xml:space="preserve"> Co-Founder</w:t>
+      </w:r>
+      <w:r>
+        <w:rPr>
+          <w:sz w:val="20"/>
         </w:rPr>
         <w:tab/>
-      </w:r>
-      <w:r>
-        <w:rPr>
-          <w:rFonts w:ascii="Aptos" w:hAnsi="Aptos" w:cstheme="minorHAnsi"/>
-          <w:sz w:val="16"/>
-          <w:szCs w:val="16"/>
-        </w:rPr>
         <w:t>April 2013 – October 2022</w:t>
       </w:r>
     </w:p>
@@ -1662,218 +1138,6 @@
           <w:lang w:eastAsia="ko-KR"/>
         </w:rPr>
         <w:t>PROJECTS</w:t>
-      </w:r>
-    </w:p>
-    <w:p>
-      <w:pPr>
-        <w:spacing w:line="259" w:lineRule="auto"/>
-        <w:rPr>
-          <w:rFonts w:ascii="Aptos" w:eastAsia="Malgun Gothic" w:hAnsi="Aptos" w:cstheme="minorHAnsi"/>
-          <w:sz w:val="16"/>
-          <w:szCs w:val="16"/>
-          <w:lang w:eastAsia="ko-KR"/>
-        </w:rPr>
-      </w:pPr>
-      <w:proofErr w:type="spellStart"/>
-      <w:r>
-        <w:rPr>
-          <w:rFonts w:ascii="Aptos" w:eastAsia="Malgun Gothic" w:hAnsi="Aptos" w:cstheme="minorHAnsi"/>
-          <w:b/>
-          <w:bCs/>
-          <w:sz w:val="16"/>
-          <w:szCs w:val="16"/>
-          <w:lang w:eastAsia="ko-KR"/>
-        </w:rPr>
-        <w:t>QuickChat</w:t>
-      </w:r>
-      <w:proofErr w:type="spellEnd"/>
-      <w:r>
-        <w:rPr>
-          <w:rFonts w:ascii="Aptos" w:eastAsia="Malgun Gothic" w:hAnsi="Aptos" w:cstheme="minorHAnsi"/>
-          <w:b/>
-          <w:bCs/>
-          <w:sz w:val="16"/>
-          <w:szCs w:val="16"/>
-          <w:lang w:eastAsia="ko-KR"/>
-        </w:rPr>
-        <w:t xml:space="preserve"> </w:t>
-      </w:r>
-      <w:r>
-        <w:rPr>
-          <w:rFonts w:ascii="Aptos" w:eastAsia="Malgun Gothic" w:hAnsi="Aptos" w:cstheme="minorHAnsi"/>
-          <w:b/>
-          <w:bCs/>
-          <w:sz w:val="16"/>
-          <w:szCs w:val="16"/>
-          <w:lang w:eastAsia="ko-KR"/>
-        </w:rPr>
-        <w:t>–</w:t>
-      </w:r>
-      <w:r>
-        <w:rPr>
-          <w:rFonts w:ascii="Aptos" w:eastAsia="Malgun Gothic" w:hAnsi="Aptos" w:cstheme="minorHAnsi"/>
-          <w:b/>
-          <w:bCs/>
-          <w:sz w:val="16"/>
-          <w:szCs w:val="16"/>
-          <w:lang w:eastAsia="ko-KR"/>
-        </w:rPr>
-        <w:t xml:space="preserve"> Real-time chat platform </w:t>
-      </w:r>
-      <w:r>
-        <w:rPr>
-          <w:rFonts w:ascii="Aptos" w:hAnsi="Aptos"/>
-          <w:color w:val="000000"/>
-          <w:sz w:val="16"/>
-          <w:szCs w:val="16"/>
-        </w:rPr>
-        <w:t xml:space="preserve">| </w:t>
-      </w:r>
-      <w:r>
-        <w:rPr>
-          <w:rFonts w:ascii="Aptos" w:hAnsi="Aptos"/>
-          <w:color w:val="000000"/>
-          <w:sz w:val="16"/>
-          <w:szCs w:val="16"/>
-        </w:rPr>
-        <w:t>github.com/</w:t>
-      </w:r>
-      <w:proofErr w:type="spellStart"/>
-      <w:r>
-        <w:rPr>
-          <w:rFonts w:ascii="Aptos" w:hAnsi="Aptos"/>
-          <w:color w:val="000000"/>
-          <w:sz w:val="16"/>
-          <w:szCs w:val="16"/>
-        </w:rPr>
-        <w:t>howardsun</w:t>
-      </w:r>
-      <w:proofErr w:type="spellEnd"/>
-      <w:r>
-        <w:rPr>
-          <w:rFonts w:ascii="Aptos" w:hAnsi="Aptos"/>
-          <w:color w:val="000000"/>
-          <w:sz w:val="16"/>
-          <w:szCs w:val="16"/>
-        </w:rPr>
-        <w:t>-dev/</w:t>
-      </w:r>
-      <w:proofErr w:type="spellStart"/>
-      <w:r>
-        <w:rPr>
-          <w:rFonts w:ascii="Aptos" w:hAnsi="Aptos"/>
-          <w:color w:val="000000"/>
-          <w:sz w:val="16"/>
-          <w:szCs w:val="16"/>
-        </w:rPr>
-        <w:t>quickchat</w:t>
-      </w:r>
-      <w:proofErr w:type="spellEnd"/>
-    </w:p>
-    <w:p>
-      <w:pPr>
-        <w:pStyle w:val="ListParagraph"/>
-        <w:numPr>
-          <w:ilvl w:val="0"/>
-          <w:numId w:val="14"/>
-        </w:numPr>
-        <w:spacing w:line="259" w:lineRule="auto"/>
-        <w:ind w:left="270" w:hanging="180"/>
-        <w:rPr>
-          <w:rFonts w:ascii="Aptos" w:eastAsia="Malgun Gothic" w:hAnsi="Aptos" w:cstheme="minorHAnsi"/>
-          <w:sz w:val="16"/>
-          <w:szCs w:val="16"/>
-          <w:lang w:eastAsia="ko-KR"/>
-        </w:rPr>
-      </w:pPr>
-      <w:r>
-        <w:rPr>
-          <w:rFonts w:ascii="Aptos" w:eastAsia="Malgun Gothic" w:hAnsi="Aptos" w:cstheme="minorHAnsi"/>
-          <w:sz w:val="16"/>
-          <w:szCs w:val="16"/>
-          <w:lang w:eastAsia="ko-KR"/>
-        </w:rPr>
-        <w:t xml:space="preserve">Built a deployed real-time messaging platform using React, Node.js, Express, MongoDB, and Socket.IO with authentication, persistent chat data, and online/offline presence detection. Implemented </w:t>
-      </w:r>
-      <w:proofErr w:type="spellStart"/>
-      <w:r>
-        <w:rPr>
-          <w:rFonts w:ascii="Aptos" w:eastAsia="Malgun Gothic" w:hAnsi="Aptos" w:cstheme="minorHAnsi"/>
-          <w:sz w:val="16"/>
-          <w:szCs w:val="16"/>
-          <w:lang w:eastAsia="ko-KR"/>
-        </w:rPr>
-        <w:t>Zustand</w:t>
-      </w:r>
-      <w:proofErr w:type="spellEnd"/>
-      <w:r>
-        <w:rPr>
-          <w:rFonts w:ascii="Aptos" w:eastAsia="Malgun Gothic" w:hAnsi="Aptos" w:cstheme="minorHAnsi"/>
-          <w:sz w:val="16"/>
-          <w:szCs w:val="16"/>
-          <w:lang w:eastAsia="ko-KR"/>
-        </w:rPr>
-        <w:t xml:space="preserve"> for state management, optimistic UI updates, secure media uploads through </w:t>
-      </w:r>
-      <w:proofErr w:type="spellStart"/>
-      <w:r>
-        <w:rPr>
-          <w:rFonts w:ascii="Aptos" w:eastAsia="Malgun Gothic" w:hAnsi="Aptos" w:cstheme="minorHAnsi"/>
-          <w:sz w:val="16"/>
-          <w:szCs w:val="16"/>
-          <w:lang w:eastAsia="ko-KR"/>
-        </w:rPr>
-        <w:t>Cloudinary</w:t>
-      </w:r>
-      <w:proofErr w:type="spellEnd"/>
-      <w:r>
-        <w:rPr>
-          <w:rFonts w:ascii="Aptos" w:eastAsia="Malgun Gothic" w:hAnsi="Aptos" w:cstheme="minorHAnsi"/>
-          <w:sz w:val="16"/>
-          <w:szCs w:val="16"/>
-          <w:lang w:eastAsia="ko-KR"/>
-        </w:rPr>
-        <w:t xml:space="preserve">, and request protection/rate limiting with </w:t>
-      </w:r>
-      <w:proofErr w:type="spellStart"/>
-      <w:r>
-        <w:rPr>
-          <w:rFonts w:ascii="Aptos" w:eastAsia="Malgun Gothic" w:hAnsi="Aptos" w:cstheme="minorHAnsi"/>
-          <w:sz w:val="16"/>
-          <w:szCs w:val="16"/>
-          <w:lang w:eastAsia="ko-KR"/>
-        </w:rPr>
-        <w:t>Arcjet</w:t>
-      </w:r>
-      <w:proofErr w:type="spellEnd"/>
-      <w:r>
-        <w:rPr>
-          <w:rFonts w:ascii="Aptos" w:eastAsia="Malgun Gothic" w:hAnsi="Aptos" w:cstheme="minorHAnsi"/>
-          <w:sz w:val="16"/>
-          <w:szCs w:val="16"/>
-          <w:lang w:eastAsia="ko-KR"/>
-        </w:rPr>
-        <w:t>. Designed a responsive Tailwind CSS/</w:t>
-      </w:r>
-      <w:proofErr w:type="spellStart"/>
-      <w:r>
-        <w:rPr>
-          <w:rFonts w:ascii="Aptos" w:eastAsia="Malgun Gothic" w:hAnsi="Aptos" w:cstheme="minorHAnsi"/>
-          <w:sz w:val="16"/>
-          <w:szCs w:val="16"/>
-          <w:lang w:eastAsia="ko-KR"/>
-        </w:rPr>
-        <w:t>DaisyUI</w:t>
-      </w:r>
-      <w:proofErr w:type="spellEnd"/>
-      <w:r>
-        <w:rPr>
-          <w:rFonts w:ascii="Aptos" w:eastAsia="Malgun Gothic" w:hAnsi="Aptos" w:cstheme="minorHAnsi"/>
-          <w:sz w:val="16"/>
-          <w:szCs w:val="16"/>
-          <w:lang w:eastAsia="ko-KR"/>
-        </w:rPr>
-        <w:t xml:space="preserve"> interface for desktop and mobile users.</w:t>
       </w:r>
     </w:p>
     <w:p>
@@ -2010,29 +1274,70 @@
           <w:szCs w:val="16"/>
           <w:lang w:eastAsia="ko-KR"/>
         </w:rPr>
-        <w:t>CI/CD Portfolio Site</w:t>
+        <w:t xml:space="preserve">QuickChat </w:t>
       </w:r>
       <w:r>
         <w:rPr>
           <w:rFonts w:ascii="Aptos" w:eastAsia="Malgun Gothic" w:hAnsi="Aptos" w:cstheme="minorHAnsi"/>
+          <w:b/>
+          <w:bCs/>
           <w:sz w:val="16"/>
           <w:szCs w:val="16"/>
           <w:lang w:eastAsia="ko-KR"/>
         </w:rPr>
-        <w:t xml:space="preserve"> | </w:t>
-      </w:r>
-      <w:hyperlink r:id="rId11" w:history="1">
-        <w:r>
-          <w:rPr>
-            <w:rStyle w:val="Hyperlink"/>
-            <w:rFonts w:ascii="Aptos" w:eastAsia="Malgun Gothic" w:hAnsi="Aptos" w:cstheme="minorHAnsi"/>
-            <w:sz w:val="16"/>
-            <w:szCs w:val="16"/>
-            <w:lang w:eastAsia="ko-KR"/>
-          </w:rPr>
-          <w:t>https://howardsun.me</w:t>
-        </w:r>
-      </w:hyperlink>
+        <w:t>–</w:t>
+      </w:r>
+      <w:r>
+        <w:rPr>
+          <w:rFonts w:ascii="Aptos" w:eastAsia="Malgun Gothic" w:hAnsi="Aptos" w:cstheme="minorHAnsi"/>
+          <w:b/>
+          <w:bCs/>
+          <w:sz w:val="16"/>
+          <w:szCs w:val="16"/>
+          <w:lang w:eastAsia="ko-KR"/>
+        </w:rPr>
+        <w:t xml:space="preserve"> Real-time chat </w:t>
+      </w:r>
+      <w:r>
+        <w:rPr>
+          <w:rFonts w:ascii="Aptos" w:eastAsia="Malgun Gothic" w:hAnsi="Aptos" w:cstheme="minorHAnsi"/>
+          <w:b/>
+          <w:bCs/>
+          <w:sz w:val="16"/>
+          <w:szCs w:val="16"/>
+          <w:lang w:eastAsia="ko-KR"/>
+        </w:rPr>
+        <w:t>platform</w:t>
+      </w:r>
+      <w:r>
+        <w:rPr>
+          <w:rFonts w:ascii="Aptos" w:eastAsia="Malgun Gothic" w:hAnsi="Aptos" w:cstheme="minorHAnsi"/>
+          <w:b/>
+          <w:bCs/>
+          <w:sz w:val="16"/>
+          <w:szCs w:val="16"/>
+          <w:lang w:eastAsia="ko-KR"/>
+        </w:rPr>
+        <w:t xml:space="preserve"> </w:t>
+      </w:r>
+      <w:r>
+        <w:rPr>
+          <w:rFonts w:ascii="Aptos" w:hAnsi="Aptos"/>
+          <w:color w:val="000000"/>
+          <w:sz w:val="16"/>
+          <w:szCs w:val="16"/>
+        </w:rPr>
+        <w:t xml:space="preserve">| </w:t>
+      </w:r>
+      <w:r>
+        <w:rPr>
+          <w:rFonts w:ascii="Aptos" w:hAnsi="Aptos"/>
+          <w:color w:val="000000"/>
+          <w:sz w:val="16"/>
+          <w:szCs w:val="16"/>
+        </w:rPr>
+        <w:t>github.com/howardsun-dev/quickchat</w:t>
+      </w:r>
     </w:p>
     <w:p>
       <w:pPr>
@@ -2057,9 +1362,39 @@
           <w:szCs w:val="16"/>
           <w:lang w:eastAsia="ko-KR"/>
         </w:rPr>
-        <w:t xml:space="preserve">Built and deployed a React 19/TypeScript portfolio application using Vite and </w:t>
-      </w:r>
-      <w:proofErr w:type="spellStart"/>
+        <w:t>Built a deployed real-time messaging platform using React, Node.js, Express, MongoDB, and Socket.IO with authentication, persistent chat data, and online/offline presence detection. Implemented Zustand for state management, optimistic UI updates, secure media uploads through Cloudinary, and request protection/rate limiting with Arcjet. Designed a responsive Tailwind CSS/DaisyUI interface for desktop and mobile users.</w:t>
+      </w:r>
+    </w:p>
+    <w:p>
+      <w:pPr>
+        <w:spacing w:line="259" w:lineRule="auto"/>
+        <w:rPr>
+          <w:rFonts w:ascii="Aptos" w:hAnsi="Aptos"/>
+          <w:color w:val="000000"/>
+          <w:sz w:val="16"/>
+          <w:szCs w:val="16"/>
+        </w:rPr>
+      </w:pPr>
+      <w:r>
+        <w:rPr>
+          <w:rFonts w:ascii="Aptos" w:hAnsi="Aptos"/>
+          <w:b/>
+          <w:bCs/>
+          <w:color w:val="000000"/>
+          <w:sz w:val="16"/>
+          <w:szCs w:val="16"/>
+        </w:rPr>
+        <w:t>Home Automation</w:t>
+      </w:r>
+      <w:r>
+        <w:rPr>
+          <w:rFonts w:ascii="Aptos" w:hAnsi="Aptos"/>
+          <w:color w:val="000000"/>
+          <w:sz w:val="16"/>
+          <w:szCs w:val="16"/>
+        </w:rPr>
+        <w:t xml:space="preserve"> – </w:t>
+      </w:r>
       <w:r>
         <w:rPr>
           <w:rFonts w:ascii="Aptos" w:eastAsia="Malgun Gothic" w:hAnsi="Aptos" w:cstheme="minorHAnsi"/>
@@ -2067,17 +1402,44 @@
           <w:szCs w:val="16"/>
           <w:lang w:eastAsia="ko-KR"/>
         </w:rPr>
-        <w:t>TanStack</w:t>
-      </w:r>
-      <w:proofErr w:type="spellEnd"/>
-      <w:r>
+        <w:t xml:space="preserve">Engineering </w:t>
+      </w:r>
+      <w:r>
+        <w:rPr>
+          <w:rFonts w:ascii="Aptos" w:hAnsi="Aptos"/>
+          <w:color w:val="000000"/>
+          <w:sz w:val="16"/>
+          <w:szCs w:val="16"/>
+        </w:rPr>
+        <w:t>Project</w:t>
+      </w:r>
+    </w:p>
+    <w:p>
+      <w:pPr>
+        <w:pStyle w:val="ListParagraph"/>
+        <w:numPr>
+          <w:ilvl w:val="0"/>
+          <w:numId w:val="14"/>
+        </w:numPr>
+        <w:spacing w:line="259" w:lineRule="auto"/>
+        <w:ind w:left="270" w:hanging="180"/>
         <w:rPr>
           <w:rFonts w:ascii="Aptos" w:eastAsia="Malgun Gothic" w:hAnsi="Aptos" w:cstheme="minorHAnsi"/>
           <w:sz w:val="16"/>
           <w:szCs w:val="16"/>
           <w:lang w:eastAsia="ko-KR"/>
         </w:rPr>
-        <w:t xml:space="preserve"> Router with automated CI/CD workflows through GitHub Actions to AWS S3 and CloudFront. Implemented production build validation, dependency auditing, SPA route fallback support, cache-aware deployments, and optional CloudFront invalidation to improve deployment reliability and frontend delivery consistency.</w:t>
+      </w:pPr>
+      <w:r>
+        <w:rPr>
+          <w:rFonts w:ascii="Aptos" w:eastAsia="Times New Roman" w:hAnsi="Aptos" w:cs="Arial"/>
+          <w:color w:val="000000"/>
+          <w:kern w:val="0"/>
+          <w:sz w:val="16"/>
+          <w:szCs w:val="16"/>
+          <w14:ligatures w14:val="none"/>
+        </w:rPr>
+        <w:t>Built a Raspberry Pi and Arduino-based home automation system using C++ for low-level device control. Integrated subsystems for automated blind control, timing-based routines, and PWM-driven hardware behavior. Optimized memory usage and control logic for reliable long-running operation.</w:t>
       </w:r>
     </w:p>
     <w:p>
@@ -2125,108 +1487,9 @@
       </w:pPr>
       <w:r>
         <w:rPr>
-          <w:rFonts w:ascii="Aptos" w:hAnsi="Aptos" w:cstheme="minorHAnsi"/>
-          <w:b/>
-          <w:sz w:val="16"/>
-          <w:szCs w:val="16"/>
-        </w:rPr>
-        <w:t>Central Connecticut State University</w:t>
-      </w:r>
-      <w:r>
-        <w:rPr>
-          <w:rFonts w:ascii="Aptos" w:hAnsi="Aptos" w:cstheme="minorHAnsi"/>
-          <w:sz w:val="16"/>
-          <w:szCs w:val="16"/>
-        </w:rPr>
-        <w:t xml:space="preserve"> – B.S. Electronic Technology</w:t>
-      </w:r>
-      <w:r>
-        <w:rPr>
-          <w:rFonts w:ascii="Aptos" w:hAnsi="Aptos" w:cstheme="minorHAnsi"/>
-          <w:sz w:val="16"/>
-          <w:szCs w:val="16"/>
-        </w:rPr>
-        <w:tab/>
-      </w:r>
-      <w:r>
-        <w:rPr>
-          <w:rFonts w:ascii="Aptos" w:hAnsi="Aptos" w:cstheme="minorHAnsi"/>
-          <w:sz w:val="16"/>
-          <w:szCs w:val="16"/>
-        </w:rPr>
-        <w:tab/>
-      </w:r>
-      <w:r>
-        <w:rPr>
-          <w:rFonts w:ascii="Aptos" w:hAnsi="Aptos" w:cstheme="minorHAnsi"/>
-          <w:sz w:val="16"/>
-          <w:szCs w:val="16"/>
-        </w:rPr>
-        <w:tab/>
-      </w:r>
-      <w:r>
-        <w:rPr>
-          <w:rFonts w:ascii="Aptos" w:hAnsi="Aptos" w:cstheme="minorHAnsi"/>
-          <w:sz w:val="16"/>
-          <w:szCs w:val="16"/>
-        </w:rPr>
-        <w:tab/>
-      </w:r>
-      <w:r>
-        <w:rPr>
-          <w:rFonts w:ascii="Aptos" w:hAnsi="Aptos" w:cstheme="minorHAnsi"/>
-          <w:sz w:val="16"/>
-          <w:szCs w:val="16"/>
-        </w:rPr>
-        <w:tab/>
-      </w:r>
-      <w:r>
-        <w:rPr>
-          <w:rFonts w:ascii="Aptos" w:hAnsi="Aptos" w:cstheme="minorHAnsi"/>
-          <w:sz w:val="16"/>
-          <w:szCs w:val="16"/>
-        </w:rPr>
-        <w:tab/>
-      </w:r>
-      <w:r>
-        <w:rPr>
-          <w:rFonts w:ascii="Aptos" w:hAnsi="Aptos" w:cstheme="minorHAnsi"/>
-          <w:sz w:val="16"/>
-          <w:szCs w:val="16"/>
-        </w:rPr>
-        <w:tab/>
-      </w:r>
-      <w:r>
-        <w:rPr>
-          <w:rFonts w:ascii="Aptos" w:hAnsi="Aptos" w:cstheme="minorHAnsi"/>
-          <w:sz w:val="16"/>
-          <w:szCs w:val="16"/>
-        </w:rPr>
-        <w:tab/>
-      </w:r>
-      <w:r>
-        <w:rPr>
-          <w:rFonts w:ascii="Aptos" w:hAnsi="Aptos" w:cstheme="minorHAnsi"/>
-          <w:sz w:val="16"/>
-          <w:szCs w:val="16"/>
-        </w:rPr>
-        <w:tab/>
-      </w:r>
-      <w:r>
-        <w:rPr>
-          <w:rFonts w:ascii="Aptos" w:hAnsi="Aptos" w:cstheme="minorHAnsi"/>
-          <w:sz w:val="16"/>
-          <w:szCs w:val="16"/>
-        </w:rPr>
-        <w:t xml:space="preserve">           </w:t>
-      </w:r>
-      <w:r>
-        <w:rPr>
-          <w:rFonts w:ascii="Aptos" w:hAnsi="Aptos" w:cstheme="minorHAnsi"/>
-          <w:sz w:val="16"/>
-          <w:szCs w:val="16"/>
-        </w:rPr>
-        <w:t>2012</w:t>
+          <w:sz w:val="20"/>
+        </w:rPr>
+        <w:t>Central Connecticut State University – B.S. Electronic Technology, 2012</w:t>
       </w:r>
     </w:p>
     <w:p>
@@ -2243,18 +1506,8 @@
       </w:pPr>
       <w:r>
         <w:rPr>
-          <w:rFonts w:ascii="Aptos" w:hAnsi="Aptos"/>
-          <w:sz w:val="16"/>
-          <w:szCs w:val="16"/>
-        </w:rPr>
-        <w:br/>
-      </w:r>
-      <w:r>
-        <w:rPr>
-          <w:rFonts w:ascii="Aptos" w:hAnsi="Aptos" w:cstheme="minorHAnsi"/>
           <w:b/>
-          <w:sz w:val="16"/>
-          <w:szCs w:val="16"/>
+          <w:sz w:val="20"/>
         </w:rPr>
         <w:t>INTERESTS</w:t>
       </w:r>
@@ -2273,7 +1526,167 @@
           <w:sz w:val="16"/>
           <w:szCs w:val="16"/>
         </w:rPr>
-        <w:t>Open-source software, systems design, language learning, sci-fi literature, and outdoor travel</w:t>
+        <w:t>Diving</w:t>
+      </w:r>
+      <w:r>
+        <w:rPr>
+          <w:rFonts w:ascii="Aptos" w:hAnsi="Aptos"/>
+          <w:sz w:val="16"/>
+          <w:szCs w:val="16"/>
+        </w:rPr>
+        <w:t xml:space="preserve"> into</w:t>
+      </w:r>
+      <w:r>
+        <w:rPr>
+          <w:rFonts w:ascii="Aptos" w:hAnsi="Aptos"/>
+          <w:sz w:val="16"/>
+          <w:szCs w:val="16"/>
+        </w:rPr>
+        <w:t xml:space="preserve"> Korean</w:t>
+      </w:r>
+      <w:r>
+        <w:rPr>
+          <w:rFonts w:ascii="Aptos" w:hAnsi="Aptos"/>
+          <w:sz w:val="16"/>
+          <w:szCs w:val="16"/>
+        </w:rPr>
+        <w:t xml:space="preserve"> and </w:t>
+      </w:r>
+      <w:r>
+        <w:rPr>
+          <w:rFonts w:ascii="Aptos" w:hAnsi="Aptos"/>
+          <w:sz w:val="16"/>
+          <w:szCs w:val="16"/>
+        </w:rPr>
+        <w:t>Russian</w:t>
+      </w:r>
+      <w:r>
+        <w:rPr>
+          <w:rFonts w:ascii="Aptos" w:hAnsi="Aptos"/>
+          <w:sz w:val="16"/>
+          <w:szCs w:val="16"/>
+        </w:rPr>
+        <w:t xml:space="preserve"> </w:t>
+      </w:r>
+      <w:r>
+        <w:rPr>
+          <w:rFonts w:ascii="Aptos" w:hAnsi="Aptos"/>
+          <w:sz w:val="16"/>
+          <w:szCs w:val="16"/>
+        </w:rPr>
+        <w:t>languages</w:t>
+      </w:r>
+      <w:r>
+        <w:rPr>
+          <w:rFonts w:ascii="Aptos" w:hAnsi="Aptos"/>
+          <w:sz w:val="16"/>
+          <w:szCs w:val="16"/>
+        </w:rPr>
+        <w:t>;</w:t>
+      </w:r>
+      <w:r>
+        <w:rPr>
+          <w:rFonts w:ascii="Aptos" w:hAnsi="Aptos"/>
+          <w:sz w:val="16"/>
+          <w:szCs w:val="16"/>
+        </w:rPr>
+        <w:t xml:space="preserve"> geeking out over</w:t>
+      </w:r>
+      <w:r>
+        <w:rPr>
+          <w:rFonts w:ascii="Aptos" w:hAnsi="Aptos"/>
+          <w:sz w:val="16"/>
+          <w:szCs w:val="16"/>
+        </w:rPr>
+        <w:t xml:space="preserve"> all things Sci-Fi</w:t>
+      </w:r>
+      <w:r>
+        <w:rPr>
+          <w:rFonts w:ascii="Aptos" w:hAnsi="Aptos"/>
+          <w:sz w:val="16"/>
+          <w:szCs w:val="16"/>
+        </w:rPr>
+        <w:t>,</w:t>
+      </w:r>
+      <w:r>
+        <w:rPr>
+          <w:rFonts w:ascii="Aptos" w:hAnsi="Aptos"/>
+          <w:sz w:val="16"/>
+          <w:szCs w:val="16"/>
+        </w:rPr>
+        <w:t xml:space="preserve"> e</w:t>
+      </w:r>
+      <w:r>
+        <w:rPr>
+          <w:rFonts w:ascii="Aptos" w:hAnsi="Aptos"/>
+          <w:sz w:val="16"/>
+          <w:szCs w:val="16"/>
+        </w:rPr>
+        <w:t xml:space="preserve">specially Dune </w:t>
+      </w:r>
+      <w:r>
+        <w:rPr>
+          <w:rFonts w:ascii="Aptos" w:hAnsi="Aptos"/>
+          <w:sz w:val="16"/>
+          <w:szCs w:val="16"/>
+        </w:rPr>
+        <w:t>or</w:t>
+      </w:r>
+      <w:r>
+        <w:rPr>
+          <w:rFonts w:ascii="Aptos" w:hAnsi="Aptos"/>
+          <w:sz w:val="16"/>
+          <w:szCs w:val="16"/>
+        </w:rPr>
+        <w:t xml:space="preserve"> Star Trek</w:t>
+      </w:r>
+      <w:r>
+        <w:rPr>
+          <w:rFonts w:ascii="Aptos" w:hAnsi="Aptos"/>
+          <w:sz w:val="16"/>
+          <w:szCs w:val="16"/>
+        </w:rPr>
+        <w:t>;</w:t>
+      </w:r>
+      <w:r>
+        <w:rPr>
+          <w:rFonts w:ascii="Aptos" w:hAnsi="Aptos"/>
+          <w:sz w:val="16"/>
+          <w:szCs w:val="16"/>
+        </w:rPr>
+        <w:t xml:space="preserve"> exploring new cities </w:t>
+      </w:r>
+      <w:r>
+        <w:rPr>
+          <w:rFonts w:ascii="Aptos" w:hAnsi="Aptos"/>
+          <w:sz w:val="16"/>
+          <w:szCs w:val="16"/>
+        </w:rPr>
+        <w:t>and embracing</w:t>
+      </w:r>
+      <w:r>
+        <w:rPr>
+          <w:rFonts w:ascii="Aptos" w:hAnsi="Aptos"/>
+          <w:sz w:val="16"/>
+          <w:szCs w:val="16"/>
+        </w:rPr>
+        <w:t xml:space="preserve"> nature</w:t>
+      </w:r>
+      <w:r>
+        <w:rPr>
+          <w:rFonts w:ascii="Aptos" w:hAnsi="Aptos"/>
+          <w:sz w:val="16"/>
+          <w:szCs w:val="16"/>
+        </w:rPr>
+        <w:t xml:space="preserve"> </w:t>
+      </w:r>
+      <w:r>
+        <w:rPr>
+          <w:rFonts w:ascii="Aptos" w:hAnsi="Aptos"/>
+          <w:sz w:val="16"/>
+          <w:szCs w:val="16"/>
+        </w:rPr>
+        <w:t>while camping</w:t>
       </w:r>
     </w:p>
     <w:sectPr>
@@ -3195,7 +2608,7 @@
   <w:abstractNum w:abstractNumId="8" w15:restartNumberingAfterBreak="0">
     <w:nsid w:val="2AEF5AA0"/>
     <w:multiLevelType w:val="hybridMultilevel"/>
-    <w:tmpl w:val="AC3291A6"/>
+    <w:tmpl w:val="0320476A"/>
     <w:lvl w:ilvl="0" w:tplc="04090001">
       <w:start w:val="1"/>
       <w:numFmt w:val="bullet"/>
@@ -5022,6 +4435,7 @@
   <w:style w:type="character" w:default="1" w:styleId="DefaultParagraphFont">
     <w:name w:val="Default Paragraph Font"/>
     <w:uiPriority w:val="1"/>
+    <w:semiHidden/>
     <w:unhideWhenUsed/>
   </w:style>
   <w:style w:type="table" w:default="1" w:styleId="TableNormal">

--- a/public/resume/Howard_Sun-Resume-2026.docx
+++ b/public/resume/Howard_Sun-Resume-2026.docx
@@ -8,7 +8,7 @@
           <w:bottom w:val="single" w:sz="6" w:space="1" w:color="auto"/>
         </w:pBdr>
         <w:spacing w:line="259" w:lineRule="auto"/>
-        <w:ind w:left="6300" w:hanging="6300"/>
+        <w:ind w:left="5940" w:hanging="5940"/>
         <w:rPr>
           <w:rStyle w:val="Hyperlink"/>
           <w:rFonts w:ascii="Aptos" w:hAnsi="Aptos"/>
@@ -18,30 +18,313 @@
       </w:pPr>
       <w:r>
         <w:rPr>
+          <w:rFonts w:ascii="Aptos" w:hAnsi="Aptos"/>
           <w:b/>
-          <w:sz w:val="20"/>
+          <w:bCs/>
         </w:rPr>
         <w:t>Howard Sun</w:t>
       </w:r>
       <w:r>
         <w:rPr>
-          <w:sz w:val="20"/>
+          <w:rFonts w:ascii="Aptos" w:hAnsi="Aptos"/>
+          <w:sz w:val="16"/>
+          <w:szCs w:val="16"/>
+        </w:rPr>
+        <w:t xml:space="preserve"> </w:t>
+      </w:r>
+      <w:r>
+        <w:rPr>
+          <w:rFonts w:ascii="Aptos" w:hAnsi="Aptos"/>
+          <w:sz w:val="16"/>
+          <w:szCs w:val="16"/>
+        </w:rPr>
+        <w:t xml:space="preserve">| </w:t>
+      </w:r>
+      <w:r>
+        <w:rPr>
+          <w:rFonts w:ascii="Aptos" w:hAnsi="Aptos"/>
+          <w:sz w:val="16"/>
+          <w:szCs w:val="16"/>
+        </w:rPr>
+        <w:t xml:space="preserve">Full-Stack </w:t>
+      </w:r>
+      <w:r>
+        <w:rPr>
+          <w:rFonts w:ascii="Aptos" w:hAnsi="Aptos"/>
+          <w:sz w:val="16"/>
+          <w:szCs w:val="16"/>
+        </w:rPr>
+        <w:t>Software Enginee</w:t>
+      </w:r>
+      <w:r>
+        <w:rPr>
+          <w:rFonts w:ascii="Aptos" w:hAnsi="Aptos"/>
+          <w:sz w:val="16"/>
+          <w:szCs w:val="16"/>
+        </w:rPr>
+        <w:t>r</w:t>
+      </w:r>
+      <w:r>
+        <w:rPr>
+          <w:rFonts w:ascii="Aptos" w:hAnsi="Aptos"/>
+          <w:sz w:val="16"/>
+          <w:szCs w:val="16"/>
+        </w:rPr>
+        <w:tab/>
+      </w:r>
+      <w:r>
+        <w:rPr>
+          <w:rFonts w:ascii="Aptos" w:hAnsi="Aptos"/>
+          <w:sz w:val="16"/>
+          <w:szCs w:val="16"/>
+        </w:rPr>
+        <w:t>Connecticut/NYC</w:t>
+      </w:r>
+      <w:r>
+        <w:rPr>
+          <w:rFonts w:ascii="Aptos" w:hAnsi="Aptos"/>
+          <w:sz w:val="16"/>
+          <w:szCs w:val="16"/>
+        </w:rPr>
+        <w:t xml:space="preserve"> </w:t>
+      </w:r>
+      <w:r>
+        <w:rPr>
+          <w:rFonts w:ascii="Aptos" w:hAnsi="Aptos"/>
+          <w:sz w:val="16"/>
+          <w:szCs w:val="16"/>
+        </w:rPr>
+        <w:t>·</w:t>
+      </w:r>
+      <w:r>
+        <w:rPr>
+          <w:rFonts w:ascii="Aptos" w:hAnsi="Aptos"/>
+          <w:sz w:val="16"/>
+          <w:szCs w:val="16"/>
+        </w:rPr>
+        <w:t xml:space="preserve"> </w:t>
+      </w:r>
+      <w:r>
+        <w:rPr>
+          <w:rFonts w:ascii="Aptos" w:hAnsi="Aptos"/>
+          <w:sz w:val="16"/>
+          <w:szCs w:val="16"/>
+        </w:rPr>
+        <w:t>Open to relocation</w:t>
+      </w:r>
+      <w:r>
+        <w:rPr>
+          <w:rFonts w:ascii="Aptos" w:hAnsi="Aptos"/>
+          <w:sz w:val="16"/>
+          <w:szCs w:val="16"/>
+        </w:rPr>
+        <w:t xml:space="preserve"> </w:t>
+      </w:r>
+      <w:r>
+        <w:rPr>
+          <w:rFonts w:ascii="Aptos" w:hAnsi="Aptos"/>
+          <w:sz w:val="16"/>
+          <w:szCs w:val="16"/>
+        </w:rPr>
+        <w:t>|</w:t>
+      </w:r>
+      <w:r>
+        <w:rPr>
+          <w:rFonts w:ascii="Aptos" w:hAnsi="Aptos"/>
+          <w:sz w:val="16"/>
+          <w:szCs w:val="16"/>
+        </w:rPr>
+        <w:t xml:space="preserve"> </w:t>
+      </w:r>
+      <w:hyperlink r:id="rId6" w:history="1">
+        <w:r>
+          <w:rPr>
+            <w:rStyle w:val="Hyperlink"/>
+            <w:rFonts w:ascii="Aptos" w:hAnsi="Aptos"/>
+            <w:sz w:val="16"/>
+            <w:szCs w:val="16"/>
+          </w:rPr>
+          <w:t>howardsun@pm.me</w:t>
+        </w:r>
+      </w:hyperlink>
+      <w:r>
+        <w:rPr>
+          <w:rFonts w:ascii="Aptos" w:hAnsi="Aptos"/>
+          <w:sz w:val="16"/>
+          <w:szCs w:val="16"/>
         </w:rPr>
         <w:t xml:space="preserve"> | </w:t>
       </w:r>
       <w:r>
         <w:rPr>
-          <w:sz w:val="20"/>
-        </w:rPr>
-        <w:t>Full-Stack Software Engineer | TypeScript, React, Node.js | Security, Testing &amp; Reliable Systems</w:t>
-      </w:r>
-      <w:r>
-        <w:rPr>
-          <w:sz w:val="20"/>
-        </w:rPr>
-        <w:tab/>
-        <w:t>646.801.8812 | Connecticut/NYC · Open to relocation | howardsun@pm.me</w:t>
-      </w:r>
+          <w:rFonts w:ascii="Aptos" w:hAnsi="Aptos"/>
+          <w:sz w:val="16"/>
+          <w:szCs w:val="16"/>
+        </w:rPr>
+        <w:t>646.801.8812</w:t>
+      </w:r>
+      <w:r>
+        <w:rPr>
+          <w:rFonts w:ascii="Aptos" w:hAnsi="Aptos"/>
+          <w:sz w:val="16"/>
+          <w:szCs w:val="16"/>
+        </w:rPr>
+        <w:t xml:space="preserve"> </w:t>
+      </w:r>
+      <w:hyperlink r:id="rId7" w:history="1">
+        <w:r>
+          <w:rPr>
+            <w:rStyle w:val="Hyperlink"/>
+            <w:rFonts w:ascii="Aptos" w:hAnsi="Aptos"/>
+            <w:sz w:val="16"/>
+            <w:szCs w:val="16"/>
+          </w:rPr>
+          <w:t>howardsun.me</w:t>
+        </w:r>
+      </w:hyperlink>
+      <w:r>
+        <w:t xml:space="preserve"> </w:t>
+      </w:r>
+      <w:r>
+        <w:rPr>
+          <w:rFonts w:ascii="Aptos" w:hAnsi="Aptos"/>
+          <w:sz w:val="16"/>
+          <w:szCs w:val="16"/>
+        </w:rPr>
+        <w:t xml:space="preserve">| </w:t>
+      </w:r>
+      <w:hyperlink r:id="rId8" w:history="1">
+        <w:r>
+          <w:rPr>
+            <w:rStyle w:val="Hyperlink"/>
+            <w:rFonts w:ascii="Aptos" w:hAnsi="Aptos"/>
+            <w:sz w:val="16"/>
+            <w:szCs w:val="16"/>
+          </w:rPr>
+          <w:t>github</w:t>
+        </w:r>
+        <w:r>
+          <w:rPr>
+            <w:rStyle w:val="Hyperlink"/>
+            <w:rFonts w:ascii="Aptos" w:hAnsi="Aptos"/>
+            <w:sz w:val="16"/>
+            <w:szCs w:val="16"/>
+          </w:rPr>
+          <w:t>.com</w:t>
+        </w:r>
+        <w:r>
+          <w:rPr>
+            <w:rStyle w:val="Hyperlink"/>
+            <w:rFonts w:ascii="Aptos" w:hAnsi="Aptos"/>
+            <w:sz w:val="16"/>
+            <w:szCs w:val="16"/>
+          </w:rPr>
+          <w:t>/</w:t>
+        </w:r>
+        <w:proofErr w:type="spellStart"/>
+        <w:r>
+          <w:rPr>
+            <w:rStyle w:val="Hyperlink"/>
+            <w:rFonts w:ascii="Aptos" w:hAnsi="Aptos"/>
+            <w:sz w:val="16"/>
+            <w:szCs w:val="16"/>
+          </w:rPr>
+          <w:t>howardsun</w:t>
+        </w:r>
+        <w:proofErr w:type="spellEnd"/>
+        <w:r>
+          <w:rPr>
+            <w:rStyle w:val="Hyperlink"/>
+            <w:rFonts w:ascii="Aptos" w:hAnsi="Aptos"/>
+            <w:sz w:val="16"/>
+            <w:szCs w:val="16"/>
+          </w:rPr>
+          <w:t>-dev</w:t>
+        </w:r>
+      </w:hyperlink>
+      <w:r>
+        <w:rPr>
+          <w:rStyle w:val="Hyperlink"/>
+          <w:rFonts w:ascii="Aptos" w:hAnsi="Aptos"/>
+          <w:sz w:val="16"/>
+          <w:szCs w:val="16"/>
+        </w:rPr>
+        <w:t xml:space="preserve"> </w:t>
+      </w:r>
+      <w:r>
+        <w:rPr>
+          <w:rFonts w:ascii="Aptos" w:hAnsi="Aptos"/>
+          <w:sz w:val="16"/>
+          <w:szCs w:val="16"/>
+        </w:rPr>
+        <w:t>|</w:t>
+      </w:r>
+      <w:r>
+        <w:rPr>
+          <w:rFonts w:ascii="Aptos" w:hAnsi="Aptos"/>
+          <w:sz w:val="16"/>
+          <w:szCs w:val="16"/>
+        </w:rPr>
+        <w:t xml:space="preserve"> </w:t>
+      </w:r>
+      <w:hyperlink r:id="rId9" w:history="1">
+        <w:r>
+          <w:rPr>
+            <w:rStyle w:val="Hyperlink"/>
+            <w:rFonts w:ascii="Aptos" w:hAnsi="Aptos"/>
+            <w:sz w:val="16"/>
+            <w:szCs w:val="16"/>
+          </w:rPr>
+          <w:t>linkedin</w:t>
+        </w:r>
+        <w:r>
+          <w:rPr>
+            <w:rStyle w:val="Hyperlink"/>
+            <w:rFonts w:ascii="Aptos" w:hAnsi="Aptos"/>
+            <w:sz w:val="16"/>
+            <w:szCs w:val="16"/>
+          </w:rPr>
+          <w:t>.com</w:t>
+        </w:r>
+        <w:r>
+          <w:rPr>
+            <w:rStyle w:val="Hyperlink"/>
+            <w:rFonts w:ascii="Aptos" w:hAnsi="Aptos"/>
+            <w:sz w:val="16"/>
+            <w:szCs w:val="16"/>
+          </w:rPr>
+          <w:t>/in</w:t>
+        </w:r>
+        <w:r>
+          <w:rPr>
+            <w:rStyle w:val="Hyperlink"/>
+            <w:rFonts w:ascii="Aptos" w:hAnsi="Aptos"/>
+            <w:sz w:val="16"/>
+            <w:szCs w:val="16"/>
+          </w:rPr>
+          <w:t>/</w:t>
+        </w:r>
+        <w:proofErr w:type="spellStart"/>
+        <w:r>
+          <w:rPr>
+            <w:rStyle w:val="Hyperlink"/>
+            <w:rFonts w:ascii="Aptos" w:hAnsi="Aptos"/>
+            <w:sz w:val="16"/>
+            <w:szCs w:val="16"/>
+          </w:rPr>
+          <w:t>howardsun</w:t>
+        </w:r>
+        <w:r>
+          <w:rPr>
+            <w:rStyle w:val="Hyperlink"/>
+            <w:rFonts w:ascii="Aptos" w:hAnsi="Aptos"/>
+            <w:sz w:val="16"/>
+            <w:szCs w:val="16"/>
+          </w:rPr>
+          <w:t>-swe</w:t>
+        </w:r>
+        <w:proofErr w:type="spellEnd"/>
+      </w:hyperlink>
     </w:p>
     <w:p>
       <w:pPr>
@@ -95,6 +378,42 @@
         </w:pBdr>
         <w:rPr>
           <w:rFonts w:ascii="Aptos" w:hAnsi="Aptos"/>
+          <w:sz w:val="16"/>
+          <w:szCs w:val="16"/>
+        </w:rPr>
+      </w:pPr>
+      <w:r>
+        <w:rPr>
+          <w:rFonts w:ascii="Aptos" w:hAnsi="Aptos"/>
+          <w:sz w:val="16"/>
+          <w:szCs w:val="16"/>
+        </w:rPr>
+        <w:t xml:space="preserve"> Full-stack software engineer focused on reliable, well-tested TypeScript applications across React, Node.js, and AWS-backed systems</w:t>
+      </w:r>
+      <w:r>
+        <w:rPr>
+          <w:rFonts w:ascii="Aptos" w:hAnsi="Aptos"/>
+          <w:sz w:val="16"/>
+          <w:szCs w:val="16"/>
+        </w:rPr>
+        <w:t>. Contributed to</w:t>
+      </w:r>
+      <w:r>
+        <w:rPr>
+          <w:rFonts w:ascii="Aptos" w:hAnsi="Aptos"/>
+          <w:sz w:val="16"/>
+          <w:szCs w:val="16"/>
+        </w:rPr>
+        <w:t xml:space="preserve"> Swell, an API testing platform, including security hardening, Redux modernization, TypeScript coverage, test infrastructure, and frontend reliability. Previously co-founded and led engineering for a children’s coding education platform, building production systems across AWS, Node.js, TypeScript, and database infrastructure.</w:t>
+      </w:r>
+    </w:p>
+    <w:p>
+      <w:pPr>
+        <w:pBdr>
+          <w:bottom w:val="single" w:sz="6" w:space="0" w:color="auto"/>
+        </w:pBdr>
+        <w:rPr>
+          <w:rFonts w:ascii="Aptos" w:hAnsi="Aptos"/>
           <w:b/>
           <w:bCs/>
           <w:sz w:val="16"/>
@@ -103,9 +422,31 @@
       </w:pPr>
       <w:r>
         <w:rPr>
-          <w:sz w:val="20"/>
-        </w:rPr>
-        <w:t>Full-stack software engineer focused on building reliable, well-tested applications with TypeScript, React, Node.js, and modern web tooling. Contributed to Swell, an open-source API testing platform (984★ on GitHub), with work spanning security hardening, test infrastructure, Redux modernization, and frontend architecture. Previously co-founded and led engineering for a children's coding education platform, building production systems across AWS, Node.js, TypeScript, and database infrastructure.</w:t>
+          <w:rFonts w:ascii="Aptos" w:hAnsi="Aptos"/>
+          <w:sz w:val="16"/>
+          <w:szCs w:val="16"/>
+        </w:rPr>
+        <w:t xml:space="preserve">   </w:t>
+      </w:r>
+      <w:r>
+        <w:rPr>
+          <w:rFonts w:ascii="Aptos" w:hAnsi="Aptos"/>
+          <w:b/>
+          <w:bCs/>
+          <w:sz w:val="16"/>
+          <w:szCs w:val="16"/>
+        </w:rPr>
+        <w:br/>
+      </w:r>
+      <w:r>
+        <w:rPr>
+          <w:rFonts w:ascii="Aptos" w:hAnsi="Aptos"/>
+          <w:b/>
+          <w:bCs/>
+          <w:sz w:val="16"/>
+          <w:szCs w:val="16"/>
+        </w:rPr>
+        <w:t>SKILLS</w:t>
       </w:r>
     </w:p>
     <w:p>
@@ -185,15 +526,51 @@
           <w:sz w:val="16"/>
           <w:szCs w:val="16"/>
         </w:rPr>
-        <w:t>, Zustand,</w:t>
-      </w:r>
-      <w:r>
-        <w:rPr>
-          <w:rFonts w:ascii="Aptos" w:hAnsi="Aptos"/>
-          <w:sz w:val="16"/>
-          <w:szCs w:val="16"/>
-        </w:rPr>
-        <w:t xml:space="preserve"> TanStack Router, React Router,</w:t>
+        <w:t xml:space="preserve">, </w:t>
+      </w:r>
+      <w:proofErr w:type="spellStart"/>
+      <w:r>
+        <w:rPr>
+          <w:rFonts w:ascii="Aptos" w:hAnsi="Aptos"/>
+          <w:sz w:val="16"/>
+          <w:szCs w:val="16"/>
+        </w:rPr>
+        <w:t>Zustand</w:t>
+      </w:r>
+      <w:proofErr w:type="spellEnd"/>
+      <w:r>
+        <w:rPr>
+          <w:rFonts w:ascii="Aptos" w:hAnsi="Aptos"/>
+          <w:sz w:val="16"/>
+          <w:szCs w:val="16"/>
+        </w:rPr>
+        <w:t>,</w:t>
+      </w:r>
+      <w:r>
+        <w:rPr>
+          <w:rFonts w:ascii="Aptos" w:hAnsi="Aptos"/>
+          <w:sz w:val="16"/>
+          <w:szCs w:val="16"/>
+        </w:rPr>
+        <w:t xml:space="preserve"> </w:t>
+      </w:r>
+      <w:proofErr w:type="spellStart"/>
+      <w:r>
+        <w:rPr>
+          <w:rFonts w:ascii="Aptos" w:hAnsi="Aptos"/>
+          <w:sz w:val="16"/>
+          <w:szCs w:val="16"/>
+        </w:rPr>
+        <w:t>TanStack</w:t>
+      </w:r>
+      <w:proofErr w:type="spellEnd"/>
+      <w:r>
+        <w:rPr>
+          <w:rFonts w:ascii="Aptos" w:hAnsi="Aptos"/>
+          <w:sz w:val="16"/>
+          <w:szCs w:val="16"/>
+        </w:rPr>
+        <w:t xml:space="preserve"> Router, React Router,</w:t>
       </w:r>
       <w:r>
         <w:rPr>
@@ -217,8 +594,18 @@
           <w:sz w:val="16"/>
           <w:szCs w:val="16"/>
         </w:rPr>
-        <w:t xml:space="preserve"> (Sass), Tailwind CSS, Material UI, DaisyUI</w:t>
-      </w:r>
+        <w:t xml:space="preserve"> (Sass), Tailwind CSS, Material UI, </w:t>
+      </w:r>
+      <w:proofErr w:type="spellStart"/>
+      <w:r>
+        <w:rPr>
+          <w:rFonts w:ascii="Aptos" w:hAnsi="Aptos"/>
+          <w:sz w:val="16"/>
+          <w:szCs w:val="16"/>
+        </w:rPr>
+        <w:t>DaisyUI</w:t>
+      </w:r>
+      <w:proofErr w:type="spellEnd"/>
       <w:r>
         <w:rPr>
           <w:rFonts w:ascii="Aptos" w:hAnsi="Aptos"/>
@@ -325,6 +712,7 @@
         </w:rPr>
         <w:t xml:space="preserve">, </w:t>
       </w:r>
+      <w:proofErr w:type="spellStart"/>
       <w:r>
         <w:rPr>
           <w:rFonts w:ascii="Aptos" w:hAnsi="Aptos"/>
@@ -333,14 +721,25 @@
         </w:rPr>
         <w:t>Cloudinary</w:t>
       </w:r>
-      <w:r>
-        <w:rPr>
-          <w:rFonts w:ascii="Aptos" w:hAnsi="Aptos"/>
-          <w:sz w:val="16"/>
-          <w:szCs w:val="16"/>
-        </w:rPr>
-        <w:t>, Arcjet</w:t>
-      </w:r>
+      <w:proofErr w:type="spellEnd"/>
+      <w:r>
+        <w:rPr>
+          <w:rFonts w:ascii="Aptos" w:hAnsi="Aptos"/>
+          <w:sz w:val="16"/>
+          <w:szCs w:val="16"/>
+        </w:rPr>
+        <w:t xml:space="preserve">, </w:t>
+      </w:r>
+      <w:proofErr w:type="spellStart"/>
+      <w:r>
+        <w:rPr>
+          <w:rFonts w:ascii="Aptos" w:hAnsi="Aptos"/>
+          <w:sz w:val="16"/>
+          <w:szCs w:val="16"/>
+        </w:rPr>
+        <w:t>Arcjet</w:t>
+      </w:r>
+      <w:proofErr w:type="spellEnd"/>
       <w:r>
         <w:rPr>
           <w:rFonts w:ascii="Aptos" w:hAnsi="Aptos"/>
@@ -529,8 +928,18 @@
           <w:sz w:val="16"/>
           <w:szCs w:val="16"/>
         </w:rPr>
-        <w:t xml:space="preserve"> Jest, Playwright, Mocha, Chai, Vitest</w:t>
-      </w:r>
+        <w:t xml:space="preserve"> Jest, Playwright, Mocha, Chai, </w:t>
+      </w:r>
+      <w:proofErr w:type="spellStart"/>
+      <w:r>
+        <w:rPr>
+          <w:rFonts w:ascii="Aptos" w:hAnsi="Aptos"/>
+          <w:sz w:val="16"/>
+          <w:szCs w:val="16"/>
+        </w:rPr>
+        <w:t>Vitest</w:t>
+      </w:r>
+      <w:proofErr w:type="spellEnd"/>
       <w:r>
         <w:rPr>
           <w:rFonts w:ascii="Aptos" w:hAnsi="Aptos"/>
@@ -591,23 +1000,69 @@
       </w:pPr>
       <w:r>
         <w:rPr>
+          <w:rFonts w:ascii="Aptos" w:hAnsi="Aptos"/>
           <w:b/>
-          <w:sz w:val="20"/>
-        </w:rPr>
-        <w:t>Swell ⋅</w:t>
-      </w:r>
-      <w:r>
-        <w:rPr>
-          <w:sz w:val="20"/>
+          <w:bCs/>
+          <w:sz w:val="16"/>
+          <w:szCs w:val="16"/>
+        </w:rPr>
+        <w:t>Swell ∙</w:t>
+      </w:r>
+      <w:r>
+        <w:rPr>
+          <w:rFonts w:ascii="Aptos" w:hAnsi="Aptos"/>
+          <w:sz w:val="16"/>
+          <w:szCs w:val="16"/>
         </w:rPr>
         <w:t xml:space="preserve"> Software Engineer</w:t>
       </w:r>
       <w:r>
         <w:rPr>
-          <w:sz w:val="20"/>
+          <w:rFonts w:ascii="Aptos" w:hAnsi="Aptos"/>
+          <w:sz w:val="16"/>
+          <w:szCs w:val="16"/>
+        </w:rPr>
+        <w:t xml:space="preserve"> </w:t>
+      </w:r>
+      <w:r>
+        <w:rPr>
+          <w:rFonts w:ascii="Aptos" w:hAnsi="Aptos"/>
+          <w:sz w:val="16"/>
+          <w:szCs w:val="16"/>
         </w:rPr>
         <w:tab/>
-        <w:t>April 2023 – November 2024</w:t>
+      </w:r>
+      <w:r>
+        <w:rPr>
+          <w:rFonts w:ascii="Aptos" w:hAnsi="Aptos"/>
+          <w:sz w:val="16"/>
+          <w:szCs w:val="16"/>
+        </w:rPr>
+        <w:t xml:space="preserve">April 2023 – </w:t>
+      </w:r>
+      <w:r>
+        <w:rPr>
+          <w:rFonts w:ascii="Aptos" w:hAnsi="Aptos"/>
+          <w:sz w:val="16"/>
+          <w:szCs w:val="16"/>
+        </w:rPr>
+        <w:t>November</w:t>
+      </w:r>
+      <w:r>
+        <w:rPr>
+          <w:rFonts w:ascii="Aptos" w:hAnsi="Aptos"/>
+          <w:sz w:val="16"/>
+          <w:szCs w:val="16"/>
+        </w:rPr>
+        <w:t xml:space="preserve"> 202</w:t>
+      </w:r>
+      <w:r>
+        <w:rPr>
+          <w:rFonts w:ascii="Aptos" w:hAnsi="Aptos"/>
+          <w:sz w:val="16"/>
+          <w:szCs w:val="16"/>
+        </w:rPr>
+        <w:t>5</w:t>
       </w:r>
     </w:p>
     <w:p>
@@ -873,20 +1328,45 @@
       </w:pPr>
       <w:r>
         <w:rPr>
+          <w:rFonts w:ascii="Aptos" w:hAnsi="Aptos"/>
           <w:b/>
-          <w:sz w:val="20"/>
-        </w:rPr>
-        <w:t>Mission Coders, LLC ⋅</w:t>
-      </w:r>
-      <w:r>
-        <w:rPr>
-          <w:sz w:val="20"/>
-        </w:rPr>
-        <w:t xml:space="preserve"> Co-Founder</w:t>
-      </w:r>
-      <w:r>
-        <w:rPr>
-          <w:sz w:val="20"/>
+          <w:bCs/>
+          <w:sz w:val="16"/>
+          <w:szCs w:val="16"/>
+        </w:rPr>
+        <w:t>Mission Coders, LLC ∙</w:t>
+      </w:r>
+      <w:r>
+        <w:rPr>
+          <w:rFonts w:ascii="Aptos" w:hAnsi="Aptos"/>
+          <w:b/>
+          <w:bCs/>
+          <w:sz w:val="16"/>
+          <w:szCs w:val="16"/>
+        </w:rPr>
+        <w:t xml:space="preserve"> </w:t>
+      </w:r>
+      <w:r>
+        <w:rPr>
+          <w:rFonts w:ascii="Aptos" w:hAnsi="Aptos"/>
+          <w:sz w:val="16"/>
+          <w:szCs w:val="16"/>
+        </w:rPr>
+        <w:t>Co-Founder</w:t>
+      </w:r>
+      <w:r>
+        <w:rPr>
+          <w:rFonts w:ascii="Aptos" w:hAnsi="Aptos"/>
+          <w:sz w:val="16"/>
+          <w:szCs w:val="16"/>
+        </w:rPr>
+        <w:t xml:space="preserve"> &amp; Software Engineer</w:t>
+      </w:r>
+      <w:r>
+        <w:rPr>
+          <w:rFonts w:ascii="Aptos" w:hAnsi="Aptos"/>
+          <w:sz w:val="16"/>
+          <w:szCs w:val="16"/>
         </w:rPr>
         <w:tab/>
         <w:t>May 2018 – December 2022</w:t>
@@ -1038,22 +1518,66 @@
       </w:pPr>
       <w:r>
         <w:rPr>
+          <w:rFonts w:ascii="Aptos" w:hAnsi="Aptos" w:cstheme="minorHAnsi"/>
           <w:b/>
-          <w:sz w:val="20"/>
-        </w:rPr>
-        <w:t>Quark Virtual Services ⋅</w:t>
-      </w:r>
-      <w:r>
-        <w:rPr>
-          <w:sz w:val="20"/>
-        </w:rPr>
-        <w:t xml:space="preserve"> Co-Founder</w:t>
-      </w:r>
-      <w:r>
-        <w:rPr>
-          <w:sz w:val="20"/>
+          <w:sz w:val="16"/>
+          <w:szCs w:val="16"/>
+        </w:rPr>
+        <w:t>Quark Virtual Services</w:t>
+      </w:r>
+      <w:r>
+        <w:rPr>
+          <w:rFonts w:ascii="Aptos" w:hAnsi="Aptos"/>
+          <w:b/>
+          <w:bCs/>
+          <w:sz w:val="16"/>
+          <w:szCs w:val="16"/>
+        </w:rPr>
+        <w:t xml:space="preserve"> ∙</w:t>
+      </w:r>
+      <w:r>
+        <w:rPr>
+          <w:rFonts w:ascii="Aptos" w:hAnsi="Aptos"/>
+          <w:b/>
+          <w:bCs/>
+          <w:sz w:val="16"/>
+          <w:szCs w:val="16"/>
+        </w:rPr>
+        <w:t xml:space="preserve"> </w:t>
+      </w:r>
+      <w:r>
+        <w:rPr>
+          <w:rFonts w:ascii="Aptos" w:hAnsi="Aptos" w:cstheme="minorHAnsi"/>
+          <w:bCs/>
+          <w:sz w:val="16"/>
+          <w:szCs w:val="16"/>
+        </w:rPr>
+        <w:t>Co-Founder</w:t>
+      </w:r>
+      <w:r>
+        <w:rPr>
+          <w:rFonts w:ascii="Aptos" w:hAnsi="Aptos" w:cstheme="minorHAnsi"/>
+          <w:bCs/>
+          <w:sz w:val="16"/>
+          <w:szCs w:val="16"/>
+        </w:rPr>
+        <w:t xml:space="preserve"> &amp; Infrastructure Engineer</w:t>
+      </w:r>
+      <w:r>
+        <w:rPr>
+          <w:rFonts w:ascii="Aptos" w:hAnsi="Aptos" w:cstheme="minorHAnsi"/>
+          <w:bCs/>
+          <w:sz w:val="16"/>
+          <w:szCs w:val="16"/>
         </w:rPr>
         <w:tab/>
+      </w:r>
+      <w:r>
+        <w:rPr>
+          <w:rFonts w:ascii="Aptos" w:hAnsi="Aptos" w:cstheme="minorHAnsi"/>
+          <w:sz w:val="16"/>
+          <w:szCs w:val="16"/>
+        </w:rPr>
         <w:t>April 2013 – October 2022</w:t>
       </w:r>
     </w:p>
@@ -1138,6 +1662,218 @@
           <w:lang w:eastAsia="ko-KR"/>
         </w:rPr>
         <w:t>PROJECTS</w:t>
+      </w:r>
+    </w:p>
+    <w:p>
+      <w:pPr>
+        <w:spacing w:line="259" w:lineRule="auto"/>
+        <w:rPr>
+          <w:rFonts w:ascii="Aptos" w:eastAsia="Malgun Gothic" w:hAnsi="Aptos" w:cstheme="minorHAnsi"/>
+          <w:sz w:val="16"/>
+          <w:szCs w:val="16"/>
+          <w:lang w:eastAsia="ko-KR"/>
+        </w:rPr>
+      </w:pPr>
+      <w:proofErr w:type="spellStart"/>
+      <w:r>
+        <w:rPr>
+          <w:rFonts w:ascii="Aptos" w:eastAsia="Malgun Gothic" w:hAnsi="Aptos" w:cstheme="minorHAnsi"/>
+          <w:b/>
+          <w:bCs/>
+          <w:sz w:val="16"/>
+          <w:szCs w:val="16"/>
+          <w:lang w:eastAsia="ko-KR"/>
+        </w:rPr>
+        <w:t>QuickChat</w:t>
+      </w:r>
+      <w:proofErr w:type="spellEnd"/>
+      <w:r>
+        <w:rPr>
+          <w:rFonts w:ascii="Aptos" w:eastAsia="Malgun Gothic" w:hAnsi="Aptos" w:cstheme="minorHAnsi"/>
+          <w:b/>
+          <w:bCs/>
+          <w:sz w:val="16"/>
+          <w:szCs w:val="16"/>
+          <w:lang w:eastAsia="ko-KR"/>
+        </w:rPr>
+        <w:t xml:space="preserve"> </w:t>
+      </w:r>
+      <w:r>
+        <w:rPr>
+          <w:rFonts w:ascii="Aptos" w:eastAsia="Malgun Gothic" w:hAnsi="Aptos" w:cstheme="minorHAnsi"/>
+          <w:b/>
+          <w:bCs/>
+          <w:sz w:val="16"/>
+          <w:szCs w:val="16"/>
+          <w:lang w:eastAsia="ko-KR"/>
+        </w:rPr>
+        <w:t>–</w:t>
+      </w:r>
+      <w:r>
+        <w:rPr>
+          <w:rFonts w:ascii="Aptos" w:eastAsia="Malgun Gothic" w:hAnsi="Aptos" w:cstheme="minorHAnsi"/>
+          <w:b/>
+          <w:bCs/>
+          <w:sz w:val="16"/>
+          <w:szCs w:val="16"/>
+          <w:lang w:eastAsia="ko-KR"/>
+        </w:rPr>
+        <w:t xml:space="preserve"> Real-time chat platform </w:t>
+      </w:r>
+      <w:r>
+        <w:rPr>
+          <w:rFonts w:ascii="Aptos" w:hAnsi="Aptos"/>
+          <w:color w:val="000000"/>
+          <w:sz w:val="16"/>
+          <w:szCs w:val="16"/>
+        </w:rPr>
+        <w:t xml:space="preserve">| </w:t>
+      </w:r>
+      <w:r>
+        <w:rPr>
+          <w:rFonts w:ascii="Aptos" w:hAnsi="Aptos"/>
+          <w:color w:val="000000"/>
+          <w:sz w:val="16"/>
+          <w:szCs w:val="16"/>
+        </w:rPr>
+        <w:t>github.com/</w:t>
+      </w:r>
+      <w:proofErr w:type="spellStart"/>
+      <w:r>
+        <w:rPr>
+          <w:rFonts w:ascii="Aptos" w:hAnsi="Aptos"/>
+          <w:color w:val="000000"/>
+          <w:sz w:val="16"/>
+          <w:szCs w:val="16"/>
+        </w:rPr>
+        <w:t>howardsun</w:t>
+      </w:r>
+      <w:proofErr w:type="spellEnd"/>
+      <w:r>
+        <w:rPr>
+          <w:rFonts w:ascii="Aptos" w:hAnsi="Aptos"/>
+          <w:color w:val="000000"/>
+          <w:sz w:val="16"/>
+          <w:szCs w:val="16"/>
+        </w:rPr>
+        <w:t>-dev/</w:t>
+      </w:r>
+      <w:proofErr w:type="spellStart"/>
+      <w:r>
+        <w:rPr>
+          <w:rFonts w:ascii="Aptos" w:hAnsi="Aptos"/>
+          <w:color w:val="000000"/>
+          <w:sz w:val="16"/>
+          <w:szCs w:val="16"/>
+        </w:rPr>
+        <w:t>quickchat</w:t>
+      </w:r>
+      <w:proofErr w:type="spellEnd"/>
+    </w:p>
+    <w:p>
+      <w:pPr>
+        <w:pStyle w:val="ListParagraph"/>
+        <w:numPr>
+          <w:ilvl w:val="0"/>
+          <w:numId w:val="14"/>
+        </w:numPr>
+        <w:spacing w:line="259" w:lineRule="auto"/>
+        <w:ind w:left="270" w:hanging="180"/>
+        <w:rPr>
+          <w:rFonts w:ascii="Aptos" w:eastAsia="Malgun Gothic" w:hAnsi="Aptos" w:cstheme="minorHAnsi"/>
+          <w:sz w:val="16"/>
+          <w:szCs w:val="16"/>
+          <w:lang w:eastAsia="ko-KR"/>
+        </w:rPr>
+      </w:pPr>
+      <w:r>
+        <w:rPr>
+          <w:rFonts w:ascii="Aptos" w:eastAsia="Malgun Gothic" w:hAnsi="Aptos" w:cstheme="minorHAnsi"/>
+          <w:sz w:val="16"/>
+          <w:szCs w:val="16"/>
+          <w:lang w:eastAsia="ko-KR"/>
+        </w:rPr>
+        <w:t xml:space="preserve">Built a deployed real-time messaging platform using React, Node.js, Express, MongoDB, and Socket.IO with authentication, persistent chat data, and online/offline presence detection. Implemented </w:t>
+      </w:r>
+      <w:proofErr w:type="spellStart"/>
+      <w:r>
+        <w:rPr>
+          <w:rFonts w:ascii="Aptos" w:eastAsia="Malgun Gothic" w:hAnsi="Aptos" w:cstheme="minorHAnsi"/>
+          <w:sz w:val="16"/>
+          <w:szCs w:val="16"/>
+          <w:lang w:eastAsia="ko-KR"/>
+        </w:rPr>
+        <w:t>Zustand</w:t>
+      </w:r>
+      <w:proofErr w:type="spellEnd"/>
+      <w:r>
+        <w:rPr>
+          <w:rFonts w:ascii="Aptos" w:eastAsia="Malgun Gothic" w:hAnsi="Aptos" w:cstheme="minorHAnsi"/>
+          <w:sz w:val="16"/>
+          <w:szCs w:val="16"/>
+          <w:lang w:eastAsia="ko-KR"/>
+        </w:rPr>
+        <w:t xml:space="preserve"> for state management, optimistic UI updates, secure media uploads through </w:t>
+      </w:r>
+      <w:proofErr w:type="spellStart"/>
+      <w:r>
+        <w:rPr>
+          <w:rFonts w:ascii="Aptos" w:eastAsia="Malgun Gothic" w:hAnsi="Aptos" w:cstheme="minorHAnsi"/>
+          <w:sz w:val="16"/>
+          <w:szCs w:val="16"/>
+          <w:lang w:eastAsia="ko-KR"/>
+        </w:rPr>
+        <w:t>Cloudinary</w:t>
+      </w:r>
+      <w:proofErr w:type="spellEnd"/>
+      <w:r>
+        <w:rPr>
+          <w:rFonts w:ascii="Aptos" w:eastAsia="Malgun Gothic" w:hAnsi="Aptos" w:cstheme="minorHAnsi"/>
+          <w:sz w:val="16"/>
+          <w:szCs w:val="16"/>
+          <w:lang w:eastAsia="ko-KR"/>
+        </w:rPr>
+        <w:t xml:space="preserve">, and request protection/rate limiting with </w:t>
+      </w:r>
+      <w:proofErr w:type="spellStart"/>
+      <w:r>
+        <w:rPr>
+          <w:rFonts w:ascii="Aptos" w:eastAsia="Malgun Gothic" w:hAnsi="Aptos" w:cstheme="minorHAnsi"/>
+          <w:sz w:val="16"/>
+          <w:szCs w:val="16"/>
+          <w:lang w:eastAsia="ko-KR"/>
+        </w:rPr>
+        <w:t>Arcjet</w:t>
+      </w:r>
+      <w:proofErr w:type="spellEnd"/>
+      <w:r>
+        <w:rPr>
+          <w:rFonts w:ascii="Aptos" w:eastAsia="Malgun Gothic" w:hAnsi="Aptos" w:cstheme="minorHAnsi"/>
+          <w:sz w:val="16"/>
+          <w:szCs w:val="16"/>
+          <w:lang w:eastAsia="ko-KR"/>
+        </w:rPr>
+        <w:t>. Designed a responsive Tailwind CSS/</w:t>
+      </w:r>
+      <w:proofErr w:type="spellStart"/>
+      <w:r>
+        <w:rPr>
+          <w:rFonts w:ascii="Aptos" w:eastAsia="Malgun Gothic" w:hAnsi="Aptos" w:cstheme="minorHAnsi"/>
+          <w:sz w:val="16"/>
+          <w:szCs w:val="16"/>
+          <w:lang w:eastAsia="ko-KR"/>
+        </w:rPr>
+        <w:t>DaisyUI</w:t>
+      </w:r>
+      <w:proofErr w:type="spellEnd"/>
+      <w:r>
+        <w:rPr>
+          <w:rFonts w:ascii="Aptos" w:eastAsia="Malgun Gothic" w:hAnsi="Aptos" w:cstheme="minorHAnsi"/>
+          <w:sz w:val="16"/>
+          <w:szCs w:val="16"/>
+          <w:lang w:eastAsia="ko-KR"/>
+        </w:rPr>
+        <w:t xml:space="preserve"> interface for desktop and mobile users.</w:t>
       </w:r>
     </w:p>
     <w:p>
@@ -1274,70 +2010,29 @@
           <w:szCs w:val="16"/>
           <w:lang w:eastAsia="ko-KR"/>
         </w:rPr>
-        <w:t xml:space="preserve">QuickChat </w:t>
+        <w:t>CI/CD Portfolio Site</w:t>
       </w:r>
       <w:r>
         <w:rPr>
           <w:rFonts w:ascii="Aptos" w:eastAsia="Malgun Gothic" w:hAnsi="Aptos" w:cstheme="minorHAnsi"/>
-          <w:b/>
-          <w:bCs/>
           <w:sz w:val="16"/>
           <w:szCs w:val="16"/>
           <w:lang w:eastAsia="ko-KR"/>
         </w:rPr>
-        <w:t>–</w:t>
-      </w:r>
-      <w:r>
-        <w:rPr>
-          <w:rFonts w:ascii="Aptos" w:eastAsia="Malgun Gothic" w:hAnsi="Aptos" w:cstheme="minorHAnsi"/>
-          <w:b/>
-          <w:bCs/>
-          <w:sz w:val="16"/>
-          <w:szCs w:val="16"/>
-          <w:lang w:eastAsia="ko-KR"/>
-        </w:rPr>
-        <w:t xml:space="preserve"> Real-time chat </w:t>
-      </w:r>
-      <w:r>
-        <w:rPr>
-          <w:rFonts w:ascii="Aptos" w:eastAsia="Malgun Gothic" w:hAnsi="Aptos" w:cstheme="minorHAnsi"/>
-          <w:b/>
-          <w:bCs/>
-          <w:sz w:val="16"/>
-          <w:szCs w:val="16"/>
-          <w:lang w:eastAsia="ko-KR"/>
-        </w:rPr>
-        <w:t>platform</w:t>
-      </w:r>
-      <w:r>
-        <w:rPr>
-          <w:rFonts w:ascii="Aptos" w:eastAsia="Malgun Gothic" w:hAnsi="Aptos" w:cstheme="minorHAnsi"/>
-          <w:b/>
-          <w:bCs/>
-          <w:sz w:val="16"/>
-          <w:szCs w:val="16"/>
-          <w:lang w:eastAsia="ko-KR"/>
-        </w:rPr>
-        <w:t xml:space="preserve"> </w:t>
-      </w:r>
-      <w:r>
-        <w:rPr>
-          <w:rFonts w:ascii="Aptos" w:hAnsi="Aptos"/>
-          <w:color w:val="000000"/>
-          <w:sz w:val="16"/>
-          <w:szCs w:val="16"/>
-        </w:rPr>
-        <w:t xml:space="preserve">| </w:t>
-      </w:r>
-      <w:r>
-        <w:rPr>
-          <w:rFonts w:ascii="Aptos" w:hAnsi="Aptos"/>
-          <w:color w:val="000000"/>
-          <w:sz w:val="16"/>
-          <w:szCs w:val="16"/>
-        </w:rPr>
-        <w:t>github.com/howardsun-dev/quickchat</w:t>
-      </w:r>
+        <w:t xml:space="preserve"> | </w:t>
+      </w:r>
+      <w:hyperlink r:id="rId11" w:history="1">
+        <w:r>
+          <w:rPr>
+            <w:rStyle w:val="Hyperlink"/>
+            <w:rFonts w:ascii="Aptos" w:eastAsia="Malgun Gothic" w:hAnsi="Aptos" w:cstheme="minorHAnsi"/>
+            <w:sz w:val="16"/>
+            <w:szCs w:val="16"/>
+            <w:lang w:eastAsia="ko-KR"/>
+          </w:rPr>
+          <w:t>https://howardsun.me</w:t>
+        </w:r>
+      </w:hyperlink>
     </w:p>
     <w:p>
       <w:pPr>
@@ -1362,39 +2057,9 @@
           <w:szCs w:val="16"/>
           <w:lang w:eastAsia="ko-KR"/>
         </w:rPr>
-        <w:t>Built a deployed real-time messaging platform using React, Node.js, Express, MongoDB, and Socket.IO with authentication, persistent chat data, and online/offline presence detection. Implemented Zustand for state management, optimistic UI updates, secure media uploads through Cloudinary, and request protection/rate limiting with Arcjet. Designed a responsive Tailwind CSS/DaisyUI interface for desktop and mobile users.</w:t>
-      </w:r>
-    </w:p>
-    <w:p>
-      <w:pPr>
-        <w:spacing w:line="259" w:lineRule="auto"/>
-        <w:rPr>
-          <w:rFonts w:ascii="Aptos" w:hAnsi="Aptos"/>
-          <w:color w:val="000000"/>
-          <w:sz w:val="16"/>
-          <w:szCs w:val="16"/>
-        </w:rPr>
-      </w:pPr>
-      <w:r>
-        <w:rPr>
-          <w:rFonts w:ascii="Aptos" w:hAnsi="Aptos"/>
-          <w:b/>
-          <w:bCs/>
-          <w:color w:val="000000"/>
-          <w:sz w:val="16"/>
-          <w:szCs w:val="16"/>
-        </w:rPr>
-        <w:t>Home Automation</w:t>
-      </w:r>
-      <w:r>
-        <w:rPr>
-          <w:rFonts w:ascii="Aptos" w:hAnsi="Aptos"/>
-          <w:color w:val="000000"/>
-          <w:sz w:val="16"/>
-          <w:szCs w:val="16"/>
-        </w:rPr>
-        <w:t xml:space="preserve"> – </w:t>
-      </w:r>
+        <w:t xml:space="preserve">Built and deployed a React 19/TypeScript portfolio application using Vite and </w:t>
+      </w:r>
+      <w:proofErr w:type="spellStart"/>
       <w:r>
         <w:rPr>
           <w:rFonts w:ascii="Aptos" w:eastAsia="Malgun Gothic" w:hAnsi="Aptos" w:cstheme="minorHAnsi"/>
@@ -1402,44 +2067,17 @@
           <w:szCs w:val="16"/>
           <w:lang w:eastAsia="ko-KR"/>
         </w:rPr>
-        <w:t xml:space="preserve">Engineering </w:t>
-      </w:r>
-      <w:r>
-        <w:rPr>
-          <w:rFonts w:ascii="Aptos" w:hAnsi="Aptos"/>
-          <w:color w:val="000000"/>
-          <w:sz w:val="16"/>
-          <w:szCs w:val="16"/>
-        </w:rPr>
-        <w:t>Project</w:t>
-      </w:r>
-    </w:p>
-    <w:p>
-      <w:pPr>
-        <w:pStyle w:val="ListParagraph"/>
-        <w:numPr>
-          <w:ilvl w:val="0"/>
-          <w:numId w:val="14"/>
-        </w:numPr>
-        <w:spacing w:line="259" w:lineRule="auto"/>
-        <w:ind w:left="270" w:hanging="180"/>
+        <w:t>TanStack</w:t>
+      </w:r>
+      <w:proofErr w:type="spellEnd"/>
+      <w:r>
         <w:rPr>
           <w:rFonts w:ascii="Aptos" w:eastAsia="Malgun Gothic" w:hAnsi="Aptos" w:cstheme="minorHAnsi"/>
           <w:sz w:val="16"/>
           <w:szCs w:val="16"/>
           <w:lang w:eastAsia="ko-KR"/>
         </w:rPr>
-      </w:pPr>
-      <w:r>
-        <w:rPr>
-          <w:rFonts w:ascii="Aptos" w:eastAsia="Times New Roman" w:hAnsi="Aptos" w:cs="Arial"/>
-          <w:color w:val="000000"/>
-          <w:kern w:val="0"/>
-          <w:sz w:val="16"/>
-          <w:szCs w:val="16"/>
-          <w14:ligatures w14:val="none"/>
-        </w:rPr>
-        <w:t>Built a Raspberry Pi and Arduino-based home automation system using C++ for low-level device control. Integrated subsystems for automated blind control, timing-based routines, and PWM-driven hardware behavior. Optimized memory usage and control logic for reliable long-running operation.</w:t>
+        <w:t xml:space="preserve"> Router with automated CI/CD workflows through GitHub Actions to AWS S3 and CloudFront. Implemented production build validation, dependency auditing, SPA route fallback support, cache-aware deployments, and optional CloudFront invalidation to improve deployment reliability and frontend delivery consistency.</w:t>
       </w:r>
     </w:p>
     <w:p>
@@ -1487,9 +2125,108 @@
       </w:pPr>
       <w:r>
         <w:rPr>
-          <w:sz w:val="20"/>
-        </w:rPr>
-        <w:t>Central Connecticut State University – B.S. Electronic Technology, 2012</w:t>
+          <w:rFonts w:ascii="Aptos" w:hAnsi="Aptos" w:cstheme="minorHAnsi"/>
+          <w:b/>
+          <w:sz w:val="16"/>
+          <w:szCs w:val="16"/>
+        </w:rPr>
+        <w:t>Central Connecticut State University</w:t>
+      </w:r>
+      <w:r>
+        <w:rPr>
+          <w:rFonts w:ascii="Aptos" w:hAnsi="Aptos" w:cstheme="minorHAnsi"/>
+          <w:sz w:val="16"/>
+          <w:szCs w:val="16"/>
+        </w:rPr>
+        <w:t xml:space="preserve"> – B.S. Electronic Technology</w:t>
+      </w:r>
+      <w:r>
+        <w:rPr>
+          <w:rFonts w:ascii="Aptos" w:hAnsi="Aptos" w:cstheme="minorHAnsi"/>
+          <w:sz w:val="16"/>
+          <w:szCs w:val="16"/>
+        </w:rPr>
+        <w:tab/>
+      </w:r>
+      <w:r>
+        <w:rPr>
+          <w:rFonts w:ascii="Aptos" w:hAnsi="Aptos" w:cstheme="minorHAnsi"/>
+          <w:sz w:val="16"/>
+          <w:szCs w:val="16"/>
+        </w:rPr>
+        <w:tab/>
+      </w:r>
+      <w:r>
+        <w:rPr>
+          <w:rFonts w:ascii="Aptos" w:hAnsi="Aptos" w:cstheme="minorHAnsi"/>
+          <w:sz w:val="16"/>
+          <w:szCs w:val="16"/>
+        </w:rPr>
+        <w:tab/>
+      </w:r>
+      <w:r>
+        <w:rPr>
+          <w:rFonts w:ascii="Aptos" w:hAnsi="Aptos" w:cstheme="minorHAnsi"/>
+          <w:sz w:val="16"/>
+          <w:szCs w:val="16"/>
+        </w:rPr>
+        <w:tab/>
+      </w:r>
+      <w:r>
+        <w:rPr>
+          <w:rFonts w:ascii="Aptos" w:hAnsi="Aptos" w:cstheme="minorHAnsi"/>
+          <w:sz w:val="16"/>
+          <w:szCs w:val="16"/>
+        </w:rPr>
+        <w:tab/>
+      </w:r>
+      <w:r>
+        <w:rPr>
+          <w:rFonts w:ascii="Aptos" w:hAnsi="Aptos" w:cstheme="minorHAnsi"/>
+          <w:sz w:val="16"/>
+          <w:szCs w:val="16"/>
+        </w:rPr>
+        <w:tab/>
+      </w:r>
+      <w:r>
+        <w:rPr>
+          <w:rFonts w:ascii="Aptos" w:hAnsi="Aptos" w:cstheme="minorHAnsi"/>
+          <w:sz w:val="16"/>
+          <w:szCs w:val="16"/>
+        </w:rPr>
+        <w:tab/>
+      </w:r>
+      <w:r>
+        <w:rPr>
+          <w:rFonts w:ascii="Aptos" w:hAnsi="Aptos" w:cstheme="minorHAnsi"/>
+          <w:sz w:val="16"/>
+          <w:szCs w:val="16"/>
+        </w:rPr>
+        <w:tab/>
+      </w:r>
+      <w:r>
+        <w:rPr>
+          <w:rFonts w:ascii="Aptos" w:hAnsi="Aptos" w:cstheme="minorHAnsi"/>
+          <w:sz w:val="16"/>
+          <w:szCs w:val="16"/>
+        </w:rPr>
+        <w:tab/>
+      </w:r>
+      <w:r>
+        <w:rPr>
+          <w:rFonts w:ascii="Aptos" w:hAnsi="Aptos" w:cstheme="minorHAnsi"/>
+          <w:sz w:val="16"/>
+          <w:szCs w:val="16"/>
+        </w:rPr>
+        <w:t xml:space="preserve">           </w:t>
+      </w:r>
+      <w:r>
+        <w:rPr>
+          <w:rFonts w:ascii="Aptos" w:hAnsi="Aptos" w:cstheme="minorHAnsi"/>
+          <w:sz w:val="16"/>
+          <w:szCs w:val="16"/>
+        </w:rPr>
+        <w:t>2012</w:t>
       </w:r>
     </w:p>
     <w:p>
@@ -1506,8 +2243,18 @@
       </w:pPr>
       <w:r>
         <w:rPr>
+          <w:rFonts w:ascii="Aptos" w:hAnsi="Aptos"/>
+          <w:sz w:val="16"/>
+          <w:szCs w:val="16"/>
+        </w:rPr>
+        <w:br/>
+      </w:r>
+      <w:r>
+        <w:rPr>
+          <w:rFonts w:ascii="Aptos" w:hAnsi="Aptos" w:cstheme="minorHAnsi"/>
           <w:b/>
-          <w:sz w:val="20"/>
+          <w:sz w:val="16"/>
+          <w:szCs w:val="16"/>
         </w:rPr>
         <w:t>INTERESTS</w:t>
       </w:r>
@@ -1526,167 +2273,7 @@
           <w:sz w:val="16"/>
           <w:szCs w:val="16"/>
         </w:rPr>
-        <w:t>Diving</w:t>
-      </w:r>
-      <w:r>
-        <w:rPr>
-          <w:rFonts w:ascii="Aptos" w:hAnsi="Aptos"/>
-          <w:sz w:val="16"/>
-          <w:szCs w:val="16"/>
-        </w:rPr>
-        <w:t xml:space="preserve"> into</w:t>
-      </w:r>
-      <w:r>
-        <w:rPr>
-          <w:rFonts w:ascii="Aptos" w:hAnsi="Aptos"/>
-          <w:sz w:val="16"/>
-          <w:szCs w:val="16"/>
-        </w:rPr>
-        <w:t xml:space="preserve"> Korean</w:t>
-      </w:r>
-      <w:r>
-        <w:rPr>
-          <w:rFonts w:ascii="Aptos" w:hAnsi="Aptos"/>
-          <w:sz w:val="16"/>
-          <w:szCs w:val="16"/>
-        </w:rPr>
-        <w:t xml:space="preserve"> and </w:t>
-      </w:r>
-      <w:r>
-        <w:rPr>
-          <w:rFonts w:ascii="Aptos" w:hAnsi="Aptos"/>
-          <w:sz w:val="16"/>
-          <w:szCs w:val="16"/>
-        </w:rPr>
-        <w:t>Russian</w:t>
-      </w:r>
-      <w:r>
-        <w:rPr>
-          <w:rFonts w:ascii="Aptos" w:hAnsi="Aptos"/>
-          <w:sz w:val="16"/>
-          <w:szCs w:val="16"/>
-        </w:rPr>
-        <w:t xml:space="preserve"> </w:t>
-      </w:r>
-      <w:r>
-        <w:rPr>
-          <w:rFonts w:ascii="Aptos" w:hAnsi="Aptos"/>
-          <w:sz w:val="16"/>
-          <w:szCs w:val="16"/>
-        </w:rPr>
-        <w:t>languages</w:t>
-      </w:r>
-      <w:r>
-        <w:rPr>
-          <w:rFonts w:ascii="Aptos" w:hAnsi="Aptos"/>
-          <w:sz w:val="16"/>
-          <w:szCs w:val="16"/>
-        </w:rPr>
-        <w:t>;</w:t>
-      </w:r>
-      <w:r>
-        <w:rPr>
-          <w:rFonts w:ascii="Aptos" w:hAnsi="Aptos"/>
-          <w:sz w:val="16"/>
-          <w:szCs w:val="16"/>
-        </w:rPr>
-        <w:t xml:space="preserve"> geeking out over</w:t>
-      </w:r>
-      <w:r>
-        <w:rPr>
-          <w:rFonts w:ascii="Aptos" w:hAnsi="Aptos"/>
-          <w:sz w:val="16"/>
-          <w:szCs w:val="16"/>
-        </w:rPr>
-        <w:t xml:space="preserve"> all things Sci-Fi</w:t>
-      </w:r>
-      <w:r>
-        <w:rPr>
-          <w:rFonts w:ascii="Aptos" w:hAnsi="Aptos"/>
-          <w:sz w:val="16"/>
-          <w:szCs w:val="16"/>
-        </w:rPr>
-        <w:t>,</w:t>
-      </w:r>
-      <w:r>
-        <w:rPr>
-          <w:rFonts w:ascii="Aptos" w:hAnsi="Aptos"/>
-          <w:sz w:val="16"/>
-          <w:szCs w:val="16"/>
-        </w:rPr>
-        <w:t xml:space="preserve"> e</w:t>
-      </w:r>
-      <w:r>
-        <w:rPr>
-          <w:rFonts w:ascii="Aptos" w:hAnsi="Aptos"/>
-          <w:sz w:val="16"/>
-          <w:szCs w:val="16"/>
-        </w:rPr>
-        <w:t xml:space="preserve">specially Dune </w:t>
-      </w:r>
-      <w:r>
-        <w:rPr>
-          <w:rFonts w:ascii="Aptos" w:hAnsi="Aptos"/>
-          <w:sz w:val="16"/>
-          <w:szCs w:val="16"/>
-        </w:rPr>
-        <w:t>or</w:t>
-      </w:r>
-      <w:r>
-        <w:rPr>
-          <w:rFonts w:ascii="Aptos" w:hAnsi="Aptos"/>
-          <w:sz w:val="16"/>
-          <w:szCs w:val="16"/>
-        </w:rPr>
-        <w:t xml:space="preserve"> Star Trek</w:t>
-      </w:r>
-      <w:r>
-        <w:rPr>
-          <w:rFonts w:ascii="Aptos" w:hAnsi="Aptos"/>
-          <w:sz w:val="16"/>
-          <w:szCs w:val="16"/>
-        </w:rPr>
-        <w:t>;</w:t>
-      </w:r>
-      <w:r>
-        <w:rPr>
-          <w:rFonts w:ascii="Aptos" w:hAnsi="Aptos"/>
-          <w:sz w:val="16"/>
-          <w:szCs w:val="16"/>
-        </w:rPr>
-        <w:t xml:space="preserve"> exploring new cities </w:t>
-      </w:r>
-      <w:r>
-        <w:rPr>
-          <w:rFonts w:ascii="Aptos" w:hAnsi="Aptos"/>
-          <w:sz w:val="16"/>
-          <w:szCs w:val="16"/>
-        </w:rPr>
-        <w:t>and embracing</w:t>
-      </w:r>
-      <w:r>
-        <w:rPr>
-          <w:rFonts w:ascii="Aptos" w:hAnsi="Aptos"/>
-          <w:sz w:val="16"/>
-          <w:szCs w:val="16"/>
-        </w:rPr>
-        <w:t xml:space="preserve"> nature</w:t>
-      </w:r>
-      <w:r>
-        <w:rPr>
-          <w:rFonts w:ascii="Aptos" w:hAnsi="Aptos"/>
-          <w:sz w:val="16"/>
-          <w:szCs w:val="16"/>
-        </w:rPr>
-        <w:t xml:space="preserve"> </w:t>
-      </w:r>
-      <w:r>
-        <w:rPr>
-          <w:rFonts w:ascii="Aptos" w:hAnsi="Aptos"/>
-          <w:sz w:val="16"/>
-          <w:szCs w:val="16"/>
-        </w:rPr>
-        <w:t>while camping</w:t>
+        <w:t>Open-source software, systems design, language learning, sci-fi literature, and outdoor travel</w:t>
       </w:r>
     </w:p>
     <w:sectPr>
@@ -2608,7 +3195,7 @@
   <w:abstractNum w:abstractNumId="8" w15:restartNumberingAfterBreak="0">
     <w:nsid w:val="2AEF5AA0"/>
     <w:multiLevelType w:val="hybridMultilevel"/>
-    <w:tmpl w:val="0320476A"/>
+    <w:tmpl w:val="AC3291A6"/>
     <w:lvl w:ilvl="0" w:tplc="04090001">
       <w:start w:val="1"/>
       <w:numFmt w:val="bullet"/>
@@ -4435,7 +5022,6 @@
   <w:style w:type="character" w:default="1" w:styleId="DefaultParagraphFont">
     <w:name w:val="Default Paragraph Font"/>
     <w:uiPriority w:val="1"/>
-    <w:semiHidden/>
     <w:unhideWhenUsed/>
   </w:style>
   <w:style w:type="table" w:default="1" w:styleId="TableNormal">
